--- a/models/tools/pruning-and-refactoring/synchronization/src/main/resources/synchronization/Gendoc/gendocTemplate.docx
+++ b/models/tools/pruning-and-refactoring/synchronization/src/main/resources/synchronization/Gendoc/gendocTemplate.docx
@@ -1,6 +1,6 @@
 
 <file path=word/document.xml><?xml version="1.0" encoding="utf-8"?>
-<w:document xmlns:wpc="http://schemas.microsoft.com/office/word/2010/wordprocessingCanvas" xmlns:cx="http://schemas.microsoft.com/office/drawing/2014/chartex" xmlns:cx1="http://schemas.microsoft.com/office/drawing/2015/9/8/chartex" xmlns:cx2="http://schemas.microsoft.com/office/drawing/2015/10/21/chartex" xmlns:cx3="http://schemas.microsoft.com/office/drawing/2016/5/9/chartex" xmlns:cx4="http://schemas.microsoft.com/office/drawing/2016/5/10/chartex" xmlns:cx5="http://schemas.microsoft.com/office/drawing/2016/5/11/chartex" xmlns:cx6="http://schemas.microsoft.com/office/drawing/2016/5/12/chartex" xmlns:cx7="http://schemas.microsoft.com/office/drawing/2016/5/13/chartex" xmlns:cx8="http://schemas.microsoft.com/office/drawing/2016/5/14/chartex" xmlns:mc="http://schemas.openxmlformats.org/markup-compatibility/2006" xmlns:aink="http://schemas.microsoft.com/office/drawing/2016/ink" xmlns:am3d="http://schemas.microsoft.com/office/drawing/2017/model3d" xmlns:o="urn:schemas-microsoft-com:office:office" xmlns:oel="http://schemas.microsoft.com/office/2019/extlst" xmlns:r="http://schemas.openxmlformats.org/officeDocument/2006/relationships" xmlns:m="http://schemas.openxmlformats.org/officeDocument/2006/math" xmlns:v="urn:schemas-microsoft-com:vml" xmlns:wp14="http://schemas.microsoft.com/office/word/2010/wordprocessingDrawing" xmlns:wp="http://schemas.openxmlformats.org/drawingml/2006/wordprocessingDrawing" xmlns:w10="urn:schemas-microsoft-com:office:word" xmlns:w="http://schemas.openxmlformats.org/wordprocessingml/2006/main" xmlns:w14="http://schemas.microsoft.com/office/word/2010/wordml" xmlns:w15="http://schemas.microsoft.com/office/word/2012/wordml" xmlns:w16cex="http://schemas.microsoft.com/office/word/2018/wordml/cex" xmlns:w16cid="http://schemas.microsoft.com/office/word/2016/wordml/cid" xmlns:w16="http://schemas.microsoft.com/office/word/2018/wordml" xmlns:w16sdtdh="http://schemas.microsoft.com/office/word/2020/wordml/sdtdatahash" xmlns:w16se="http://schemas.microsoft.com/office/word/2015/wordml/symex" xmlns:wpg="http://schemas.microsoft.com/office/word/2010/wordprocessingGroup" xmlns:wpi="http://schemas.microsoft.com/office/word/2010/wordprocessingInk" xmlns:wne="http://schemas.microsoft.com/office/word/2006/wordml" xmlns:wps="http://schemas.microsoft.com/office/word/2010/wordprocessingShape" mc:Ignorable="w14 w15 w16se w16cid w16 w16cex w16sdtdh wp14">
+<w:document xmlns:wpc="http://schemas.microsoft.com/office/word/2010/wordprocessingCanvas" xmlns:cx="http://schemas.microsoft.com/office/drawing/2014/chartex" xmlns:cx1="http://schemas.microsoft.com/office/drawing/2015/9/8/chartex" xmlns:cx2="http://schemas.microsoft.com/office/drawing/2015/10/21/chartex" xmlns:cx3="http://schemas.microsoft.com/office/drawing/2016/5/9/chartex" xmlns:cx4="http://schemas.microsoft.com/office/drawing/2016/5/10/chartex" xmlns:cx5="http://schemas.microsoft.com/office/drawing/2016/5/11/chartex" xmlns:cx6="http://schemas.microsoft.com/office/drawing/2016/5/12/chartex" xmlns:cx7="http://schemas.microsoft.com/office/drawing/2016/5/13/chartex" xmlns:cx8="http://schemas.microsoft.com/office/drawing/2016/5/14/chartex" xmlns:mc="http://schemas.openxmlformats.org/markup-compatibility/2006" xmlns:aink="http://schemas.microsoft.com/office/drawing/2016/ink" xmlns:am3d="http://schemas.microsoft.com/office/drawing/2017/model3d" xmlns:o="urn:schemas-microsoft-com:office:office" xmlns:oel="http://schemas.microsoft.com/office/2019/extlst" xmlns:r="http://schemas.openxmlformats.org/officeDocument/2006/relationships" xmlns:m="http://schemas.openxmlformats.org/officeDocument/2006/math" xmlns:v="urn:schemas-microsoft-com:vml" xmlns:wp14="http://schemas.microsoft.com/office/word/2010/wordprocessingDrawing" xmlns:wp="http://schemas.openxmlformats.org/drawingml/2006/wordprocessingDrawing" xmlns:w10="urn:schemas-microsoft-com:office:word" xmlns:w="http://schemas.openxmlformats.org/wordprocessingml/2006/main" xmlns:w14="http://schemas.microsoft.com/office/word/2010/wordml" xmlns:w15="http://schemas.microsoft.com/office/word/2012/wordml" xmlns:w16cex="http://schemas.microsoft.com/office/word/2018/wordml/cex" xmlns:w16cid="http://schemas.microsoft.com/office/word/2016/wordml/cid" xmlns:w16="http://schemas.microsoft.com/office/word/2018/wordml" xmlns:w16du="http://schemas.microsoft.com/office/word/2023/wordml/word16du" xmlns:w16sdtdh="http://schemas.microsoft.com/office/word/2020/wordml/sdtdatahash" xmlns:w16sdtfl="http://schemas.microsoft.com/office/word/2024/wordml/sdtformatlock" xmlns:w16se="http://schemas.microsoft.com/office/word/2015/wordml/symex" xmlns:wpg="http://schemas.microsoft.com/office/word/2010/wordprocessingGroup" xmlns:wpi="http://schemas.microsoft.com/office/word/2010/wordprocessingInk" xmlns:wne="http://schemas.microsoft.com/office/word/2006/wordml" xmlns:wps="http://schemas.microsoft.com/office/word/2010/wordprocessingShape" mc:Ignorable="w14 w15 w16se w16cid w16 w16cex w16sdtdh w16sdtfl w16du wp14">
   <w:background w:color="FFFFFF"/>
   <w:body>
     <w:p>
@@ -92,23 +92,7 @@
           <w:color w:val="984806" w:themeColor="accent6" w:themeShade="80"/>
           <w:lang w:val="en-GB"/>
         </w:rPr>
-        <w:t>.0.0-ts</w:t>
-      </w:r>
-      <w:r>
-        <w:rPr>
-          <w:rFonts w:asciiTheme="minorHAnsi" w:hAnsiTheme="minorHAnsi"/>
-          <w:color w:val="984806" w:themeColor="accent6" w:themeShade="80"/>
-          <w:lang w:val="en-GB"/>
-        </w:rPr>
-        <w:t>i</w:t>
-      </w:r>
-      <w:r>
-        <w:rPr>
-          <w:rFonts w:asciiTheme="minorHAnsi" w:hAnsiTheme="minorHAnsi"/>
-          <w:color w:val="984806" w:themeColor="accent6" w:themeShade="80"/>
-          <w:lang w:val="en-GB"/>
-        </w:rPr>
-        <w:t>.</w:t>
+        <w:t>.0.0-ts.</w:t>
       </w:r>
       <w:r>
         <w:rPr>
@@ -220,53 +204,51 @@
           <w:color w:val="984806" w:themeColor="accent6" w:themeShade="80"/>
           <w:lang w:val="en-GB"/>
         </w:rPr>
-        <w:t>’${</w:t>
-      </w:r>
-      <w:proofErr w:type="spellStart"/>
+        <w:t>’${project_</w:t>
+      </w:r>
+      <w:proofErr w:type="gramStart"/>
       <w:r>
         <w:rPr>
           <w:rFonts w:asciiTheme="minorHAnsi" w:hAnsiTheme="minorHAnsi"/>
           <w:color w:val="984806" w:themeColor="accent6" w:themeShade="80"/>
           <w:lang w:val="en-GB"/>
         </w:rPr>
-        <w:t>project_</w:t>
-      </w:r>
-      <w:proofErr w:type="gramStart"/>
+        <w:t>loc}\</w:t>
+      </w:r>
+      <w:proofErr w:type="gramEnd"/>
       <w:r>
         <w:rPr>
           <w:rFonts w:asciiTheme="minorHAnsi" w:hAnsiTheme="minorHAnsi"/>
           <w:color w:val="984806" w:themeColor="accent6" w:themeShade="80"/>
           <w:lang w:val="en-GB"/>
         </w:rPr>
-        <w:t>loc</w:t>
-      </w:r>
-      <w:proofErr w:type="spellEnd"/>
+        <w:t>Synchronization.uml</w:t>
+      </w:r>
       <w:r>
         <w:rPr>
           <w:rFonts w:asciiTheme="minorHAnsi" w:hAnsiTheme="minorHAnsi"/>
           <w:color w:val="984806" w:themeColor="accent6" w:themeShade="80"/>
           <w:lang w:val="en-GB"/>
         </w:rPr>
-        <w:t>}\</w:t>
-      </w:r>
-      <w:proofErr w:type="spellStart"/>
-      <w:proofErr w:type="gramEnd"/>
+        <w:t>' element=</w:t>
+      </w:r>
+      <w:proofErr w:type="gramStart"/>
       <w:r>
         <w:rPr>
           <w:rFonts w:asciiTheme="minorHAnsi" w:hAnsiTheme="minorHAnsi"/>
           <w:color w:val="984806" w:themeColor="accent6" w:themeShade="80"/>
           <w:lang w:val="en-GB"/>
         </w:rPr>
-        <w:t>Synchronization.uml</w:t>
-      </w:r>
-      <w:proofErr w:type="spellEnd"/>
+        <w:t>’{</w:t>
+      </w:r>
+      <w:proofErr w:type="gramEnd"/>
       <w:r>
         <w:rPr>
           <w:rFonts w:asciiTheme="minorHAnsi" w:hAnsiTheme="minorHAnsi"/>
           <w:color w:val="984806" w:themeColor="accent6" w:themeShade="80"/>
           <w:lang w:val="en-GB"/>
         </w:rPr>
-        <w:t>' element=’{0}’</w:t>
+        <w:t>0}’</w:t>
       </w:r>
       <w:r>
         <w:rPr>
@@ -274,27 +256,27 @@
           <w:color w:val="7030A0"/>
           <w:lang w:val="en-GB"/>
         </w:rPr>
-        <w:t xml:space="preserve"> element=’{0}’ </w:t>
-      </w:r>
-      <w:proofErr w:type="spellStart"/>
+        <w:t xml:space="preserve"> element=</w:t>
+      </w:r>
+      <w:proofErr w:type="gramStart"/>
       <w:r>
         <w:rPr>
           <w:rFonts w:asciiTheme="minorHAnsi" w:hAnsiTheme="minorHAnsi"/>
           <w:color w:val="7030A0"/>
           <w:lang w:val="en-GB"/>
         </w:rPr>
-        <w:t>importedBundles</w:t>
-      </w:r>
-      <w:proofErr w:type="spellEnd"/>
+        <w:t>’{</w:t>
+      </w:r>
+      <w:proofErr w:type="gramEnd"/>
       <w:r>
         <w:rPr>
           <w:rFonts w:asciiTheme="minorHAnsi" w:hAnsiTheme="minorHAnsi"/>
           <w:color w:val="7030A0"/>
           <w:lang w:val="en-GB"/>
         </w:rPr>
-        <w:t>='</w:t>
-      </w:r>
-      <w:proofErr w:type="spellStart"/>
+        <w:t>0}’ importedBundles='</w:t>
+      </w:r>
+      <w:proofErr w:type="gramStart"/>
       <w:r>
         <w:rPr>
           <w:rFonts w:asciiTheme="minorHAnsi" w:hAnsiTheme="minorHAnsi"/>
@@ -303,7 +285,7 @@
         </w:rPr>
         <w:t>gmf;papyrus</w:t>
       </w:r>
-      <w:proofErr w:type="spellEnd"/>
+      <w:proofErr w:type="gramEnd"/>
       <w:r>
         <w:rPr>
           <w:rFonts w:asciiTheme="minorHAnsi" w:hAnsiTheme="minorHAnsi"/>
@@ -340,29 +322,7 @@
           <w:sz w:val="20"/>
           <w:szCs w:val="20"/>
         </w:rPr>
-        <w:t>&lt;</w:t>
-      </w:r>
-      <w:proofErr w:type="spellStart"/>
-      <w:r>
-        <w:rPr>
-          <w:rFonts w:asciiTheme="minorHAnsi" w:hAnsiTheme="minorHAnsi"/>
-          <w:bCs/>
-          <w:color w:val="7030A0"/>
-          <w:sz w:val="20"/>
-          <w:szCs w:val="20"/>
-        </w:rPr>
-        <w:t>gendoc</w:t>
-      </w:r>
-      <w:proofErr w:type="spellEnd"/>
-      <w:r>
-        <w:rPr>
-          <w:rFonts w:asciiTheme="minorHAnsi" w:hAnsiTheme="minorHAnsi"/>
-          <w:bCs/>
-          <w:color w:val="7030A0"/>
-          <w:sz w:val="20"/>
-          <w:szCs w:val="20"/>
-        </w:rPr>
-        <w:t>&gt;&lt;drop/&gt;</w:t>
+        <w:t>&lt;gendoc&gt;&lt;drop/&gt;</w:t>
       </w:r>
     </w:p>
     <w:p>
@@ -460,29 +420,7 @@
           <w:sz w:val="20"/>
           <w:szCs w:val="20"/>
         </w:rPr>
-        <w:t>&lt;/</w:t>
-      </w:r>
-      <w:proofErr w:type="spellStart"/>
-      <w:r>
-        <w:rPr>
-          <w:rFonts w:asciiTheme="minorHAnsi" w:hAnsiTheme="minorHAnsi"/>
-          <w:bCs/>
-          <w:color w:val="7030A0"/>
-          <w:sz w:val="20"/>
-          <w:szCs w:val="20"/>
-        </w:rPr>
-        <w:t>gendoc</w:t>
-      </w:r>
-      <w:proofErr w:type="spellEnd"/>
-      <w:r>
-        <w:rPr>
-          <w:rFonts w:asciiTheme="minorHAnsi" w:hAnsiTheme="minorHAnsi"/>
-          <w:bCs/>
-          <w:color w:val="7030A0"/>
-          <w:sz w:val="20"/>
-          <w:szCs w:val="20"/>
-        </w:rPr>
-        <w:t>&gt;&lt;drop/&gt;</w:t>
+        <w:t>&lt;/gendoc&gt;&lt;drop/&gt;</w:t>
       </w:r>
     </w:p>
     <w:p>
@@ -513,9 +451,9 @@
           <w:szCs w:val="20"/>
           <w:lang w:val="en-GB"/>
         </w:rPr>
-        <w:t>’${</w:t>
-      </w:r>
-      <w:proofErr w:type="spellStart"/>
+        <w:t>’${project_</w:t>
+      </w:r>
+      <w:proofErr w:type="gramStart"/>
       <w:r>
         <w:rPr>
           <w:rFonts w:ascii="Calibri" w:eastAsia="Times New Roman" w:hAnsi="Calibri" w:cs="Calibri"/>
@@ -524,9 +462,9 @@
           <w:szCs w:val="20"/>
           <w:lang w:val="en-GB"/>
         </w:rPr>
-        <w:t>project_</w:t>
-      </w:r>
-      <w:proofErr w:type="gramStart"/>
+        <w:t>loc}\</w:t>
+      </w:r>
+      <w:proofErr w:type="gramEnd"/>
       <w:r>
         <w:rPr>
           <w:rFonts w:ascii="Calibri" w:eastAsia="Times New Roman" w:hAnsi="Calibri" w:cs="Calibri"/>
@@ -535,9 +473,8 @@
           <w:szCs w:val="20"/>
           <w:lang w:val="en-GB"/>
         </w:rPr>
-        <w:t>loc</w:t>
-      </w:r>
-      <w:proofErr w:type="spellEnd"/>
+        <w:t>Synchronization.uml</w:t>
+      </w:r>
       <w:r>
         <w:rPr>
           <w:rFonts w:ascii="Calibri" w:eastAsia="Times New Roman" w:hAnsi="Calibri" w:cs="Calibri"/>
@@ -546,31 +483,30 @@
           <w:szCs w:val="20"/>
           <w:lang w:val="en-GB"/>
         </w:rPr>
-        <w:t>}\</w:t>
-      </w:r>
-      <w:proofErr w:type="spellStart"/>
-      <w:proofErr w:type="gramEnd"/>
-      <w:r>
-        <w:rPr>
-          <w:rFonts w:ascii="Calibri" w:eastAsia="Times New Roman" w:hAnsi="Calibri" w:cs="Calibri"/>
-          <w:color w:val="984806" w:themeColor="accent6" w:themeShade="80"/>
+        <w:t>'</w:t>
+      </w:r>
+      <w:r>
+        <w:rPr>
+          <w:rFonts w:asciiTheme="minorHAnsi" w:hAnsiTheme="minorHAnsi"/>
+          <w:color w:val="7030A0"/>
           <w:sz w:val="20"/>
           <w:szCs w:val="20"/>
           <w:lang w:val="en-GB"/>
         </w:rPr>
-        <w:t>Synchronization.uml</w:t>
-      </w:r>
-      <w:proofErr w:type="spellEnd"/>
-      <w:r>
-        <w:rPr>
-          <w:rFonts w:ascii="Calibri" w:eastAsia="Times New Roman" w:hAnsi="Calibri" w:cs="Calibri"/>
-          <w:color w:val="984806" w:themeColor="accent6" w:themeShade="80"/>
+        <w:t xml:space="preserve"> element=</w:t>
+      </w:r>
+      <w:proofErr w:type="gramStart"/>
+      <w:r>
+        <w:rPr>
+          <w:rFonts w:asciiTheme="minorHAnsi" w:hAnsiTheme="minorHAnsi"/>
+          <w:color w:val="7030A0"/>
           <w:sz w:val="20"/>
           <w:szCs w:val="20"/>
           <w:lang w:val="en-GB"/>
         </w:rPr>
-        <w:t>'</w:t>
-      </w:r>
+        <w:t>’{</w:t>
+      </w:r>
+      <w:proofErr w:type="gramEnd"/>
       <w:r>
         <w:rPr>
           <w:rFonts w:asciiTheme="minorHAnsi" w:hAnsiTheme="minorHAnsi"/>
@@ -579,9 +515,9 @@
           <w:szCs w:val="20"/>
           <w:lang w:val="en-GB"/>
         </w:rPr>
-        <w:t xml:space="preserve"> element=’{0}’ </w:t>
-      </w:r>
-      <w:proofErr w:type="spellStart"/>
+        <w:t>0}’ importedBundles='</w:t>
+      </w:r>
+      <w:proofErr w:type="gramStart"/>
       <w:r>
         <w:rPr>
           <w:rFonts w:asciiTheme="minorHAnsi" w:hAnsiTheme="minorHAnsi"/>
@@ -590,9 +526,9 @@
           <w:szCs w:val="20"/>
           <w:lang w:val="en-GB"/>
         </w:rPr>
-        <w:t>importedBundles</w:t>
-      </w:r>
-      <w:proofErr w:type="spellEnd"/>
+        <w:t>gmf;papyrus</w:t>
+      </w:r>
+      <w:proofErr w:type="gramEnd"/>
       <w:r>
         <w:rPr>
           <w:rFonts w:asciiTheme="minorHAnsi" w:hAnsiTheme="minorHAnsi"/>
@@ -601,73 +537,29 @@
           <w:szCs w:val="20"/>
           <w:lang w:val="en-GB"/>
         </w:rPr>
-        <w:t>='</w:t>
-      </w:r>
-      <w:proofErr w:type="spellStart"/>
-      <w:r>
+        <w:t>' /&gt;</w:t>
+      </w:r>
+    </w:p>
+    <w:p>
+      <w:pPr>
+        <w:pStyle w:val="Default"/>
         <w:rPr>
           <w:rFonts w:asciiTheme="minorHAnsi" w:hAnsiTheme="minorHAnsi"/>
+          <w:bCs/>
           <w:color w:val="7030A0"/>
           <w:sz w:val="20"/>
           <w:szCs w:val="20"/>
-          <w:lang w:val="en-GB"/>
-        </w:rPr>
-        <w:t>gmf;papyrus</w:t>
-      </w:r>
-      <w:proofErr w:type="spellEnd"/>
+        </w:rPr>
+      </w:pPr>
       <w:r>
         <w:rPr>
           <w:rFonts w:asciiTheme="minorHAnsi" w:hAnsiTheme="minorHAnsi"/>
+          <w:bCs/>
           <w:color w:val="7030A0"/>
           <w:sz w:val="20"/>
           <w:szCs w:val="20"/>
-          <w:lang w:val="en-GB"/>
-        </w:rPr>
-        <w:t>' /&gt;</w:t>
-      </w:r>
-    </w:p>
-    <w:p>
-      <w:pPr>
-        <w:pStyle w:val="Default"/>
-        <w:rPr>
-          <w:rFonts w:asciiTheme="minorHAnsi" w:hAnsiTheme="minorHAnsi"/>
-          <w:bCs/>
-          <w:color w:val="7030A0"/>
-          <w:sz w:val="20"/>
-          <w:szCs w:val="20"/>
-        </w:rPr>
-      </w:pPr>
-      <w:r>
-        <w:rPr>
-          <w:rFonts w:asciiTheme="minorHAnsi" w:hAnsiTheme="minorHAnsi"/>
-          <w:bCs/>
-          <w:color w:val="7030A0"/>
-          <w:sz w:val="20"/>
-          <w:szCs w:val="20"/>
-        </w:rPr>
-        <w:t>&lt;</w:t>
-      </w:r>
-      <w:proofErr w:type="spellStart"/>
-      <w:r>
-        <w:rPr>
-          <w:rFonts w:asciiTheme="minorHAnsi" w:hAnsiTheme="minorHAnsi"/>
-          <w:bCs/>
-          <w:color w:val="7030A0"/>
-          <w:sz w:val="20"/>
-          <w:szCs w:val="20"/>
-        </w:rPr>
-        <w:t>gendoc</w:t>
-      </w:r>
-      <w:proofErr w:type="spellEnd"/>
-      <w:r>
-        <w:rPr>
-          <w:rFonts w:asciiTheme="minorHAnsi" w:hAnsiTheme="minorHAnsi"/>
-          <w:bCs/>
-          <w:color w:val="7030A0"/>
-          <w:sz w:val="20"/>
-          <w:szCs w:val="20"/>
-        </w:rPr>
-        <w:t>&gt;&lt;drop/&gt;</w:t>
+        </w:rPr>
+        <w:t>&lt;gendoc&gt;&lt;drop/&gt;</w:t>
       </w:r>
     </w:p>
     <w:p>
@@ -729,7 +621,6 @@
         </w:rPr>
         <w:t>[for (</w:t>
       </w:r>
-      <w:proofErr w:type="spellStart"/>
       <w:proofErr w:type="gramStart"/>
       <w:r>
         <w:rPr>
@@ -738,46 +629,29 @@
         </w:rPr>
         <w:t>cl:Class</w:t>
       </w:r>
-      <w:proofErr w:type="spellEnd"/>
       <w:proofErr w:type="gramEnd"/>
       <w:r>
         <w:rPr>
           <w:bCs/>
           <w:color w:val="7030A0"/>
         </w:rPr>
-        <w:t xml:space="preserve"> | </w:t>
-      </w:r>
-      <w:proofErr w:type="spellStart"/>
+        <w:t xml:space="preserve"> | Class.allInstances()-&gt;sortedBy(name)</w:t>
+      </w:r>
+      <w:proofErr w:type="gramStart"/>
       <w:r>
         <w:rPr>
           <w:bCs/>
           <w:color w:val="7030A0"/>
         </w:rPr>
-        <w:t>Class.allInstances</w:t>
-      </w:r>
-      <w:proofErr w:type="spellEnd"/>
+        <w:t>)]&lt;</w:t>
+      </w:r>
+      <w:proofErr w:type="gramEnd"/>
       <w:r>
         <w:rPr>
           <w:bCs/>
           <w:color w:val="7030A0"/>
         </w:rPr>
-        <w:t>()-&gt;</w:t>
-      </w:r>
-      <w:proofErr w:type="spellStart"/>
-      <w:r>
-        <w:rPr>
-          <w:bCs/>
-          <w:color w:val="7030A0"/>
-        </w:rPr>
-        <w:t>sortedBy</w:t>
-      </w:r>
-      <w:proofErr w:type="spellEnd"/>
-      <w:r>
-        <w:rPr>
-          <w:bCs/>
-          <w:color w:val="7030A0"/>
-        </w:rPr>
-        <w:t>(name))]&lt;drop/&gt;</w:t>
+        <w:t>drop/&gt;</w:t>
       </w:r>
     </w:p>
     <w:p>
@@ -801,7 +675,6 @@
         </w:rPr>
         <w:t>[for (</w:t>
       </w:r>
-      <w:proofErr w:type="spellStart"/>
       <w:proofErr w:type="gramStart"/>
       <w:r>
         <w:rPr>
@@ -815,7 +688,6 @@
         </w:rPr>
         <w:t>ment</w:t>
       </w:r>
-      <w:proofErr w:type="spellEnd"/>
       <w:proofErr w:type="gramEnd"/>
       <w:r>
         <w:rPr>
@@ -823,19 +695,19 @@
         </w:rPr>
         <w:t xml:space="preserve"> | </w:t>
       </w:r>
-      <w:proofErr w:type="spellStart"/>
-      <w:r>
-        <w:rPr>
-          <w:color w:val="7030A0"/>
-        </w:rPr>
-        <w:t>cl.ownedComment</w:t>
-      </w:r>
-      <w:proofErr w:type="spellEnd"/>
-      <w:r>
-        <w:rPr>
-          <w:color w:val="7030A0"/>
-        </w:rPr>
-        <w:t>)]&lt;drop/&gt;</w:t>
+      <w:proofErr w:type="gramStart"/>
+      <w:r>
+        <w:rPr>
+          <w:color w:val="7030A0"/>
+        </w:rPr>
+        <w:t>cl.ownedComment)]&lt;</w:t>
+      </w:r>
+      <w:proofErr w:type="gramEnd"/>
+      <w:r>
+        <w:rPr>
+          <w:color w:val="7030A0"/>
+        </w:rPr>
+        <w:t>drop/&gt;</w:t>
       </w:r>
     </w:p>
     <w:p>
@@ -849,57 +721,38 @@
         <w:rPr>
           <w:color w:val="7030A0"/>
         </w:rPr>
+        <w:t>&lt;dropEmpty&gt;</w:t>
+      </w:r>
+      <w:r>
+        <w:t>[co._</w:t>
+      </w:r>
+      <w:proofErr w:type="gramStart"/>
+      <w:r>
+        <w:t>body.clean</w:t>
+      </w:r>
+      <w:proofErr w:type="gramEnd"/>
+      <w:r>
+        <w:t>()</w:t>
+      </w:r>
+      <w:proofErr w:type="gramStart"/>
+      <w:r>
+        <w:t>/</w:t>
+      </w:r>
+      <w:r>
+        <w:t>]</w:t>
+      </w:r>
+      <w:r>
+        <w:rPr>
+          <w:color w:val="7030A0"/>
+        </w:rPr>
         <w:t>&lt;</w:t>
       </w:r>
-      <w:proofErr w:type="spellStart"/>
-      <w:r>
-        <w:rPr>
-          <w:color w:val="7030A0"/>
-        </w:rPr>
-        <w:t>dropEmpty</w:t>
-      </w:r>
-      <w:proofErr w:type="spellEnd"/>
-      <w:r>
-        <w:rPr>
-          <w:color w:val="7030A0"/>
-        </w:rPr>
-        <w:t>&gt;</w:t>
-      </w:r>
-      <w:r>
-        <w:t>[co._</w:t>
-      </w:r>
-      <w:proofErr w:type="spellStart"/>
-      <w:proofErr w:type="gramStart"/>
-      <w:r>
-        <w:t>body.clean</w:t>
-      </w:r>
-      <w:proofErr w:type="spellEnd"/>
       <w:proofErr w:type="gramEnd"/>
       <w:r>
-        <w:t>()/</w:t>
-      </w:r>
-      <w:r>
-        <w:t>]</w:t>
-      </w:r>
-      <w:r>
-        <w:rPr>
-          <w:color w:val="7030A0"/>
-        </w:rPr>
-        <w:t>&lt;/</w:t>
-      </w:r>
-      <w:proofErr w:type="spellStart"/>
-      <w:r>
-        <w:rPr>
-          <w:color w:val="7030A0"/>
-        </w:rPr>
-        <w:t>dropEmpty</w:t>
-      </w:r>
-      <w:proofErr w:type="spellEnd"/>
-      <w:r>
-        <w:rPr>
-          <w:color w:val="7030A0"/>
-        </w:rPr>
-        <w:t>&gt;</w:t>
+        <w:rPr>
+          <w:color w:val="7030A0"/>
+        </w:rPr>
+        <w:t>/dropEmpty&gt;</w:t>
       </w:r>
     </w:p>
     <w:p>
@@ -942,7 +795,6 @@
         </w:rPr>
         <w:t>[for (</w:t>
       </w:r>
-      <w:proofErr w:type="spellStart"/>
       <w:proofErr w:type="gramStart"/>
       <w:r>
         <w:rPr>
@@ -950,7 +802,6 @@
         </w:rPr>
         <w:t>st:Stereotype</w:t>
       </w:r>
-      <w:proofErr w:type="spellEnd"/>
       <w:proofErr w:type="gramEnd"/>
       <w:r>
         <w:rPr>
@@ -958,19 +809,33 @@
         </w:rPr>
         <w:t xml:space="preserve"> | </w:t>
       </w:r>
-      <w:proofErr w:type="spellStart"/>
+      <w:proofErr w:type="gramStart"/>
       <w:r>
         <w:rPr>
           <w:color w:val="7030A0"/>
         </w:rPr>
         <w:t>cl.getAppliedStereotypes</w:t>
       </w:r>
-      <w:proofErr w:type="spellEnd"/>
-      <w:r>
-        <w:rPr>
-          <w:color w:val="7030A0"/>
-        </w:rPr>
-        <w:t>())]&lt;drop/&gt;</w:t>
+      <w:proofErr w:type="gramEnd"/>
+      <w:r>
+        <w:rPr>
+          <w:color w:val="7030A0"/>
+        </w:rPr>
+        <w:t>()</w:t>
+      </w:r>
+      <w:proofErr w:type="gramStart"/>
+      <w:r>
+        <w:rPr>
+          <w:color w:val="7030A0"/>
+        </w:rPr>
+        <w:t>)]&lt;</w:t>
+      </w:r>
+      <w:proofErr w:type="gramEnd"/>
+      <w:r>
+        <w:rPr>
+          <w:color w:val="7030A0"/>
+        </w:rPr>
+        <w:t>drop/&gt;</w:t>
       </w:r>
     </w:p>
     <w:p>
@@ -996,21 +861,19 @@
         </w:rPr>
         <w:t>[for (</w:t>
       </w:r>
-      <w:proofErr w:type="spellStart"/>
       <w:proofErr w:type="gramStart"/>
       <w:r>
         <w:rPr>
           <w:color w:val="7030A0"/>
         </w:rPr>
-        <w:t>oa:Property|st.ownedAttribute</w:t>
-      </w:r>
-      <w:proofErr w:type="spellEnd"/>
+        <w:t>oa:Property|st.ownedAttribute)]&lt;</w:t>
+      </w:r>
       <w:proofErr w:type="gramEnd"/>
       <w:r>
         <w:rPr>
           <w:color w:val="7030A0"/>
         </w:rPr>
-        <w:t>)]&lt;drop/&gt;</w:t>
+        <w:t>drop/&gt;</w:t>
       </w:r>
     </w:p>
     <w:p>
@@ -1031,23 +894,7 @@
           <w:bCs/>
           <w:color w:val="7030A0"/>
         </w:rPr>
-        <w:t xml:space="preserve">[if (not </w:t>
-      </w:r>
-      <w:proofErr w:type="spellStart"/>
-      <w:r>
-        <w:rPr>
-          <w:bCs/>
-          <w:color w:val="7030A0"/>
-        </w:rPr>
-        <w:t>oa.name.contains</w:t>
-      </w:r>
-      <w:proofErr w:type="spellEnd"/>
-      <w:r>
-        <w:rPr>
-          <w:bCs/>
-          <w:color w:val="7030A0"/>
-        </w:rPr>
-        <w:t>('base'))]</w:t>
+        <w:t>[if (not oa.name.contains('base'))]</w:t>
       </w:r>
       <w:r>
         <w:rPr>
@@ -1061,71 +908,7 @@
           <w:bCs/>
           <w:color w:val="7030A0"/>
         </w:rPr>
-        <w:t xml:space="preserve">[if (not </w:t>
-      </w:r>
-      <w:proofErr w:type="spellStart"/>
-      <w:r>
-        <w:rPr>
-          <w:bCs/>
-          <w:color w:val="7030A0"/>
-        </w:rPr>
-        <w:t>cl.getValue</w:t>
-      </w:r>
-      <w:proofErr w:type="spellEnd"/>
-      <w:r>
-        <w:rPr>
-          <w:bCs/>
-          <w:color w:val="7030A0"/>
-        </w:rPr>
-        <w:t>(</w:t>
-      </w:r>
-      <w:proofErr w:type="spellStart"/>
-      <w:r>
-        <w:rPr>
-          <w:bCs/>
-          <w:color w:val="7030A0"/>
-        </w:rPr>
-        <w:t>st</w:t>
-      </w:r>
-      <w:proofErr w:type="spellEnd"/>
-      <w:r>
-        <w:rPr>
-          <w:bCs/>
-          <w:color w:val="7030A0"/>
-        </w:rPr>
-        <w:t>, oa.name).</w:t>
-      </w:r>
-      <w:proofErr w:type="spellStart"/>
-      <w:r>
-        <w:rPr>
-          <w:bCs/>
-          <w:color w:val="7030A0"/>
-        </w:rPr>
-        <w:t>oclIsUndefined</w:t>
-      </w:r>
-      <w:proofErr w:type="spellEnd"/>
-      <w:r>
-        <w:rPr>
-          <w:bCs/>
-          <w:color w:val="7030A0"/>
-        </w:rPr>
-        <w:t xml:space="preserve">())][if </w:t>
-      </w:r>
-      <w:proofErr w:type="spellStart"/>
-      <w:r>
-        <w:rPr>
-          <w:bCs/>
-          <w:color w:val="7030A0"/>
-        </w:rPr>
-        <w:t>oa.name.contains</w:t>
-      </w:r>
-      <w:proofErr w:type="spellEnd"/>
-      <w:r>
-        <w:rPr>
-          <w:bCs/>
-          <w:color w:val="7030A0"/>
-        </w:rPr>
-        <w:t>('condition'</w:t>
+        <w:t>[if (not cl.getValue(st, oa.name).oclIsUndefined())][if oa.name.contains('condition'</w:t>
       </w:r>
       <w:r>
         <w:rPr>
@@ -1138,90 +921,20 @@
         <w:rPr>
           <w:bCs/>
         </w:rPr>
-        <w:t>][</w:t>
-      </w:r>
-      <w:proofErr w:type="spellStart"/>
+        <w:t xml:space="preserve">][cl.getValue(st, oa.name).oclAsType(String)/] </w:t>
+      </w:r>
       <w:r>
         <w:rPr>
           <w:bCs/>
-        </w:rPr>
-        <w:t>cl.getValue</w:t>
-      </w:r>
-      <w:proofErr w:type="spellEnd"/>
+          <w:color w:val="7030A0"/>
+        </w:rPr>
+        <w:t>[else]</w:t>
+      </w:r>
       <w:r>
         <w:rPr>
           <w:bCs/>
         </w:rPr>
-        <w:t>(</w:t>
-      </w:r>
-      <w:proofErr w:type="spellStart"/>
-      <w:r>
-        <w:rPr>
-          <w:bCs/>
-        </w:rPr>
-        <w:t>st</w:t>
-      </w:r>
-      <w:proofErr w:type="spellEnd"/>
-      <w:r>
-        <w:rPr>
-          <w:bCs/>
-        </w:rPr>
-        <w:t>, oa.name).</w:t>
-      </w:r>
-      <w:proofErr w:type="spellStart"/>
-      <w:r>
-        <w:rPr>
-          <w:bCs/>
-        </w:rPr>
-        <w:t>oclAsType</w:t>
-      </w:r>
-      <w:proofErr w:type="spellEnd"/>
-      <w:r>
-        <w:rPr>
-          <w:bCs/>
-        </w:rPr>
-        <w:t xml:space="preserve">(String)/] </w:t>
-      </w:r>
-      <w:r>
-        <w:rPr>
-          <w:bCs/>
-          <w:color w:val="7030A0"/>
-        </w:rPr>
-        <w:t>[else]</w:t>
-      </w:r>
-      <w:r>
-        <w:rPr>
-          <w:bCs/>
-        </w:rPr>
-        <w:t>[</w:t>
-      </w:r>
-      <w:proofErr w:type="spellStart"/>
-      <w:r>
-        <w:rPr>
-          <w:bCs/>
-        </w:rPr>
-        <w:t>cl.getValue</w:t>
-      </w:r>
-      <w:proofErr w:type="spellEnd"/>
-      <w:r>
-        <w:rPr>
-          <w:bCs/>
-        </w:rPr>
-        <w:t>(</w:t>
-      </w:r>
-      <w:proofErr w:type="spellStart"/>
-      <w:r>
-        <w:rPr>
-          <w:bCs/>
-        </w:rPr>
-        <w:t>st</w:t>
-      </w:r>
-      <w:proofErr w:type="spellEnd"/>
-      <w:r>
-        <w:rPr>
-          <w:bCs/>
-        </w:rPr>
-        <w:t>, oa.name).oclAsType(EnumerationLiteral).name/]</w:t>
+        <w:t>[cl.getValue(st, oa.name).oclAsType(EnumerationLiteral).name/]</w:t>
       </w:r>
       <w:r>
         <w:rPr>
@@ -1312,15 +1025,23 @@
           <w:bCs/>
           <w:color w:val="7030A0"/>
         </w:rPr>
-        <w:t xml:space="preserve">if  </w:t>
-      </w:r>
-      <w:proofErr w:type="spellStart"/>
+        <w:t>if  cl</w:t>
+      </w:r>
+      <w:proofErr w:type="gramEnd"/>
       <w:r>
         <w:rPr>
           <w:bCs/>
           <w:color w:val="7030A0"/>
         </w:rPr>
-        <w:t>cl</w:t>
+        <w:t>.ownedAttribute-&gt;notEmpty(</w:t>
+      </w:r>
+      <w:proofErr w:type="gramStart"/>
+      <w:r>
+        <w:rPr>
+          <w:bCs/>
+          <w:color w:val="7030A0"/>
+        </w:rPr>
+        <w:t>)]&lt;</w:t>
       </w:r>
       <w:proofErr w:type="gramEnd"/>
       <w:r>
@@ -1328,31 +1049,7 @@
           <w:bCs/>
           <w:color w:val="7030A0"/>
         </w:rPr>
-        <w:t>.ownedAttribute</w:t>
-      </w:r>
-      <w:proofErr w:type="spellEnd"/>
-      <w:r>
-        <w:rPr>
-          <w:bCs/>
-          <w:color w:val="7030A0"/>
-        </w:rPr>
-        <w:t>-&gt;</w:t>
-      </w:r>
-      <w:proofErr w:type="spellStart"/>
-      <w:r>
-        <w:rPr>
-          <w:bCs/>
-          <w:color w:val="7030A0"/>
-        </w:rPr>
-        <w:t>notEmpty</w:t>
-      </w:r>
-      <w:proofErr w:type="spellEnd"/>
-      <w:r>
-        <w:rPr>
-          <w:bCs/>
-          <w:color w:val="7030A0"/>
-        </w:rPr>
-        <w:t>()]&lt;drop/&gt;</w:t>
+        <w:t>drop/&gt;</w:t>
       </w:r>
     </w:p>
     <w:p>
@@ -1630,21 +1327,19 @@
         </w:rPr>
         <w:t>[for (</w:t>
       </w:r>
-      <w:proofErr w:type="spellStart"/>
       <w:proofErr w:type="gramStart"/>
       <w:r>
         <w:rPr>
           <w:color w:val="7030A0"/>
         </w:rPr>
-        <w:t>p:Property|cl.ownedAttribute</w:t>
-      </w:r>
-      <w:proofErr w:type="spellEnd"/>
+        <w:t>p:Property|cl.ownedAttribute)]&lt;</w:t>
+      </w:r>
       <w:proofErr w:type="gramEnd"/>
       <w:r>
         <w:rPr>
           <w:color w:val="7030A0"/>
         </w:rPr>
-        <w:t>)]&lt;drop/&gt;</w:t>
+        <w:t>drop/&gt;</w:t>
       </w:r>
     </w:p>
     <w:tbl>
@@ -1680,23 +1375,7 @@
                 <w:sz w:val="16"/>
                 <w:szCs w:val="16"/>
               </w:rPr>
-              <w:t xml:space="preserve">[p.name/][if(not </w:t>
-            </w:r>
-            <w:proofErr w:type="spellStart"/>
-            <w:r>
-              <w:rPr>
-                <w:sz w:val="16"/>
-                <w:szCs w:val="16"/>
-              </w:rPr>
-              <w:t>p.qualifiedName.contains</w:t>
-            </w:r>
-            <w:proofErr w:type="spellEnd"/>
-            <w:r>
-              <w:rPr>
-                <w:sz w:val="16"/>
-                <w:szCs w:val="16"/>
-              </w:rPr>
-              <w:t>(cl.name))], Inherited[/if]</w:t>
+              <w:t>[p.name/][if(not p.qualifiedName.contains(cl.name))], Inherited[/if]</w:t>
             </w:r>
           </w:p>
         </w:tc>
@@ -1767,7 +1446,119 @@
                 <w:sz w:val="16"/>
                 <w:szCs w:val="16"/>
               </w:rPr>
-              <w:t>=p.upper)]1[else][p.lower/]..[if(p.upper=-1)]*[else][p.upper/][/if][/if]</w:t>
+              <w:t>=</w:t>
+            </w:r>
+            <w:proofErr w:type="gramStart"/>
+            <w:r>
+              <w:rPr>
+                <w:sz w:val="16"/>
+                <w:szCs w:val="16"/>
+              </w:rPr>
+              <w:t>p.upper</w:t>
+            </w:r>
+            <w:proofErr w:type="gramEnd"/>
+            <w:r>
+              <w:rPr>
+                <w:sz w:val="16"/>
+                <w:szCs w:val="16"/>
+              </w:rPr>
+              <w:t>)]1[else][</w:t>
+            </w:r>
+            <w:proofErr w:type="gramStart"/>
+            <w:r>
+              <w:rPr>
+                <w:sz w:val="16"/>
+                <w:szCs w:val="16"/>
+              </w:rPr>
+              <w:t>p.lower</w:t>
+            </w:r>
+            <w:proofErr w:type="gramEnd"/>
+            <w:r>
+              <w:rPr>
+                <w:sz w:val="16"/>
+                <w:szCs w:val="16"/>
+              </w:rPr>
+              <w:t>/</w:t>
+            </w:r>
+            <w:proofErr w:type="gramStart"/>
+            <w:r>
+              <w:rPr>
+                <w:sz w:val="16"/>
+                <w:szCs w:val="16"/>
+              </w:rPr>
+              <w:t>]..</w:t>
+            </w:r>
+            <w:proofErr w:type="gramEnd"/>
+            <w:r>
+              <w:rPr>
+                <w:sz w:val="16"/>
+                <w:szCs w:val="16"/>
+              </w:rPr>
+              <w:t>[if(</w:t>
+            </w:r>
+            <w:proofErr w:type="gramStart"/>
+            <w:r>
+              <w:rPr>
+                <w:sz w:val="16"/>
+                <w:szCs w:val="16"/>
+              </w:rPr>
+              <w:t>p.upper</w:t>
+            </w:r>
+            <w:proofErr w:type="gramEnd"/>
+            <w:r>
+              <w:rPr>
+                <w:sz w:val="16"/>
+                <w:szCs w:val="16"/>
+              </w:rPr>
+              <w:t>=-1</w:t>
+            </w:r>
+            <w:proofErr w:type="gramStart"/>
+            <w:r>
+              <w:rPr>
+                <w:sz w:val="16"/>
+                <w:szCs w:val="16"/>
+              </w:rPr>
+              <w:t>)]*</w:t>
+            </w:r>
+            <w:proofErr w:type="gramEnd"/>
+            <w:r>
+              <w:rPr>
+                <w:sz w:val="16"/>
+                <w:szCs w:val="16"/>
+              </w:rPr>
+              <w:t>[else][</w:t>
+            </w:r>
+            <w:proofErr w:type="gramStart"/>
+            <w:r>
+              <w:rPr>
+                <w:sz w:val="16"/>
+                <w:szCs w:val="16"/>
+              </w:rPr>
+              <w:t>p.upper/][</w:t>
+            </w:r>
+            <w:proofErr w:type="gramEnd"/>
+            <w:r>
+              <w:rPr>
+                <w:sz w:val="16"/>
+                <w:szCs w:val="16"/>
+              </w:rPr>
+              <w:t>/</w:t>
+            </w:r>
+            <w:proofErr w:type="gramStart"/>
+            <w:r>
+              <w:rPr>
+                <w:sz w:val="16"/>
+                <w:szCs w:val="16"/>
+              </w:rPr>
+              <w:t>if][</w:t>
+            </w:r>
+            <w:proofErr w:type="gramEnd"/>
+            <w:r>
+              <w:rPr>
+                <w:sz w:val="16"/>
+                <w:szCs w:val="16"/>
+              </w:rPr>
+              <w:t>/if]</w:t>
             </w:r>
           </w:p>
         </w:tc>
@@ -1787,23 +1578,7 @@
                 <w:sz w:val="16"/>
                 <w:szCs w:val="16"/>
               </w:rPr>
-              <w:t>[if(not(</w:t>
-            </w:r>
-            <w:proofErr w:type="spellStart"/>
-            <w:r>
-              <w:rPr>
-                <w:sz w:val="16"/>
-                <w:szCs w:val="16"/>
-              </w:rPr>
-              <w:t>p.isReadOnly</w:t>
-            </w:r>
-            <w:proofErr w:type="spellEnd"/>
-            <w:r>
-              <w:rPr>
-                <w:sz w:val="16"/>
-                <w:szCs w:val="16"/>
-              </w:rPr>
-              <w:t>))]RW[else]R[/if]</w:t>
+              <w:t>[if(not(p.isReadOnly))]RW[else]R[/if]</w:t>
             </w:r>
           </w:p>
         </w:tc>
@@ -1827,43 +1602,7 @@
                 <w:sz w:val="16"/>
                 <w:szCs w:val="16"/>
               </w:rPr>
-              <w:t>[for (</w:t>
-            </w:r>
-            <w:proofErr w:type="spellStart"/>
-            <w:r>
-              <w:rPr>
-                <w:color w:val="7030A0"/>
-                <w:sz w:val="16"/>
-                <w:szCs w:val="16"/>
-              </w:rPr>
-              <w:t>st:Stereotype</w:t>
-            </w:r>
-            <w:proofErr w:type="spellEnd"/>
-            <w:r>
-              <w:rPr>
-                <w:color w:val="7030A0"/>
-                <w:sz w:val="16"/>
-                <w:szCs w:val="16"/>
-              </w:rPr>
-              <w:t xml:space="preserve"> | </w:t>
-            </w:r>
-            <w:proofErr w:type="spellStart"/>
-            <w:r>
-              <w:rPr>
-                <w:color w:val="7030A0"/>
-                <w:sz w:val="16"/>
-                <w:szCs w:val="16"/>
-              </w:rPr>
-              <w:t>p.getAppliedStereotypes</w:t>
-            </w:r>
-            <w:proofErr w:type="spellEnd"/>
-            <w:r>
-              <w:rPr>
-                <w:color w:val="7030A0"/>
-                <w:sz w:val="16"/>
-                <w:szCs w:val="16"/>
-              </w:rPr>
-              <w:t>())]&lt;drop/&gt;</w:t>
+              <w:t>[for (st:Stereotype | p.getAppliedStereotypes())]&lt;drop/&gt;</w:t>
             </w:r>
           </w:p>
           <w:p>
@@ -1900,25 +1639,7 @@
                 <w:sz w:val="16"/>
                 <w:szCs w:val="16"/>
               </w:rPr>
-              <w:t>[for(</w:t>
-            </w:r>
-            <w:proofErr w:type="spellStart"/>
-            <w:r>
-              <w:rPr>
-                <w:color w:val="7030A0"/>
-                <w:sz w:val="16"/>
-                <w:szCs w:val="16"/>
-              </w:rPr>
-              <w:t>oa:Property|st.ownedAttribute</w:t>
-            </w:r>
-            <w:proofErr w:type="spellEnd"/>
-            <w:r>
-              <w:rPr>
-                <w:color w:val="7030A0"/>
-                <w:sz w:val="16"/>
-                <w:szCs w:val="16"/>
-              </w:rPr>
-              <w:t>)]&lt;drop/&gt;</w:t>
+              <w:t>[for(oa:Property|st.ownedAttribute)]&lt;drop/&gt;</w:t>
             </w:r>
           </w:p>
           <w:p>
@@ -1954,89 +1675,14 @@
                 <w:sz w:val="16"/>
                 <w:szCs w:val="16"/>
               </w:rPr>
-              <w:t xml:space="preserve">[if </w:t>
-            </w:r>
-            <w:proofErr w:type="spellStart"/>
-            <w:r>
-              <w:rPr>
-                <w:color w:val="7030A0"/>
-                <w:sz w:val="16"/>
-                <w:szCs w:val="16"/>
-              </w:rPr>
-              <w:t>oa.name.contains</w:t>
-            </w:r>
-            <w:proofErr w:type="spellEnd"/>
-            <w:r>
-              <w:rPr>
-                <w:color w:val="7030A0"/>
-                <w:sz w:val="16"/>
-                <w:szCs w:val="16"/>
-              </w:rPr>
-              <w:t>('part')]</w:t>
-            </w:r>
-            <w:proofErr w:type="spellStart"/>
-            <w:r>
-              <w:rPr>
-                <w:sz w:val="16"/>
-                <w:szCs w:val="16"/>
-              </w:rPr>
-              <w:t>partOfObjectKey</w:t>
-            </w:r>
-            <w:proofErr w:type="spellEnd"/>
-            <w:r>
-              <w:rPr>
-                <w:sz w:val="16"/>
-                <w:szCs w:val="16"/>
-              </w:rPr>
-              <w:t>: [</w:t>
-            </w:r>
-            <w:proofErr w:type="spellStart"/>
-            <w:r>
-              <w:rPr>
-                <w:sz w:val="16"/>
-                <w:szCs w:val="16"/>
-              </w:rPr>
-              <w:t>p.getValue</w:t>
-            </w:r>
-            <w:proofErr w:type="spellEnd"/>
-            <w:r>
-              <w:rPr>
-                <w:sz w:val="16"/>
-                <w:szCs w:val="16"/>
-              </w:rPr>
-              <w:t>(</w:t>
-            </w:r>
-            <w:proofErr w:type="spellStart"/>
-            <w:r>
-              <w:rPr>
-                <w:sz w:val="16"/>
-                <w:szCs w:val="16"/>
-              </w:rPr>
-              <w:t>st</w:t>
-            </w:r>
-            <w:proofErr w:type="spellEnd"/>
-            <w:r>
-              <w:rPr>
-                <w:sz w:val="16"/>
-                <w:szCs w:val="16"/>
-              </w:rPr>
-              <w:t>, oa.name).</w:t>
-            </w:r>
-            <w:proofErr w:type="spellStart"/>
-            <w:r>
-              <w:rPr>
-                <w:sz w:val="16"/>
-                <w:szCs w:val="16"/>
-              </w:rPr>
-              <w:t>oclAsType</w:t>
-            </w:r>
-            <w:proofErr w:type="spellEnd"/>
-            <w:r>
-              <w:rPr>
-                <w:sz w:val="16"/>
-                <w:szCs w:val="16"/>
-              </w:rPr>
-              <w:t>(Integer)/]</w:t>
+              <w:t>[if oa.name.contains('part')]</w:t>
+            </w:r>
+            <w:r>
+              <w:rPr>
+                <w:sz w:val="16"/>
+                <w:szCs w:val="16"/>
+              </w:rPr>
+              <w:t>partOfObjectKey: [p.getValue(st, oa.name).oclAsType(Integer)/]</w:t>
             </w:r>
           </w:p>
           <w:p>
@@ -2080,87 +1726,7 @@
                 <w:sz w:val="16"/>
                 <w:szCs w:val="16"/>
               </w:rPr>
-              <w:t xml:space="preserve">[if </w:t>
-            </w:r>
-            <w:proofErr w:type="spellStart"/>
-            <w:r>
-              <w:rPr>
-                <w:sz w:val="16"/>
-                <w:szCs w:val="16"/>
-              </w:rPr>
-              <w:t>oa.name.contains</w:t>
-            </w:r>
-            <w:proofErr w:type="spellEnd"/>
-            <w:r>
-              <w:rPr>
-                <w:sz w:val="16"/>
-                <w:szCs w:val="16"/>
-              </w:rPr>
-              <w:t>('attribute')]AVC: [</w:t>
-            </w:r>
-            <w:proofErr w:type="spellStart"/>
-            <w:r>
-              <w:rPr>
-                <w:sz w:val="16"/>
-                <w:szCs w:val="16"/>
-              </w:rPr>
-              <w:t>p.getValue</w:t>
-            </w:r>
-            <w:proofErr w:type="spellEnd"/>
-            <w:r>
-              <w:rPr>
-                <w:sz w:val="16"/>
-                <w:szCs w:val="16"/>
-              </w:rPr>
-              <w:t>(</w:t>
-            </w:r>
-            <w:proofErr w:type="spellStart"/>
-            <w:r>
-              <w:rPr>
-                <w:sz w:val="16"/>
-                <w:szCs w:val="16"/>
-              </w:rPr>
-              <w:t>st</w:t>
-            </w:r>
-            <w:proofErr w:type="spellEnd"/>
-            <w:r>
-              <w:rPr>
-                <w:sz w:val="16"/>
-                <w:szCs w:val="16"/>
-              </w:rPr>
-              <w:t>, oa.name).</w:t>
-            </w:r>
-            <w:proofErr w:type="spellStart"/>
-            <w:r>
-              <w:rPr>
-                <w:sz w:val="16"/>
-                <w:szCs w:val="16"/>
-              </w:rPr>
-              <w:t>oclAsType</w:t>
-            </w:r>
-            <w:proofErr w:type="spellEnd"/>
-            <w:r>
-              <w:rPr>
-                <w:sz w:val="16"/>
-                <w:szCs w:val="16"/>
-              </w:rPr>
-              <w:t>(</w:t>
-            </w:r>
-            <w:proofErr w:type="spellStart"/>
-            <w:r>
-              <w:rPr>
-                <w:sz w:val="16"/>
-                <w:szCs w:val="16"/>
-              </w:rPr>
-              <w:t>EnumerationLiteral</w:t>
-            </w:r>
-            <w:proofErr w:type="spellEnd"/>
-            <w:r>
-              <w:rPr>
-                <w:sz w:val="16"/>
-                <w:szCs w:val="16"/>
-              </w:rPr>
-              <w:t>).name/]</w:t>
+              <w:t>[if oa.name.contains('attribute')]AVC: [p.getValue(st, oa.name).oclAsType(EnumerationLiteral).name/]</w:t>
             </w:r>
           </w:p>
           <w:p>
@@ -2206,87 +1772,7 @@
                 <w:szCs w:val="16"/>
               </w:rPr>
               <w:tab/>
-              <w:t xml:space="preserve">[if </w:t>
-            </w:r>
-            <w:proofErr w:type="spellStart"/>
-            <w:r>
-              <w:rPr>
-                <w:sz w:val="16"/>
-                <w:szCs w:val="16"/>
-              </w:rPr>
-              <w:t>oa.name.contains</w:t>
-            </w:r>
-            <w:proofErr w:type="spellEnd"/>
-            <w:r>
-              <w:rPr>
-                <w:sz w:val="16"/>
-                <w:szCs w:val="16"/>
-              </w:rPr>
-              <w:t>('Invariant')]</w:t>
-            </w:r>
-            <w:proofErr w:type="spellStart"/>
-            <w:r>
-              <w:rPr>
-                <w:sz w:val="16"/>
-                <w:szCs w:val="16"/>
-              </w:rPr>
-              <w:t>isInvariant</w:t>
-            </w:r>
-            <w:proofErr w:type="spellEnd"/>
-            <w:r>
-              <w:rPr>
-                <w:sz w:val="16"/>
-                <w:szCs w:val="16"/>
-              </w:rPr>
-              <w:t>: [</w:t>
-            </w:r>
-            <w:proofErr w:type="spellStart"/>
-            <w:r>
-              <w:rPr>
-                <w:sz w:val="16"/>
-                <w:szCs w:val="16"/>
-              </w:rPr>
-              <w:t>p.getValue</w:t>
-            </w:r>
-            <w:proofErr w:type="spellEnd"/>
-            <w:r>
-              <w:rPr>
-                <w:sz w:val="16"/>
-                <w:szCs w:val="16"/>
-              </w:rPr>
-              <w:t>(</w:t>
-            </w:r>
-            <w:proofErr w:type="spellStart"/>
-            <w:r>
-              <w:rPr>
-                <w:sz w:val="16"/>
-                <w:szCs w:val="16"/>
-              </w:rPr>
-              <w:t>st</w:t>
-            </w:r>
-            <w:proofErr w:type="spellEnd"/>
-            <w:r>
-              <w:rPr>
-                <w:sz w:val="16"/>
-                <w:szCs w:val="16"/>
-              </w:rPr>
-              <w:t>, oa.name).</w:t>
-            </w:r>
-            <w:proofErr w:type="spellStart"/>
-            <w:r>
-              <w:rPr>
-                <w:sz w:val="16"/>
-                <w:szCs w:val="16"/>
-              </w:rPr>
-              <w:t>oclAsType</w:t>
-            </w:r>
-            <w:proofErr w:type="spellEnd"/>
-            <w:r>
-              <w:rPr>
-                <w:sz w:val="16"/>
-                <w:szCs w:val="16"/>
-              </w:rPr>
-              <w:t>(Boolean)/]</w:t>
+              <w:t>[if oa.name.contains('Invariant')]isInvariant: [p.getValue(st, oa.name).oclAsType(Boolean)/]</w:t>
             </w:r>
           </w:p>
           <w:p>
@@ -2332,135 +1818,7 @@
                 <w:szCs w:val="16"/>
               </w:rPr>
               <w:tab/>
-              <w:t xml:space="preserve">[if </w:t>
-            </w:r>
-            <w:proofErr w:type="spellStart"/>
-            <w:r>
-              <w:rPr>
-                <w:sz w:val="16"/>
-                <w:szCs w:val="16"/>
-              </w:rPr>
-              <w:t>oa.name.contains</w:t>
-            </w:r>
-            <w:proofErr w:type="spellEnd"/>
-            <w:r>
-              <w:rPr>
-                <w:sz w:val="16"/>
-                <w:szCs w:val="16"/>
-              </w:rPr>
-              <w:t>('value')]</w:t>
-            </w:r>
-            <w:proofErr w:type="spellStart"/>
-            <w:r>
-              <w:rPr>
-                <w:sz w:val="16"/>
-                <w:szCs w:val="16"/>
-              </w:rPr>
-              <w:t>valueRange</w:t>
-            </w:r>
-            <w:proofErr w:type="spellEnd"/>
-            <w:r>
-              <w:rPr>
-                <w:sz w:val="16"/>
-                <w:szCs w:val="16"/>
-              </w:rPr>
-              <w:t xml:space="preserve">: [if (not </w:t>
-            </w:r>
-            <w:proofErr w:type="spellStart"/>
-            <w:r>
-              <w:rPr>
-                <w:sz w:val="16"/>
-                <w:szCs w:val="16"/>
-              </w:rPr>
-              <w:t>p.getValue</w:t>
-            </w:r>
-            <w:proofErr w:type="spellEnd"/>
-            <w:r>
-              <w:rPr>
-                <w:sz w:val="16"/>
-                <w:szCs w:val="16"/>
-              </w:rPr>
-              <w:t>(</w:t>
-            </w:r>
-            <w:proofErr w:type="spellStart"/>
-            <w:r>
-              <w:rPr>
-                <w:sz w:val="16"/>
-                <w:szCs w:val="16"/>
-              </w:rPr>
-              <w:t>st</w:t>
-            </w:r>
-            <w:proofErr w:type="spellEnd"/>
-            <w:r>
-              <w:rPr>
-                <w:sz w:val="16"/>
-                <w:szCs w:val="16"/>
-              </w:rPr>
-              <w:t>, oa.name).</w:t>
-            </w:r>
-            <w:proofErr w:type="spellStart"/>
-            <w:r>
-              <w:rPr>
-                <w:sz w:val="16"/>
-                <w:szCs w:val="16"/>
-              </w:rPr>
-              <w:t>oclIsUndefined</w:t>
-            </w:r>
-            <w:proofErr w:type="spellEnd"/>
-            <w:r>
-              <w:rPr>
-                <w:sz w:val="16"/>
-                <w:szCs w:val="16"/>
-              </w:rPr>
-              <w:t>())][</w:t>
-            </w:r>
-            <w:proofErr w:type="spellStart"/>
-            <w:r>
-              <w:rPr>
-                <w:sz w:val="16"/>
-                <w:szCs w:val="16"/>
-              </w:rPr>
-              <w:t>p.getValue</w:t>
-            </w:r>
-            <w:proofErr w:type="spellEnd"/>
-            <w:r>
-              <w:rPr>
-                <w:sz w:val="16"/>
-                <w:szCs w:val="16"/>
-              </w:rPr>
-              <w:t>(</w:t>
-            </w:r>
-            <w:proofErr w:type="spellStart"/>
-            <w:r>
-              <w:rPr>
-                <w:sz w:val="16"/>
-                <w:szCs w:val="16"/>
-              </w:rPr>
-              <w:t>st</w:t>
-            </w:r>
-            <w:proofErr w:type="spellEnd"/>
-            <w:r>
-              <w:rPr>
-                <w:sz w:val="16"/>
-                <w:szCs w:val="16"/>
-              </w:rPr>
-              <w:t>, oa.name).</w:t>
-            </w:r>
-            <w:proofErr w:type="spellStart"/>
-            <w:r>
-              <w:rPr>
-                <w:sz w:val="16"/>
-                <w:szCs w:val="16"/>
-              </w:rPr>
-              <w:t>oclAsType</w:t>
-            </w:r>
-            <w:proofErr w:type="spellEnd"/>
-            <w:r>
-              <w:rPr>
-                <w:sz w:val="16"/>
-                <w:szCs w:val="16"/>
-              </w:rPr>
-              <w:t>(String)/][else]no range constraint[/if]</w:t>
+              <w:t>[if oa.name.contains('value')]valueRange: [if (not p.getValue(st, oa.name).oclIsUndefined())][p.getValue(st, oa.name).oclAsType(String)/][else]no range constraint[/if]</w:t>
             </w:r>
           </w:p>
           <w:p>
@@ -2506,103 +1864,7 @@
                 <w:szCs w:val="16"/>
               </w:rPr>
               <w:tab/>
-              <w:t xml:space="preserve">[if </w:t>
-            </w:r>
-            <w:proofErr w:type="spellStart"/>
-            <w:r>
-              <w:rPr>
-                <w:sz w:val="16"/>
-                <w:szCs w:val="16"/>
-              </w:rPr>
-              <w:t>oa.name.contains</w:t>
-            </w:r>
-            <w:proofErr w:type="spellEnd"/>
-            <w:r>
-              <w:rPr>
-                <w:sz w:val="16"/>
-                <w:szCs w:val="16"/>
-              </w:rPr>
-              <w:t>('Length')]</w:t>
-            </w:r>
-            <w:proofErr w:type="spellStart"/>
-            <w:r>
-              <w:rPr>
-                <w:sz w:val="16"/>
-                <w:szCs w:val="16"/>
-              </w:rPr>
-              <w:t>bitLength</w:t>
-            </w:r>
-            <w:proofErr w:type="spellEnd"/>
-            <w:r>
-              <w:rPr>
-                <w:sz w:val="16"/>
-                <w:szCs w:val="16"/>
-              </w:rPr>
-              <w:t>: [</w:t>
-            </w:r>
-            <w:proofErr w:type="spellStart"/>
-            <w:r>
-              <w:rPr>
-                <w:sz w:val="16"/>
-                <w:szCs w:val="16"/>
-              </w:rPr>
-              <w:t>p.getValue</w:t>
-            </w:r>
-            <w:proofErr w:type="spellEnd"/>
-            <w:r>
-              <w:rPr>
-                <w:sz w:val="16"/>
-                <w:szCs w:val="16"/>
-              </w:rPr>
-              <w:t>(</w:t>
-            </w:r>
-            <w:proofErr w:type="spellStart"/>
-            <w:r>
-              <w:rPr>
-                <w:sz w:val="16"/>
-                <w:szCs w:val="16"/>
-              </w:rPr>
-              <w:t>st</w:t>
-            </w:r>
-            <w:proofErr w:type="spellEnd"/>
-            <w:r>
-              <w:rPr>
-                <w:sz w:val="16"/>
-                <w:szCs w:val="16"/>
-              </w:rPr>
-              <w:t>, oa.name).</w:t>
-            </w:r>
-            <w:proofErr w:type="spellStart"/>
-            <w:r>
-              <w:rPr>
-                <w:sz w:val="16"/>
-                <w:szCs w:val="16"/>
-              </w:rPr>
-              <w:t>oclAsType</w:t>
-            </w:r>
-            <w:proofErr w:type="spellEnd"/>
-            <w:r>
-              <w:rPr>
-                <w:sz w:val="16"/>
-                <w:szCs w:val="16"/>
-              </w:rPr>
-              <w:t>(</w:t>
-            </w:r>
-            <w:proofErr w:type="spellStart"/>
-            <w:r>
-              <w:rPr>
-                <w:sz w:val="16"/>
-                <w:szCs w:val="16"/>
-              </w:rPr>
-              <w:t>EnumerationLiteral</w:t>
-            </w:r>
-            <w:proofErr w:type="spellEnd"/>
-            <w:r>
-              <w:rPr>
-                <w:sz w:val="16"/>
-                <w:szCs w:val="16"/>
-              </w:rPr>
-              <w:t>).name/]</w:t>
+              <w:t>[if oa.name.contains('Length')]bitLength: [p.getValue(st, oa.name).oclAsType(EnumerationLiteral).name/]</w:t>
             </w:r>
           </w:p>
           <w:p>
@@ -2648,119 +1910,7 @@
                 <w:szCs w:val="16"/>
               </w:rPr>
               <w:tab/>
-              <w:t xml:space="preserve">[if </w:t>
-            </w:r>
-            <w:proofErr w:type="spellStart"/>
-            <w:r>
-              <w:rPr>
-                <w:sz w:val="16"/>
-                <w:szCs w:val="16"/>
-              </w:rPr>
-              <w:t>oa.name.contains</w:t>
-            </w:r>
-            <w:proofErr w:type="spellEnd"/>
-            <w:r>
-              <w:rPr>
-                <w:sz w:val="16"/>
-                <w:szCs w:val="16"/>
-              </w:rPr>
-              <w:t xml:space="preserve">('unit')]unit: [if (not </w:t>
-            </w:r>
-            <w:proofErr w:type="spellStart"/>
-            <w:r>
-              <w:rPr>
-                <w:sz w:val="16"/>
-                <w:szCs w:val="16"/>
-              </w:rPr>
-              <w:t>p.getValue</w:t>
-            </w:r>
-            <w:proofErr w:type="spellEnd"/>
-            <w:r>
-              <w:rPr>
-                <w:sz w:val="16"/>
-                <w:szCs w:val="16"/>
-              </w:rPr>
-              <w:t>(</w:t>
-            </w:r>
-            <w:proofErr w:type="spellStart"/>
-            <w:r>
-              <w:rPr>
-                <w:sz w:val="16"/>
-                <w:szCs w:val="16"/>
-              </w:rPr>
-              <w:t>st</w:t>
-            </w:r>
-            <w:proofErr w:type="spellEnd"/>
-            <w:r>
-              <w:rPr>
-                <w:sz w:val="16"/>
-                <w:szCs w:val="16"/>
-              </w:rPr>
-              <w:t>, oa.name).</w:t>
-            </w:r>
-            <w:proofErr w:type="spellStart"/>
-            <w:r>
-              <w:rPr>
-                <w:sz w:val="16"/>
-                <w:szCs w:val="16"/>
-              </w:rPr>
-              <w:t>oclIsUndefined</w:t>
-            </w:r>
-            <w:proofErr w:type="spellEnd"/>
-            <w:r>
-              <w:rPr>
-                <w:sz w:val="16"/>
-                <w:szCs w:val="16"/>
-              </w:rPr>
-              <w:t>())][</w:t>
-            </w:r>
-            <w:proofErr w:type="spellStart"/>
-            <w:r>
-              <w:rPr>
-                <w:sz w:val="16"/>
-                <w:szCs w:val="16"/>
-              </w:rPr>
-              <w:t>p.getValue</w:t>
-            </w:r>
-            <w:proofErr w:type="spellEnd"/>
-            <w:r>
-              <w:rPr>
-                <w:sz w:val="16"/>
-                <w:szCs w:val="16"/>
-              </w:rPr>
-              <w:t>(</w:t>
-            </w:r>
-            <w:proofErr w:type="spellStart"/>
-            <w:r>
-              <w:rPr>
-                <w:sz w:val="16"/>
-                <w:szCs w:val="16"/>
-              </w:rPr>
-              <w:t>st</w:t>
-            </w:r>
-            <w:proofErr w:type="spellEnd"/>
-            <w:r>
-              <w:rPr>
-                <w:sz w:val="16"/>
-                <w:szCs w:val="16"/>
-              </w:rPr>
-              <w:t>, oa.name).</w:t>
-            </w:r>
-            <w:proofErr w:type="spellStart"/>
-            <w:r>
-              <w:rPr>
-                <w:sz w:val="16"/>
-                <w:szCs w:val="16"/>
-              </w:rPr>
-              <w:t>oclAsType</w:t>
-            </w:r>
-            <w:proofErr w:type="spellEnd"/>
-            <w:r>
-              <w:rPr>
-                <w:sz w:val="16"/>
-                <w:szCs w:val="16"/>
-              </w:rPr>
-              <w:t>(String)/][else]no unit defined[/if]</w:t>
+              <w:t>[if oa.name.contains('unit')]unit: [if (not p.getValue(st, oa.name).oclIsUndefined())][p.getValue(st, oa.name).oclAsType(String)/][else]no unit defined[/if]</w:t>
             </w:r>
           </w:p>
           <w:p>
@@ -2807,87 +1957,7 @@
                 <w:szCs w:val="16"/>
               </w:rPr>
               <w:tab/>
-              <w:t xml:space="preserve">[if </w:t>
-            </w:r>
-            <w:proofErr w:type="spellStart"/>
-            <w:r>
-              <w:rPr>
-                <w:sz w:val="16"/>
-                <w:szCs w:val="16"/>
-              </w:rPr>
-              <w:t>oa.name.contains</w:t>
-            </w:r>
-            <w:proofErr w:type="spellEnd"/>
-            <w:r>
-              <w:rPr>
-                <w:sz w:val="16"/>
-                <w:szCs w:val="16"/>
-              </w:rPr>
-              <w:t>('support')]support: [</w:t>
-            </w:r>
-            <w:proofErr w:type="spellStart"/>
-            <w:r>
-              <w:rPr>
-                <w:sz w:val="16"/>
-                <w:szCs w:val="16"/>
-              </w:rPr>
-              <w:t>p.getValue</w:t>
-            </w:r>
-            <w:proofErr w:type="spellEnd"/>
-            <w:r>
-              <w:rPr>
-                <w:sz w:val="16"/>
-                <w:szCs w:val="16"/>
-              </w:rPr>
-              <w:t>(</w:t>
-            </w:r>
-            <w:proofErr w:type="spellStart"/>
-            <w:r>
-              <w:rPr>
-                <w:sz w:val="16"/>
-                <w:szCs w:val="16"/>
-              </w:rPr>
-              <w:t>st</w:t>
-            </w:r>
-            <w:proofErr w:type="spellEnd"/>
-            <w:r>
-              <w:rPr>
-                <w:sz w:val="16"/>
-                <w:szCs w:val="16"/>
-              </w:rPr>
-              <w:t>, oa.name).</w:t>
-            </w:r>
-            <w:proofErr w:type="spellStart"/>
-            <w:r>
-              <w:rPr>
-                <w:sz w:val="16"/>
-                <w:szCs w:val="16"/>
-              </w:rPr>
-              <w:t>oclAsType</w:t>
-            </w:r>
-            <w:proofErr w:type="spellEnd"/>
-            <w:r>
-              <w:rPr>
-                <w:sz w:val="16"/>
-                <w:szCs w:val="16"/>
-              </w:rPr>
-              <w:t>(</w:t>
-            </w:r>
-            <w:proofErr w:type="spellStart"/>
-            <w:r>
-              <w:rPr>
-                <w:sz w:val="16"/>
-                <w:szCs w:val="16"/>
-              </w:rPr>
-              <w:t>EnumerationLiteral</w:t>
-            </w:r>
-            <w:proofErr w:type="spellEnd"/>
-            <w:r>
-              <w:rPr>
-                <w:sz w:val="16"/>
-                <w:szCs w:val="16"/>
-              </w:rPr>
-              <w:t>).name/]</w:t>
+              <w:t>[if oa.name.contains('support')]support: [p.getValue(st, oa.name).oclAsType(EnumerationLiteral).name/]</w:t>
             </w:r>
           </w:p>
           <w:p>
@@ -2933,119 +2003,7 @@
                 <w:szCs w:val="16"/>
               </w:rPr>
               <w:tab/>
-              <w:t xml:space="preserve">[if </w:t>
-            </w:r>
-            <w:proofErr w:type="spellStart"/>
-            <w:r>
-              <w:rPr>
-                <w:sz w:val="16"/>
-                <w:szCs w:val="16"/>
-              </w:rPr>
-              <w:t>oa.name.contains</w:t>
-            </w:r>
-            <w:proofErr w:type="spellEnd"/>
-            <w:r>
-              <w:rPr>
-                <w:sz w:val="16"/>
-                <w:szCs w:val="16"/>
-              </w:rPr>
-              <w:t xml:space="preserve">('condition')][if (not </w:t>
-            </w:r>
-            <w:proofErr w:type="spellStart"/>
-            <w:r>
-              <w:rPr>
-                <w:sz w:val="16"/>
-                <w:szCs w:val="16"/>
-              </w:rPr>
-              <w:t>p.getValue</w:t>
-            </w:r>
-            <w:proofErr w:type="spellEnd"/>
-            <w:r>
-              <w:rPr>
-                <w:sz w:val="16"/>
-                <w:szCs w:val="16"/>
-              </w:rPr>
-              <w:t>(</w:t>
-            </w:r>
-            <w:proofErr w:type="spellStart"/>
-            <w:r>
-              <w:rPr>
-                <w:sz w:val="16"/>
-                <w:szCs w:val="16"/>
-              </w:rPr>
-              <w:t>st</w:t>
-            </w:r>
-            <w:proofErr w:type="spellEnd"/>
-            <w:r>
-              <w:rPr>
-                <w:sz w:val="16"/>
-                <w:szCs w:val="16"/>
-              </w:rPr>
-              <w:t>, oa.name).</w:t>
-            </w:r>
-            <w:proofErr w:type="spellStart"/>
-            <w:r>
-              <w:rPr>
-                <w:sz w:val="16"/>
-                <w:szCs w:val="16"/>
-              </w:rPr>
-              <w:t>oclIsUndefined</w:t>
-            </w:r>
-            <w:proofErr w:type="spellEnd"/>
-            <w:r>
-              <w:rPr>
-                <w:sz w:val="16"/>
-                <w:szCs w:val="16"/>
-              </w:rPr>
-              <w:t>())]condition:[</w:t>
-            </w:r>
-            <w:proofErr w:type="spellStart"/>
-            <w:r>
-              <w:rPr>
-                <w:sz w:val="16"/>
-                <w:szCs w:val="16"/>
-              </w:rPr>
-              <w:t>p.getValue</w:t>
-            </w:r>
-            <w:proofErr w:type="spellEnd"/>
-            <w:r>
-              <w:rPr>
-                <w:sz w:val="16"/>
-                <w:szCs w:val="16"/>
-              </w:rPr>
-              <w:t>(</w:t>
-            </w:r>
-            <w:proofErr w:type="spellStart"/>
-            <w:r>
-              <w:rPr>
-                <w:sz w:val="16"/>
-                <w:szCs w:val="16"/>
-              </w:rPr>
-              <w:t>st</w:t>
-            </w:r>
-            <w:proofErr w:type="spellEnd"/>
-            <w:r>
-              <w:rPr>
-                <w:sz w:val="16"/>
-                <w:szCs w:val="16"/>
-              </w:rPr>
-              <w:t>, oa.name).</w:t>
-            </w:r>
-            <w:proofErr w:type="spellStart"/>
-            <w:r>
-              <w:rPr>
-                <w:sz w:val="16"/>
-                <w:szCs w:val="16"/>
-              </w:rPr>
-              <w:t>oclAsType</w:t>
-            </w:r>
-            <w:proofErr w:type="spellEnd"/>
-            <w:r>
-              <w:rPr>
-                <w:sz w:val="16"/>
-                <w:szCs w:val="16"/>
-              </w:rPr>
-              <w:t>(String)/][else] &lt;drop/&gt; [/if]</w:t>
+              <w:t>[if oa.name.contains('condition')][if (not p.getValue(st, oa.name).oclIsUndefined())]condition:[p.getValue(st, oa.name).oclAsType(String)/][else] &lt;drop/&gt; [/if]</w:t>
             </w:r>
           </w:p>
           <w:p>
@@ -3278,43 +2236,7 @@
                 <w:szCs w:val="16"/>
               </w:rPr>
               <w:lastRenderedPageBreak/>
-              <w:t xml:space="preserve">[if </w:t>
-            </w:r>
-            <w:proofErr w:type="spellStart"/>
-            <w:r>
-              <w:rPr>
-                <w:color w:val="7030A0"/>
-                <w:sz w:val="16"/>
-                <w:szCs w:val="16"/>
-              </w:rPr>
-              <w:t>p.ownedComment</w:t>
-            </w:r>
-            <w:proofErr w:type="spellEnd"/>
-            <w:r>
-              <w:rPr>
-                <w:color w:val="7030A0"/>
-                <w:sz w:val="16"/>
-                <w:szCs w:val="16"/>
-              </w:rPr>
-              <w:t>-&gt;</w:t>
-            </w:r>
-            <w:proofErr w:type="spellStart"/>
-            <w:r>
-              <w:rPr>
-                <w:color w:val="7030A0"/>
-                <w:sz w:val="16"/>
-                <w:szCs w:val="16"/>
-              </w:rPr>
-              <w:t>notEmpty</w:t>
-            </w:r>
-            <w:proofErr w:type="spellEnd"/>
-            <w:r>
-              <w:rPr>
-                <w:color w:val="7030A0"/>
-                <w:sz w:val="16"/>
-                <w:szCs w:val="16"/>
-              </w:rPr>
-              <w:t>()]&lt;drop/&gt;</w:t>
+              <w:t>[if p.ownedComment-&gt;notEmpty()]&lt;drop/&gt;</w:t>
             </w:r>
           </w:p>
           <w:p>
@@ -3332,43 +2254,7 @@
                 <w:sz w:val="16"/>
                 <w:szCs w:val="16"/>
               </w:rPr>
-              <w:t>[for (</w:t>
-            </w:r>
-            <w:proofErr w:type="spellStart"/>
-            <w:r>
-              <w:rPr>
-                <w:color w:val="7030A0"/>
-                <w:sz w:val="16"/>
-                <w:szCs w:val="16"/>
-              </w:rPr>
-              <w:t>c:Comment</w:t>
-            </w:r>
-            <w:proofErr w:type="spellEnd"/>
-            <w:r>
-              <w:rPr>
-                <w:color w:val="7030A0"/>
-                <w:sz w:val="16"/>
-                <w:szCs w:val="16"/>
-              </w:rPr>
-              <w:t xml:space="preserve"> | </w:t>
-            </w:r>
-            <w:proofErr w:type="spellStart"/>
-            <w:r>
-              <w:rPr>
-                <w:color w:val="7030A0"/>
-                <w:sz w:val="16"/>
-                <w:szCs w:val="16"/>
-              </w:rPr>
-              <w:t>p.ownedComment</w:t>
-            </w:r>
-            <w:proofErr w:type="spellEnd"/>
-            <w:r>
-              <w:rPr>
-                <w:color w:val="7030A0"/>
-                <w:sz w:val="16"/>
-                <w:szCs w:val="16"/>
-              </w:rPr>
-              <w:t>)] &lt;drop/&gt;</w:t>
+              <w:t>[for (c:Comment | p.ownedComment)] &lt;drop/&gt;</w:t>
             </w:r>
           </w:p>
           <w:p>
@@ -3385,23 +2271,7 @@
                 <w:sz w:val="16"/>
                 <w:szCs w:val="16"/>
               </w:rPr>
-              <w:t>[c._</w:t>
-            </w:r>
-            <w:proofErr w:type="spellStart"/>
-            <w:r>
-              <w:rPr>
-                <w:sz w:val="16"/>
-                <w:szCs w:val="16"/>
-              </w:rPr>
-              <w:t>body.clean</w:t>
-            </w:r>
-            <w:proofErr w:type="spellEnd"/>
-            <w:r>
-              <w:rPr>
-                <w:sz w:val="16"/>
-                <w:szCs w:val="16"/>
-              </w:rPr>
-              <w:t>()/]</w:t>
+              <w:t>[c._body.clean()/]</w:t>
             </w:r>
           </w:p>
           <w:p>
@@ -3437,25 +2307,7 @@
                 <w:sz w:val="16"/>
                 <w:szCs w:val="16"/>
               </w:rPr>
-              <w:t>[else][if (</w:t>
-            </w:r>
-            <w:proofErr w:type="spellStart"/>
-            <w:r>
-              <w:rPr>
-                <w:color w:val="7030A0"/>
-                <w:sz w:val="16"/>
-                <w:szCs w:val="16"/>
-              </w:rPr>
-              <w:t>p.name.contains</w:t>
-            </w:r>
-            <w:proofErr w:type="spellEnd"/>
-            <w:r>
-              <w:rPr>
-                <w:color w:val="7030A0"/>
-                <w:sz w:val="16"/>
-                <w:szCs w:val="16"/>
-              </w:rPr>
-              <w:t xml:space="preserve"> (‘_’))] See referenced class</w:t>
+              <w:t>[else][if (p.name.contains (‘_’))] See referenced class</w:t>
             </w:r>
           </w:p>
           <w:p>
@@ -3606,7 +2458,6 @@
         </w:rPr>
         <w:t>[for (</w:t>
       </w:r>
-      <w:proofErr w:type="spellStart"/>
       <w:proofErr w:type="gramStart"/>
       <w:r>
         <w:rPr>
@@ -3614,41 +2465,26 @@
         </w:rPr>
         <w:t>dt:DataType</w:t>
       </w:r>
-      <w:proofErr w:type="spellEnd"/>
       <w:proofErr w:type="gramEnd"/>
       <w:r>
         <w:rPr>
           <w:color w:val="7030A0"/>
         </w:rPr>
-        <w:t xml:space="preserve"> | </w:t>
-      </w:r>
-      <w:proofErr w:type="spellStart"/>
-      <w:r>
-        <w:rPr>
-          <w:color w:val="7030A0"/>
-        </w:rPr>
-        <w:t>DataType.allInstances</w:t>
-      </w:r>
-      <w:proofErr w:type="spellEnd"/>
-      <w:r>
-        <w:rPr>
-          <w:color w:val="7030A0"/>
-        </w:rPr>
-        <w:t>()-&gt;</w:t>
-      </w:r>
-      <w:proofErr w:type="spellStart"/>
-      <w:r>
-        <w:rPr>
-          <w:color w:val="7030A0"/>
-        </w:rPr>
-        <w:t>sortedBy</w:t>
-      </w:r>
-      <w:proofErr w:type="spellEnd"/>
-      <w:r>
-        <w:rPr>
-          <w:color w:val="7030A0"/>
-        </w:rPr>
-        <w:t>(name))]&lt;drop/&gt;</w:t>
+        <w:t xml:space="preserve"> | DataType.allInstances()-&gt;sortedBy(name)</w:t>
+      </w:r>
+      <w:proofErr w:type="gramStart"/>
+      <w:r>
+        <w:rPr>
+          <w:color w:val="7030A0"/>
+        </w:rPr>
+        <w:t>)]&lt;</w:t>
+      </w:r>
+      <w:proofErr w:type="gramEnd"/>
+      <w:r>
+        <w:rPr>
+          <w:color w:val="7030A0"/>
+        </w:rPr>
+        <w:t>drop/&gt;</w:t>
       </w:r>
     </w:p>
     <w:p>
@@ -3664,7 +2500,6 @@
         </w:rPr>
         <w:t xml:space="preserve">[if </w:t>
       </w:r>
-      <w:proofErr w:type="spellStart"/>
       <w:proofErr w:type="gramStart"/>
       <w:r>
         <w:rPr>
@@ -3672,27 +2507,26 @@
         </w:rPr>
         <w:t>dt.oclIsTypeOf</w:t>
       </w:r>
-      <w:proofErr w:type="spellEnd"/>
       <w:proofErr w:type="gramEnd"/>
       <w:r>
         <w:rPr>
           <w:color w:val="7030A0"/>
         </w:rPr>
-        <w:t>(</w:t>
-      </w:r>
-      <w:proofErr w:type="spellStart"/>
-      <w:r>
-        <w:rPr>
-          <w:color w:val="7030A0"/>
-        </w:rPr>
-        <w:t>DataType</w:t>
-      </w:r>
-      <w:proofErr w:type="spellEnd"/>
-      <w:r>
-        <w:rPr>
-          <w:color w:val="7030A0"/>
-        </w:rPr>
-        <w:t>)]&lt;drop/&gt;</w:t>
+        <w:t>(DataType</w:t>
+      </w:r>
+      <w:proofErr w:type="gramStart"/>
+      <w:r>
+        <w:rPr>
+          <w:color w:val="7030A0"/>
+        </w:rPr>
+        <w:t>)]&lt;</w:t>
+      </w:r>
+      <w:proofErr w:type="gramEnd"/>
+      <w:r>
+        <w:rPr>
+          <w:color w:val="7030A0"/>
+        </w:rPr>
+        <w:t>drop/&gt;</w:t>
       </w:r>
     </w:p>
     <w:p>
@@ -3722,7 +2556,6 @@
         </w:rPr>
         <w:t>[for (</w:t>
       </w:r>
-      <w:proofErr w:type="spellStart"/>
       <w:proofErr w:type="gramStart"/>
       <w:r>
         <w:rPr>
@@ -3736,7 +2569,6 @@
         </w:rPr>
         <w:t>ment</w:t>
       </w:r>
-      <w:proofErr w:type="spellEnd"/>
       <w:proofErr w:type="gramEnd"/>
       <w:r>
         <w:rPr>
@@ -3744,19 +2576,19 @@
         </w:rPr>
         <w:t xml:space="preserve"> | </w:t>
       </w:r>
-      <w:proofErr w:type="spellStart"/>
-      <w:r>
-        <w:rPr>
-          <w:color w:val="7030A0"/>
-        </w:rPr>
-        <w:t>dt.ownedComment</w:t>
-      </w:r>
-      <w:proofErr w:type="spellEnd"/>
-      <w:r>
-        <w:rPr>
-          <w:color w:val="7030A0"/>
-        </w:rPr>
-        <w:t>)]&lt;drop/&gt;</w:t>
+      <w:proofErr w:type="gramStart"/>
+      <w:r>
+        <w:rPr>
+          <w:color w:val="7030A0"/>
+        </w:rPr>
+        <w:t>dt.ownedComment)]&lt;</w:t>
+      </w:r>
+      <w:proofErr w:type="gramEnd"/>
+      <w:r>
+        <w:rPr>
+          <w:color w:val="7030A0"/>
+        </w:rPr>
+        <w:t>drop/&gt;</w:t>
       </w:r>
     </w:p>
     <w:p>
@@ -3770,57 +2602,38 @@
         <w:rPr>
           <w:color w:val="7030A0"/>
         </w:rPr>
+        <w:t>&lt;dropEmpty&gt;</w:t>
+      </w:r>
+      <w:r>
+        <w:t>[co._</w:t>
+      </w:r>
+      <w:proofErr w:type="gramStart"/>
+      <w:r>
+        <w:t>body.clean</w:t>
+      </w:r>
+      <w:proofErr w:type="gramEnd"/>
+      <w:r>
+        <w:t>()</w:t>
+      </w:r>
+      <w:proofErr w:type="gramStart"/>
+      <w:r>
+        <w:t>/</w:t>
+      </w:r>
+      <w:r>
+        <w:t>]</w:t>
+      </w:r>
+      <w:r>
+        <w:rPr>
+          <w:color w:val="7030A0"/>
+        </w:rPr>
         <w:t>&lt;</w:t>
       </w:r>
-      <w:proofErr w:type="spellStart"/>
-      <w:r>
-        <w:rPr>
-          <w:color w:val="7030A0"/>
-        </w:rPr>
-        <w:t>dropEmpty</w:t>
-      </w:r>
-      <w:proofErr w:type="spellEnd"/>
-      <w:r>
-        <w:rPr>
-          <w:color w:val="7030A0"/>
-        </w:rPr>
-        <w:t>&gt;</w:t>
-      </w:r>
-      <w:r>
-        <w:t>[co._</w:t>
-      </w:r>
-      <w:proofErr w:type="spellStart"/>
-      <w:proofErr w:type="gramStart"/>
-      <w:r>
-        <w:t>body.clean</w:t>
-      </w:r>
-      <w:proofErr w:type="spellEnd"/>
       <w:proofErr w:type="gramEnd"/>
       <w:r>
-        <w:t>()/</w:t>
-      </w:r>
-      <w:r>
-        <w:t>]</w:t>
-      </w:r>
-      <w:r>
-        <w:rPr>
-          <w:color w:val="7030A0"/>
-        </w:rPr>
-        <w:t>&lt;/</w:t>
-      </w:r>
-      <w:proofErr w:type="spellStart"/>
-      <w:r>
-        <w:rPr>
-          <w:color w:val="7030A0"/>
-        </w:rPr>
-        <w:t>dropEmpty</w:t>
-      </w:r>
-      <w:proofErr w:type="spellEnd"/>
-      <w:r>
-        <w:rPr>
-          <w:color w:val="7030A0"/>
-        </w:rPr>
-        <w:t>&gt;</w:t>
+        <w:rPr>
+          <w:color w:val="7030A0"/>
+        </w:rPr>
+        <w:t>/dropEmpty&gt;</w:t>
       </w:r>
     </w:p>
     <w:p>
@@ -3858,7 +2671,6 @@
         </w:rPr>
         <w:t>[for (</w:t>
       </w:r>
-      <w:proofErr w:type="spellStart"/>
       <w:proofErr w:type="gramStart"/>
       <w:r>
         <w:rPr>
@@ -3866,7 +2678,6 @@
         </w:rPr>
         <w:t>st:Stereotype</w:t>
       </w:r>
-      <w:proofErr w:type="spellEnd"/>
       <w:proofErr w:type="gramEnd"/>
       <w:r>
         <w:rPr>
@@ -3874,19 +2685,33 @@
         </w:rPr>
         <w:t xml:space="preserve"> | </w:t>
       </w:r>
-      <w:proofErr w:type="spellStart"/>
+      <w:proofErr w:type="gramStart"/>
       <w:r>
         <w:rPr>
           <w:color w:val="7030A0"/>
         </w:rPr>
         <w:t>dt.getAppliedStereotypes</w:t>
       </w:r>
-      <w:proofErr w:type="spellEnd"/>
-      <w:r>
-        <w:rPr>
-          <w:color w:val="7030A0"/>
-        </w:rPr>
-        <w:t>())]&lt;drop/&gt;</w:t>
+      <w:proofErr w:type="gramEnd"/>
+      <w:r>
+        <w:rPr>
+          <w:color w:val="7030A0"/>
+        </w:rPr>
+        <w:t>()</w:t>
+      </w:r>
+      <w:proofErr w:type="gramStart"/>
+      <w:r>
+        <w:rPr>
+          <w:color w:val="7030A0"/>
+        </w:rPr>
+        <w:t>)]&lt;</w:t>
+      </w:r>
+      <w:proofErr w:type="gramEnd"/>
+      <w:r>
+        <w:rPr>
+          <w:color w:val="7030A0"/>
+        </w:rPr>
+        <w:t>drop/&gt;</w:t>
       </w:r>
     </w:p>
     <w:p>
@@ -3934,42 +2759,28 @@
         <w:rPr>
           <w:color w:val="7030A0"/>
         </w:rPr>
-        <w:t xml:space="preserve">if  </w:t>
-      </w:r>
-      <w:proofErr w:type="spellStart"/>
-      <w:r>
-        <w:rPr>
-          <w:color w:val="7030A0"/>
-        </w:rPr>
-        <w:t>dt</w:t>
+        <w:t>if  dt</w:t>
       </w:r>
       <w:proofErr w:type="gramEnd"/>
       <w:r>
         <w:rPr>
           <w:color w:val="7030A0"/>
         </w:rPr>
-        <w:t>.ownedAttribute</w:t>
-      </w:r>
-      <w:proofErr w:type="spellEnd"/>
-      <w:r>
-        <w:rPr>
-          <w:color w:val="7030A0"/>
-        </w:rPr>
-        <w:t>-&gt;</w:t>
-      </w:r>
-      <w:proofErr w:type="spellStart"/>
-      <w:r>
-        <w:rPr>
-          <w:color w:val="7030A0"/>
-        </w:rPr>
-        <w:t>notEmpty</w:t>
-      </w:r>
-      <w:proofErr w:type="spellEnd"/>
-      <w:r>
-        <w:rPr>
-          <w:color w:val="7030A0"/>
-        </w:rPr>
-        <w:t>()]&lt;drop/&gt;</w:t>
+        <w:t>.ownedAttribute-&gt;notEmpty(</w:t>
+      </w:r>
+      <w:proofErr w:type="gramStart"/>
+      <w:r>
+        <w:rPr>
+          <w:color w:val="7030A0"/>
+        </w:rPr>
+        <w:t>)]&lt;</w:t>
+      </w:r>
+      <w:proofErr w:type="gramEnd"/>
+      <w:r>
+        <w:rPr>
+          <w:color w:val="7030A0"/>
+        </w:rPr>
+        <w:t>drop/&gt;</w:t>
       </w:r>
     </w:p>
     <w:p>
@@ -4266,23 +3077,21 @@
         </w:rPr>
         <w:t>[for (</w:t>
       </w:r>
-      <w:proofErr w:type="spellStart"/>
       <w:proofErr w:type="gramStart"/>
       <w:r>
         <w:rPr>
           <w:bCs/>
           <w:color w:val="7030A0"/>
         </w:rPr>
-        <w:t>p:Property|dt.ownedAttribute</w:t>
-      </w:r>
-      <w:proofErr w:type="spellEnd"/>
+        <w:t>p:Property|dt.ownedAttribute)]&lt;</w:t>
+      </w:r>
       <w:proofErr w:type="gramEnd"/>
       <w:r>
         <w:rPr>
           <w:bCs/>
           <w:color w:val="7030A0"/>
         </w:rPr>
-        <w:t>)]&lt;drop/&gt;</w:t>
+        <w:t>drop/&gt;</w:t>
       </w:r>
     </w:p>
     <w:tbl>
@@ -4448,11 +3257,31 @@
                 <w:sz w:val="16"/>
                 <w:szCs w:val="16"/>
               </w:rPr>
-              <w:t>=p.upper)]</w:t>
-            </w:r>
+              <w:t>=</w:t>
+            </w:r>
+            <w:proofErr w:type="gramStart"/>
             <w:r>
               <w:rPr>
                 <w:rFonts w:asciiTheme="minorHAnsi" w:hAnsiTheme="minorHAnsi"/>
+                <w:color w:val="7030A0"/>
+                <w:sz w:val="16"/>
+                <w:szCs w:val="16"/>
+              </w:rPr>
+              <w:t>p.upper</w:t>
+            </w:r>
+            <w:proofErr w:type="gramEnd"/>
+            <w:r>
+              <w:rPr>
+                <w:rFonts w:asciiTheme="minorHAnsi" w:hAnsiTheme="minorHAnsi"/>
+                <w:color w:val="7030A0"/>
+                <w:sz w:val="16"/>
+                <w:szCs w:val="16"/>
+              </w:rPr>
+              <w:t>)]</w:t>
+            </w:r>
+            <w:r>
+              <w:rPr>
+                <w:rFonts w:asciiTheme="minorHAnsi" w:hAnsiTheme="minorHAnsi"/>
                 <w:sz w:val="16"/>
                 <w:szCs w:val="16"/>
               </w:rPr>
@@ -4473,25 +3302,84 @@
                 <w:sz w:val="16"/>
                 <w:szCs w:val="16"/>
               </w:rPr>
-              <w:t>[p.lower/]..</w:t>
-            </w:r>
+              <w:t>[</w:t>
+            </w:r>
+            <w:proofErr w:type="gramStart"/>
             <w:r>
               <w:rPr>
                 <w:rFonts w:asciiTheme="minorHAnsi" w:hAnsiTheme="minorHAnsi"/>
-                <w:color w:val="7030A0"/>
-                <w:sz w:val="16"/>
-                <w:szCs w:val="16"/>
-              </w:rPr>
-              <w:t>[if(p.upper=-1)]</w:t>
-            </w:r>
+                <w:sz w:val="16"/>
+                <w:szCs w:val="16"/>
+              </w:rPr>
+              <w:t>p.lower</w:t>
+            </w:r>
+            <w:proofErr w:type="gramEnd"/>
             <w:r>
               <w:rPr>
                 <w:rFonts w:asciiTheme="minorHAnsi" w:hAnsiTheme="minorHAnsi"/>
                 <w:sz w:val="16"/>
                 <w:szCs w:val="16"/>
               </w:rPr>
+              <w:t>/</w:t>
+            </w:r>
+            <w:proofErr w:type="gramStart"/>
+            <w:r>
+              <w:rPr>
+                <w:rFonts w:asciiTheme="minorHAnsi" w:hAnsiTheme="minorHAnsi"/>
+                <w:sz w:val="16"/>
+                <w:szCs w:val="16"/>
+              </w:rPr>
+              <w:t>]..</w:t>
+            </w:r>
+            <w:proofErr w:type="gramEnd"/>
+            <w:r>
+              <w:rPr>
+                <w:rFonts w:asciiTheme="minorHAnsi" w:hAnsiTheme="minorHAnsi"/>
+                <w:color w:val="7030A0"/>
+                <w:sz w:val="16"/>
+                <w:szCs w:val="16"/>
+              </w:rPr>
+              <w:t>[if(</w:t>
+            </w:r>
+            <w:proofErr w:type="gramStart"/>
+            <w:r>
+              <w:rPr>
+                <w:rFonts w:asciiTheme="minorHAnsi" w:hAnsiTheme="minorHAnsi"/>
+                <w:color w:val="7030A0"/>
+                <w:sz w:val="16"/>
+                <w:szCs w:val="16"/>
+              </w:rPr>
+              <w:t>p.upper</w:t>
+            </w:r>
+            <w:proofErr w:type="gramEnd"/>
+            <w:r>
+              <w:rPr>
+                <w:rFonts w:asciiTheme="minorHAnsi" w:hAnsiTheme="minorHAnsi"/>
+                <w:color w:val="7030A0"/>
+                <w:sz w:val="16"/>
+                <w:szCs w:val="16"/>
+              </w:rPr>
+              <w:t>=-1</w:t>
+            </w:r>
+            <w:proofErr w:type="gramStart"/>
+            <w:r>
+              <w:rPr>
+                <w:rFonts w:asciiTheme="minorHAnsi" w:hAnsiTheme="minorHAnsi"/>
+                <w:color w:val="7030A0"/>
+                <w:sz w:val="16"/>
+                <w:szCs w:val="16"/>
+              </w:rPr>
+              <w:t>)]</w:t>
+            </w:r>
+            <w:r>
+              <w:rPr>
+                <w:rFonts w:asciiTheme="minorHAnsi" w:hAnsiTheme="minorHAnsi"/>
+                <w:sz w:val="16"/>
+                <w:szCs w:val="16"/>
+              </w:rPr>
               <w:t>*</w:t>
             </w:r>
+            <w:proofErr w:type="gramEnd"/>
             <w:r>
               <w:rPr>
                 <w:rFonts w:asciiTheme="minorHAnsi" w:hAnsiTheme="minorHAnsi"/>
@@ -4507,16 +3395,55 @@
                 <w:sz w:val="16"/>
                 <w:szCs w:val="16"/>
               </w:rPr>
-              <w:t>[p.upper/]</w:t>
-            </w:r>
+              <w:t>[</w:t>
+            </w:r>
+            <w:proofErr w:type="gramStart"/>
             <w:r>
               <w:rPr>
                 <w:rFonts w:asciiTheme="minorHAnsi" w:hAnsiTheme="minorHAnsi"/>
-                <w:color w:val="7030A0"/>
-                <w:sz w:val="16"/>
-                <w:szCs w:val="16"/>
-              </w:rPr>
-              <w:t>[/if][/if]</w:t>
+                <w:sz w:val="16"/>
+                <w:szCs w:val="16"/>
+              </w:rPr>
+              <w:t>p.upper/]</w:t>
+            </w:r>
+            <w:r>
+              <w:rPr>
+                <w:rFonts w:asciiTheme="minorHAnsi" w:hAnsiTheme="minorHAnsi"/>
+                <w:color w:val="7030A0"/>
+                <w:sz w:val="16"/>
+                <w:szCs w:val="16"/>
+              </w:rPr>
+              <w:t>[</w:t>
+            </w:r>
+            <w:proofErr w:type="gramEnd"/>
+            <w:r>
+              <w:rPr>
+                <w:rFonts w:asciiTheme="minorHAnsi" w:hAnsiTheme="minorHAnsi"/>
+                <w:color w:val="7030A0"/>
+                <w:sz w:val="16"/>
+                <w:szCs w:val="16"/>
+              </w:rPr>
+              <w:t>/</w:t>
+            </w:r>
+            <w:proofErr w:type="gramStart"/>
+            <w:r>
+              <w:rPr>
+                <w:rFonts w:asciiTheme="minorHAnsi" w:hAnsiTheme="minorHAnsi"/>
+                <w:color w:val="7030A0"/>
+                <w:sz w:val="16"/>
+                <w:szCs w:val="16"/>
+              </w:rPr>
+              <w:t>if][</w:t>
+            </w:r>
+            <w:proofErr w:type="gramEnd"/>
+            <w:r>
+              <w:rPr>
+                <w:rFonts w:asciiTheme="minorHAnsi" w:hAnsiTheme="minorHAnsi"/>
+                <w:color w:val="7030A0"/>
+                <w:sz w:val="16"/>
+                <w:szCs w:val="16"/>
+              </w:rPr>
+              <w:t>/if]</w:t>
             </w:r>
           </w:p>
         </w:tc>
@@ -4539,27 +3466,7 @@
                 <w:sz w:val="16"/>
                 <w:szCs w:val="16"/>
               </w:rPr>
-              <w:t>[if(not(</w:t>
-            </w:r>
-            <w:proofErr w:type="spellStart"/>
-            <w:r>
-              <w:rPr>
-                <w:rFonts w:asciiTheme="minorHAnsi" w:hAnsiTheme="minorHAnsi"/>
-                <w:color w:val="7030A0"/>
-                <w:sz w:val="16"/>
-                <w:szCs w:val="16"/>
-              </w:rPr>
-              <w:t>p.isReadOnly</w:t>
-            </w:r>
-            <w:proofErr w:type="spellEnd"/>
-            <w:r>
-              <w:rPr>
-                <w:rFonts w:asciiTheme="minorHAnsi" w:hAnsiTheme="minorHAnsi"/>
-                <w:color w:val="7030A0"/>
-                <w:sz w:val="16"/>
-                <w:szCs w:val="16"/>
-              </w:rPr>
-              <w:t>))]</w:t>
+              <w:t>[if(not(p.isReadOnly))]</w:t>
             </w:r>
             <w:r>
               <w:rPr>
@@ -4620,51 +3527,7 @@
                 <w:szCs w:val="16"/>
                 <w:lang w:eastAsia="ja-JP"/>
               </w:rPr>
-              <w:t>[for (</w:t>
-            </w:r>
-            <w:proofErr w:type="spellStart"/>
-            <w:r>
-              <w:rPr>
-                <w:rFonts w:asciiTheme="minorHAnsi" w:eastAsia="SimHei" w:hAnsiTheme="minorHAnsi" w:cs="Times New Roman"/>
-                <w:color w:val="7030A0"/>
-                <w:sz w:val="16"/>
-                <w:szCs w:val="16"/>
-                <w:lang w:eastAsia="ja-JP"/>
-              </w:rPr>
-              <w:t>st:Stereotype</w:t>
-            </w:r>
-            <w:proofErr w:type="spellEnd"/>
-            <w:r>
-              <w:rPr>
-                <w:rFonts w:asciiTheme="minorHAnsi" w:eastAsia="SimHei" w:hAnsiTheme="minorHAnsi" w:cs="Times New Roman"/>
-                <w:color w:val="7030A0"/>
-                <w:sz w:val="16"/>
-                <w:szCs w:val="16"/>
-                <w:lang w:eastAsia="ja-JP"/>
-              </w:rPr>
-              <w:t xml:space="preserve"> | </w:t>
-            </w:r>
-            <w:proofErr w:type="spellStart"/>
-            <w:r>
-              <w:rPr>
-                <w:rFonts w:asciiTheme="minorHAnsi" w:eastAsia="SimHei" w:hAnsiTheme="minorHAnsi" w:cs="Times New Roman"/>
-                <w:color w:val="7030A0"/>
-                <w:sz w:val="16"/>
-                <w:szCs w:val="16"/>
-                <w:lang w:eastAsia="ja-JP"/>
-              </w:rPr>
-              <w:t>p.getAppliedStereotypes</w:t>
-            </w:r>
-            <w:proofErr w:type="spellEnd"/>
-            <w:r>
-              <w:rPr>
-                <w:rFonts w:asciiTheme="minorHAnsi" w:eastAsia="SimHei" w:hAnsiTheme="minorHAnsi" w:cs="Times New Roman"/>
-                <w:color w:val="7030A0"/>
-                <w:sz w:val="16"/>
-                <w:szCs w:val="16"/>
-                <w:lang w:eastAsia="ja-JP"/>
-              </w:rPr>
-              <w:t>())]&lt;drop/&gt;</w:t>
+              <w:t>[for (st:Stereotype | p.getAppliedStereotypes())]&lt;drop/&gt;</w:t>
             </w:r>
           </w:p>
           <w:p>
@@ -4707,29 +3570,7 @@
                 <w:szCs w:val="16"/>
                 <w:lang w:eastAsia="ja-JP"/>
               </w:rPr>
-              <w:t>[for(</w:t>
-            </w:r>
-            <w:proofErr w:type="spellStart"/>
-            <w:r>
-              <w:rPr>
-                <w:rFonts w:asciiTheme="minorHAnsi" w:eastAsia="SimHei" w:hAnsiTheme="minorHAnsi" w:cs="Times New Roman"/>
-                <w:color w:val="7030A0"/>
-                <w:sz w:val="16"/>
-                <w:szCs w:val="16"/>
-                <w:lang w:eastAsia="ja-JP"/>
-              </w:rPr>
-              <w:t>oa:Property|st.ownedAttribute</w:t>
-            </w:r>
-            <w:proofErr w:type="spellEnd"/>
-            <w:r>
-              <w:rPr>
-                <w:rFonts w:asciiTheme="minorHAnsi" w:eastAsia="SimHei" w:hAnsiTheme="minorHAnsi" w:cs="Times New Roman"/>
-                <w:color w:val="7030A0"/>
-                <w:sz w:val="16"/>
-                <w:szCs w:val="16"/>
-                <w:lang w:eastAsia="ja-JP"/>
-              </w:rPr>
-              <w:t>)]&lt;drop/&gt;</w:t>
+              <w:t>[for(oa:Property|st.ownedAttribute)]&lt;drop/&gt;</w:t>
             </w:r>
           </w:p>
           <w:p>
@@ -4754,99 +3595,15 @@
                 <w:sz w:val="16"/>
                 <w:szCs w:val="16"/>
               </w:rPr>
-              <w:t xml:space="preserve">[if </w:t>
-            </w:r>
-            <w:proofErr w:type="spellStart"/>
+              <w:t>[if oa.name.contains('part')]</w:t>
+            </w:r>
             <w:r>
               <w:rPr>
                 <w:rFonts w:asciiTheme="minorHAnsi" w:eastAsia="SimHei" w:hAnsiTheme="minorHAnsi" w:cs="Times New Roman"/>
-                <w:color w:val="7030A0"/>
-                <w:sz w:val="16"/>
-                <w:szCs w:val="16"/>
-              </w:rPr>
-              <w:t>oa.name.contains</w:t>
-            </w:r>
-            <w:proofErr w:type="spellEnd"/>
-            <w:r>
-              <w:rPr>
-                <w:rFonts w:asciiTheme="minorHAnsi" w:eastAsia="SimHei" w:hAnsiTheme="minorHAnsi" w:cs="Times New Roman"/>
-                <w:color w:val="7030A0"/>
-                <w:sz w:val="16"/>
-                <w:szCs w:val="16"/>
-              </w:rPr>
-              <w:t>('part')]</w:t>
-            </w:r>
-            <w:proofErr w:type="spellStart"/>
-            <w:r>
-              <w:rPr>
-                <w:rFonts w:asciiTheme="minorHAnsi" w:eastAsia="SimHei" w:hAnsiTheme="minorHAnsi" w:cs="Times New Roman"/>
-                <w:sz w:val="16"/>
-                <w:szCs w:val="16"/>
-              </w:rPr>
-              <w:t>partOfObjectKey</w:t>
-            </w:r>
-            <w:proofErr w:type="spellEnd"/>
-            <w:r>
-              <w:rPr>
-                <w:rFonts w:asciiTheme="minorHAnsi" w:eastAsia="SimHei" w:hAnsiTheme="minorHAnsi" w:cs="Times New Roman"/>
-                <w:sz w:val="16"/>
-                <w:szCs w:val="16"/>
-              </w:rPr>
-              <w:t>: [</w:t>
-            </w:r>
-            <w:proofErr w:type="spellStart"/>
-            <w:r>
-              <w:rPr>
-                <w:rFonts w:asciiTheme="minorHAnsi" w:eastAsia="SimHei" w:hAnsiTheme="minorHAnsi" w:cs="Times New Roman"/>
-                <w:sz w:val="16"/>
-                <w:szCs w:val="16"/>
-              </w:rPr>
-              <w:t>p.getValue</w:t>
-            </w:r>
-            <w:proofErr w:type="spellEnd"/>
-            <w:r>
-              <w:rPr>
-                <w:rFonts w:asciiTheme="minorHAnsi" w:eastAsia="SimHei" w:hAnsiTheme="minorHAnsi" w:cs="Times New Roman"/>
-                <w:sz w:val="16"/>
-                <w:szCs w:val="16"/>
-              </w:rPr>
-              <w:t>(</w:t>
-            </w:r>
-            <w:proofErr w:type="spellStart"/>
-            <w:r>
-              <w:rPr>
-                <w:rFonts w:asciiTheme="minorHAnsi" w:eastAsia="SimHei" w:hAnsiTheme="minorHAnsi" w:cs="Times New Roman"/>
-                <w:sz w:val="16"/>
-                <w:szCs w:val="16"/>
-              </w:rPr>
-              <w:t>st</w:t>
-            </w:r>
-            <w:proofErr w:type="spellEnd"/>
-            <w:r>
-              <w:rPr>
-                <w:rFonts w:asciiTheme="minorHAnsi" w:eastAsia="SimHei" w:hAnsiTheme="minorHAnsi" w:cs="Times New Roman"/>
-                <w:sz w:val="16"/>
-                <w:szCs w:val="16"/>
-              </w:rPr>
-              <w:t>, oa.name).</w:t>
-            </w:r>
-            <w:proofErr w:type="spellStart"/>
-            <w:r>
-              <w:rPr>
-                <w:rFonts w:asciiTheme="minorHAnsi" w:eastAsia="SimHei" w:hAnsiTheme="minorHAnsi" w:cs="Times New Roman"/>
-                <w:sz w:val="16"/>
-                <w:szCs w:val="16"/>
-              </w:rPr>
-              <w:t>oclAsType</w:t>
-            </w:r>
-            <w:proofErr w:type="spellEnd"/>
-            <w:r>
-              <w:rPr>
-                <w:rFonts w:asciiTheme="minorHAnsi" w:eastAsia="SimHei" w:hAnsiTheme="minorHAnsi" w:cs="Times New Roman"/>
-                <w:sz w:val="16"/>
-                <w:szCs w:val="16"/>
-              </w:rPr>
-              <w:t>(Integer)/]</w:t>
+                <w:sz w:val="16"/>
+                <w:szCs w:val="16"/>
+              </w:rPr>
+              <w:t>partOfObjectKey: [p.getValue(st, oa.name).oclAsType(Integer)/]</w:t>
             </w:r>
           </w:p>
           <w:p>
@@ -4895,107 +3652,15 @@
                 <w:sz w:val="16"/>
                 <w:szCs w:val="16"/>
               </w:rPr>
-              <w:t xml:space="preserve">[if </w:t>
-            </w:r>
-            <w:proofErr w:type="spellStart"/>
+              <w:t>[if oa.name.contains('attribute')]</w:t>
+            </w:r>
             <w:r>
               <w:rPr>
                 <w:rFonts w:asciiTheme="minorHAnsi" w:eastAsia="SimHei" w:hAnsiTheme="minorHAnsi" w:cs="Times New Roman"/>
-                <w:color w:val="7030A0"/>
-                <w:sz w:val="16"/>
-                <w:szCs w:val="16"/>
-              </w:rPr>
-              <w:t>oa.name.contains</w:t>
-            </w:r>
-            <w:proofErr w:type="spellEnd"/>
-            <w:r>
-              <w:rPr>
-                <w:rFonts w:asciiTheme="minorHAnsi" w:eastAsia="SimHei" w:hAnsiTheme="minorHAnsi" w:cs="Times New Roman"/>
-                <w:color w:val="7030A0"/>
-                <w:sz w:val="16"/>
-                <w:szCs w:val="16"/>
-              </w:rPr>
-              <w:t>('attribute')]</w:t>
-            </w:r>
-            <w:r>
-              <w:rPr>
-                <w:rFonts w:asciiTheme="minorHAnsi" w:eastAsia="SimHei" w:hAnsiTheme="minorHAnsi" w:cs="Times New Roman"/>
-                <w:sz w:val="16"/>
-                <w:szCs w:val="16"/>
-              </w:rPr>
-              <w:t>AVC: [</w:t>
-            </w:r>
-            <w:proofErr w:type="spellStart"/>
-            <w:r>
-              <w:rPr>
-                <w:rFonts w:asciiTheme="minorHAnsi" w:eastAsia="SimHei" w:hAnsiTheme="minorHAnsi" w:cs="Times New Roman"/>
-                <w:sz w:val="16"/>
-                <w:szCs w:val="16"/>
-              </w:rPr>
-              <w:t>p.getValue</w:t>
-            </w:r>
-            <w:proofErr w:type="spellEnd"/>
-            <w:r>
-              <w:rPr>
-                <w:rFonts w:asciiTheme="minorHAnsi" w:eastAsia="SimHei" w:hAnsiTheme="minorHAnsi" w:cs="Times New Roman"/>
-                <w:sz w:val="16"/>
-                <w:szCs w:val="16"/>
-              </w:rPr>
-              <w:t>(</w:t>
-            </w:r>
-            <w:proofErr w:type="spellStart"/>
-            <w:r>
-              <w:rPr>
-                <w:rFonts w:asciiTheme="minorHAnsi" w:eastAsia="SimHei" w:hAnsiTheme="minorHAnsi" w:cs="Times New Roman"/>
-                <w:sz w:val="16"/>
-                <w:szCs w:val="16"/>
-              </w:rPr>
-              <w:t>st</w:t>
-            </w:r>
-            <w:proofErr w:type="spellEnd"/>
-            <w:r>
-              <w:rPr>
-                <w:rFonts w:asciiTheme="minorHAnsi" w:eastAsia="SimHei" w:hAnsiTheme="minorHAnsi" w:cs="Times New Roman"/>
-                <w:sz w:val="16"/>
-                <w:szCs w:val="16"/>
-              </w:rPr>
-              <w:t>, oa.name).</w:t>
-            </w:r>
-            <w:proofErr w:type="spellStart"/>
-            <w:r>
-              <w:rPr>
-                <w:rFonts w:asciiTheme="minorHAnsi" w:eastAsia="SimHei" w:hAnsiTheme="minorHAnsi" w:cs="Times New Roman"/>
-                <w:sz w:val="16"/>
-                <w:szCs w:val="16"/>
-              </w:rPr>
-              <w:t>oclAsType</w:t>
-            </w:r>
-            <w:proofErr w:type="spellEnd"/>
-            <w:r>
-              <w:rPr>
-                <w:rFonts w:asciiTheme="minorHAnsi" w:eastAsia="SimHei" w:hAnsiTheme="minorHAnsi" w:cs="Times New Roman"/>
-                <w:sz w:val="16"/>
-                <w:szCs w:val="16"/>
-              </w:rPr>
-              <w:t>(</w:t>
-            </w:r>
-            <w:proofErr w:type="spellStart"/>
-            <w:r>
-              <w:rPr>
-                <w:rFonts w:asciiTheme="minorHAnsi" w:eastAsia="SimHei" w:hAnsiTheme="minorHAnsi" w:cs="Times New Roman"/>
-                <w:sz w:val="16"/>
-                <w:szCs w:val="16"/>
-              </w:rPr>
-              <w:t>EnumerationLiteral</w:t>
-            </w:r>
-            <w:proofErr w:type="spellEnd"/>
-            <w:r>
-              <w:rPr>
-                <w:rFonts w:asciiTheme="minorHAnsi" w:eastAsia="SimHei" w:hAnsiTheme="minorHAnsi" w:cs="Times New Roman"/>
-                <w:sz w:val="16"/>
-                <w:szCs w:val="16"/>
-              </w:rPr>
-              <w:t>).name/]</w:t>
+                <w:sz w:val="16"/>
+                <w:szCs w:val="16"/>
+              </w:rPr>
+              <w:t>AVC: [p.getValue(st, oa.name).oclAsType(EnumerationLiteral).name/]</w:t>
             </w:r>
           </w:p>
           <w:p>
@@ -5044,99 +3709,15 @@
                 <w:sz w:val="16"/>
                 <w:szCs w:val="16"/>
               </w:rPr>
-              <w:t xml:space="preserve">[if </w:t>
-            </w:r>
-            <w:proofErr w:type="spellStart"/>
+              <w:t>[if oa.name.contains('Invariant')]</w:t>
+            </w:r>
             <w:r>
               <w:rPr>
                 <w:rFonts w:asciiTheme="minorHAnsi" w:eastAsia="SimHei" w:hAnsiTheme="minorHAnsi" w:cs="Times New Roman"/>
-                <w:color w:val="7030A0"/>
-                <w:sz w:val="16"/>
-                <w:szCs w:val="16"/>
-              </w:rPr>
-              <w:t>oa.name.contains</w:t>
-            </w:r>
-            <w:proofErr w:type="spellEnd"/>
-            <w:r>
-              <w:rPr>
-                <w:rFonts w:asciiTheme="minorHAnsi" w:eastAsia="SimHei" w:hAnsiTheme="minorHAnsi" w:cs="Times New Roman"/>
-                <w:color w:val="7030A0"/>
-                <w:sz w:val="16"/>
-                <w:szCs w:val="16"/>
-              </w:rPr>
-              <w:t>('Invariant')]</w:t>
-            </w:r>
-            <w:proofErr w:type="spellStart"/>
-            <w:r>
-              <w:rPr>
-                <w:rFonts w:asciiTheme="minorHAnsi" w:eastAsia="SimHei" w:hAnsiTheme="minorHAnsi" w:cs="Times New Roman"/>
-                <w:sz w:val="16"/>
-                <w:szCs w:val="16"/>
-              </w:rPr>
-              <w:t>isInvariant</w:t>
-            </w:r>
-            <w:proofErr w:type="spellEnd"/>
-            <w:r>
-              <w:rPr>
-                <w:rFonts w:asciiTheme="minorHAnsi" w:eastAsia="SimHei" w:hAnsiTheme="minorHAnsi" w:cs="Times New Roman"/>
-                <w:sz w:val="16"/>
-                <w:szCs w:val="16"/>
-              </w:rPr>
-              <w:t>: [</w:t>
-            </w:r>
-            <w:proofErr w:type="spellStart"/>
-            <w:r>
-              <w:rPr>
-                <w:rFonts w:asciiTheme="minorHAnsi" w:eastAsia="SimHei" w:hAnsiTheme="minorHAnsi" w:cs="Times New Roman"/>
-                <w:sz w:val="16"/>
-                <w:szCs w:val="16"/>
-              </w:rPr>
-              <w:t>p.getValue</w:t>
-            </w:r>
-            <w:proofErr w:type="spellEnd"/>
-            <w:r>
-              <w:rPr>
-                <w:rFonts w:asciiTheme="minorHAnsi" w:eastAsia="SimHei" w:hAnsiTheme="minorHAnsi" w:cs="Times New Roman"/>
-                <w:sz w:val="16"/>
-                <w:szCs w:val="16"/>
-              </w:rPr>
-              <w:t>(</w:t>
-            </w:r>
-            <w:proofErr w:type="spellStart"/>
-            <w:r>
-              <w:rPr>
-                <w:rFonts w:asciiTheme="minorHAnsi" w:eastAsia="SimHei" w:hAnsiTheme="minorHAnsi" w:cs="Times New Roman"/>
-                <w:sz w:val="16"/>
-                <w:szCs w:val="16"/>
-              </w:rPr>
-              <w:t>st</w:t>
-            </w:r>
-            <w:proofErr w:type="spellEnd"/>
-            <w:r>
-              <w:rPr>
-                <w:rFonts w:asciiTheme="minorHAnsi" w:eastAsia="SimHei" w:hAnsiTheme="minorHAnsi" w:cs="Times New Roman"/>
-                <w:sz w:val="16"/>
-                <w:szCs w:val="16"/>
-              </w:rPr>
-              <w:t>, oa.name).</w:t>
-            </w:r>
-            <w:proofErr w:type="spellStart"/>
-            <w:r>
-              <w:rPr>
-                <w:rFonts w:asciiTheme="minorHAnsi" w:eastAsia="SimHei" w:hAnsiTheme="minorHAnsi" w:cs="Times New Roman"/>
-                <w:sz w:val="16"/>
-                <w:szCs w:val="16"/>
-              </w:rPr>
-              <w:t>oclAsType</w:t>
-            </w:r>
-            <w:proofErr w:type="spellEnd"/>
-            <w:r>
-              <w:rPr>
-                <w:rFonts w:asciiTheme="minorHAnsi" w:eastAsia="SimHei" w:hAnsiTheme="minorHAnsi" w:cs="Times New Roman"/>
-                <w:sz w:val="16"/>
-                <w:szCs w:val="16"/>
-              </w:rPr>
-              <w:t>(Boolean)/]</w:t>
+                <w:sz w:val="16"/>
+                <w:szCs w:val="16"/>
+              </w:rPr>
+              <w:t>isInvariant: [p.getValue(st, oa.name).oclAsType(Boolean)/]</w:t>
             </w:r>
           </w:p>
           <w:p>
@@ -5185,19 +3766,16 @@
                 <w:sz w:val="16"/>
                 <w:szCs w:val="16"/>
               </w:rPr>
-              <w:t xml:space="preserve">[if </w:t>
-            </w:r>
-            <w:proofErr w:type="spellStart"/>
+              <w:t>[if oa.name.contains('value')]</w:t>
+            </w:r>
             <w:r>
               <w:rPr>
                 <w:rFonts w:asciiTheme="minorHAnsi" w:eastAsia="SimHei" w:hAnsiTheme="minorHAnsi" w:cs="Times New Roman"/>
-                <w:color w:val="7030A0"/>
-                <w:sz w:val="16"/>
-                <w:szCs w:val="16"/>
-              </w:rPr>
-              <w:t>oa.name.contains</w:t>
-            </w:r>
-            <w:proofErr w:type="spellEnd"/>
+                <w:sz w:val="16"/>
+                <w:szCs w:val="16"/>
+              </w:rPr>
+              <w:t xml:space="preserve">valueRange: </w:t>
+            </w:r>
             <w:r>
               <w:rPr>
                 <w:rFonts w:asciiTheme="minorHAnsi" w:eastAsia="SimHei" w:hAnsiTheme="minorHAnsi" w:cs="Times New Roman"/>
@@ -5205,156 +3783,15 @@
                 <w:sz w:val="16"/>
                 <w:szCs w:val="16"/>
               </w:rPr>
-              <w:t>('value')]</w:t>
-            </w:r>
-            <w:proofErr w:type="spellStart"/>
+              <w:t>[if (not p.getValue(st, oa.name).oclIsUndefined())]</w:t>
+            </w:r>
             <w:r>
               <w:rPr>
                 <w:rFonts w:asciiTheme="minorHAnsi" w:eastAsia="SimHei" w:hAnsiTheme="minorHAnsi" w:cs="Times New Roman"/>
                 <w:sz w:val="16"/>
                 <w:szCs w:val="16"/>
               </w:rPr>
-              <w:t>valueRange</w:t>
-            </w:r>
-            <w:proofErr w:type="spellEnd"/>
-            <w:r>
-              <w:rPr>
-                <w:rFonts w:asciiTheme="minorHAnsi" w:eastAsia="SimHei" w:hAnsiTheme="minorHAnsi" w:cs="Times New Roman"/>
-                <w:sz w:val="16"/>
-                <w:szCs w:val="16"/>
-              </w:rPr>
-              <w:t xml:space="preserve">: </w:t>
-            </w:r>
-            <w:r>
-              <w:rPr>
-                <w:rFonts w:asciiTheme="minorHAnsi" w:eastAsia="SimHei" w:hAnsiTheme="minorHAnsi" w:cs="Times New Roman"/>
-                <w:color w:val="7030A0"/>
-                <w:sz w:val="16"/>
-                <w:szCs w:val="16"/>
-              </w:rPr>
-              <w:t xml:space="preserve">[if (not </w:t>
-            </w:r>
-            <w:proofErr w:type="spellStart"/>
-            <w:r>
-              <w:rPr>
-                <w:rFonts w:asciiTheme="minorHAnsi" w:eastAsia="SimHei" w:hAnsiTheme="minorHAnsi" w:cs="Times New Roman"/>
-                <w:color w:val="7030A0"/>
-                <w:sz w:val="16"/>
-                <w:szCs w:val="16"/>
-              </w:rPr>
-              <w:t>p.getValue</w:t>
-            </w:r>
-            <w:proofErr w:type="spellEnd"/>
-            <w:r>
-              <w:rPr>
-                <w:rFonts w:asciiTheme="minorHAnsi" w:eastAsia="SimHei" w:hAnsiTheme="minorHAnsi" w:cs="Times New Roman"/>
-                <w:color w:val="7030A0"/>
-                <w:sz w:val="16"/>
-                <w:szCs w:val="16"/>
-              </w:rPr>
-              <w:t>(</w:t>
-            </w:r>
-            <w:proofErr w:type="spellStart"/>
-            <w:r>
-              <w:rPr>
-                <w:rFonts w:asciiTheme="minorHAnsi" w:eastAsia="SimHei" w:hAnsiTheme="minorHAnsi" w:cs="Times New Roman"/>
-                <w:color w:val="7030A0"/>
-                <w:sz w:val="16"/>
-                <w:szCs w:val="16"/>
-              </w:rPr>
-              <w:t>st</w:t>
-            </w:r>
-            <w:proofErr w:type="spellEnd"/>
-            <w:r>
-              <w:rPr>
-                <w:rFonts w:asciiTheme="minorHAnsi" w:eastAsia="SimHei" w:hAnsiTheme="minorHAnsi" w:cs="Times New Roman"/>
-                <w:color w:val="7030A0"/>
-                <w:sz w:val="16"/>
-                <w:szCs w:val="16"/>
-              </w:rPr>
-              <w:t>, oa.name).</w:t>
-            </w:r>
-            <w:proofErr w:type="spellStart"/>
-            <w:r>
-              <w:rPr>
-                <w:rFonts w:asciiTheme="minorHAnsi" w:eastAsia="SimHei" w:hAnsiTheme="minorHAnsi" w:cs="Times New Roman"/>
-                <w:color w:val="7030A0"/>
-                <w:sz w:val="16"/>
-                <w:szCs w:val="16"/>
-              </w:rPr>
-              <w:t>oclIsUndefined</w:t>
-            </w:r>
-            <w:proofErr w:type="spellEnd"/>
-            <w:r>
-              <w:rPr>
-                <w:rFonts w:asciiTheme="minorHAnsi" w:eastAsia="SimHei" w:hAnsiTheme="minorHAnsi" w:cs="Times New Roman"/>
-                <w:color w:val="7030A0"/>
-                <w:sz w:val="16"/>
-                <w:szCs w:val="16"/>
-              </w:rPr>
-              <w:t>())]</w:t>
-            </w:r>
-            <w:r>
-              <w:rPr>
-                <w:rFonts w:asciiTheme="minorHAnsi" w:eastAsia="SimHei" w:hAnsiTheme="minorHAnsi" w:cs="Times New Roman"/>
-                <w:sz w:val="16"/>
-                <w:szCs w:val="16"/>
-              </w:rPr>
-              <w:t>[</w:t>
-            </w:r>
-            <w:proofErr w:type="spellStart"/>
-            <w:r>
-              <w:rPr>
-                <w:rFonts w:asciiTheme="minorHAnsi" w:eastAsia="SimHei" w:hAnsiTheme="minorHAnsi" w:cs="Times New Roman"/>
-                <w:sz w:val="16"/>
-                <w:szCs w:val="16"/>
-              </w:rPr>
-              <w:t>p.getValue</w:t>
-            </w:r>
-            <w:proofErr w:type="spellEnd"/>
-            <w:r>
-              <w:rPr>
-                <w:rFonts w:asciiTheme="minorHAnsi" w:eastAsia="SimHei" w:hAnsiTheme="minorHAnsi" w:cs="Times New Roman"/>
-                <w:sz w:val="16"/>
-                <w:szCs w:val="16"/>
-              </w:rPr>
-              <w:t>(</w:t>
-            </w:r>
-            <w:proofErr w:type="spellStart"/>
-            <w:r>
-              <w:rPr>
-                <w:rFonts w:asciiTheme="minorHAnsi" w:eastAsia="SimHei" w:hAnsiTheme="minorHAnsi" w:cs="Times New Roman"/>
-                <w:sz w:val="16"/>
-                <w:szCs w:val="16"/>
-              </w:rPr>
-              <w:t>st</w:t>
-            </w:r>
-            <w:proofErr w:type="spellEnd"/>
-            <w:r>
-              <w:rPr>
-                <w:rFonts w:asciiTheme="minorHAnsi" w:eastAsia="SimHei" w:hAnsiTheme="minorHAnsi" w:cs="Times New Roman"/>
-                <w:sz w:val="16"/>
-                <w:szCs w:val="16"/>
-              </w:rPr>
-              <w:t>, oa.name).</w:t>
-            </w:r>
-            <w:proofErr w:type="spellStart"/>
-            <w:r>
-              <w:rPr>
-                <w:rFonts w:asciiTheme="minorHAnsi" w:eastAsia="SimHei" w:hAnsiTheme="minorHAnsi" w:cs="Times New Roman"/>
-                <w:sz w:val="16"/>
-                <w:szCs w:val="16"/>
-              </w:rPr>
-              <w:t>oclAsType</w:t>
-            </w:r>
-            <w:proofErr w:type="spellEnd"/>
-            <w:r>
-              <w:rPr>
-                <w:rFonts w:asciiTheme="minorHAnsi" w:eastAsia="SimHei" w:hAnsiTheme="minorHAnsi" w:cs="Times New Roman"/>
-                <w:sz w:val="16"/>
-                <w:szCs w:val="16"/>
-              </w:rPr>
-              <w:t>(String)/]</w:t>
+              <w:t>[p.getValue(st, oa.name).oclAsType(String)/]</w:t>
             </w:r>
             <w:r>
               <w:rPr>
@@ -5429,117 +3866,15 @@
                 <w:sz w:val="16"/>
                 <w:szCs w:val="16"/>
               </w:rPr>
-              <w:t xml:space="preserve">[if </w:t>
-            </w:r>
-            <w:proofErr w:type="spellStart"/>
+              <w:t>[if oa.name.contains('Length')]</w:t>
+            </w:r>
             <w:r>
               <w:rPr>
                 <w:rFonts w:asciiTheme="minorHAnsi" w:eastAsia="SimHei" w:hAnsiTheme="minorHAnsi" w:cs="Times New Roman"/>
-                <w:color w:val="7030A0"/>
-                <w:sz w:val="16"/>
-                <w:szCs w:val="16"/>
-              </w:rPr>
-              <w:t>oa.name.contains</w:t>
-            </w:r>
-            <w:proofErr w:type="spellEnd"/>
-            <w:r>
-              <w:rPr>
-                <w:rFonts w:asciiTheme="minorHAnsi" w:eastAsia="SimHei" w:hAnsiTheme="minorHAnsi" w:cs="Times New Roman"/>
-                <w:color w:val="7030A0"/>
-                <w:sz w:val="16"/>
-                <w:szCs w:val="16"/>
-              </w:rPr>
-              <w:t>('Length')]</w:t>
-            </w:r>
-            <w:proofErr w:type="spellStart"/>
-            <w:r>
-              <w:rPr>
-                <w:rFonts w:asciiTheme="minorHAnsi" w:eastAsia="SimHei" w:hAnsiTheme="minorHAnsi" w:cs="Times New Roman"/>
-                <w:sz w:val="16"/>
-                <w:szCs w:val="16"/>
-              </w:rPr>
-              <w:t>bitLength</w:t>
-            </w:r>
-            <w:proofErr w:type="spellEnd"/>
-            <w:r>
-              <w:rPr>
-                <w:rFonts w:asciiTheme="minorHAnsi" w:eastAsia="SimHei" w:hAnsiTheme="minorHAnsi" w:cs="Times New Roman"/>
-                <w:sz w:val="16"/>
-                <w:szCs w:val="16"/>
-              </w:rPr>
-              <w:t>: [</w:t>
-            </w:r>
-            <w:proofErr w:type="spellStart"/>
-            <w:r>
-              <w:rPr>
-                <w:rFonts w:asciiTheme="minorHAnsi" w:eastAsia="SimHei" w:hAnsiTheme="minorHAnsi" w:cs="Times New Roman"/>
-                <w:sz w:val="16"/>
-                <w:szCs w:val="16"/>
-              </w:rPr>
-              <w:t>p.getValue</w:t>
-            </w:r>
-            <w:proofErr w:type="spellEnd"/>
-            <w:r>
-              <w:rPr>
-                <w:rFonts w:asciiTheme="minorHAnsi" w:eastAsia="SimHei" w:hAnsiTheme="minorHAnsi" w:cs="Times New Roman"/>
-                <w:sz w:val="16"/>
-                <w:szCs w:val="16"/>
-              </w:rPr>
-              <w:t>(</w:t>
-            </w:r>
-            <w:proofErr w:type="spellStart"/>
-            <w:r>
-              <w:rPr>
-                <w:rFonts w:asciiTheme="minorHAnsi" w:eastAsia="SimHei" w:hAnsiTheme="minorHAnsi" w:cs="Times New Roman"/>
-                <w:sz w:val="16"/>
-                <w:szCs w:val="16"/>
-              </w:rPr>
-              <w:t>st</w:t>
-            </w:r>
-            <w:proofErr w:type="spellEnd"/>
-            <w:r>
-              <w:rPr>
-                <w:rFonts w:asciiTheme="minorHAnsi" w:eastAsia="SimHei" w:hAnsiTheme="minorHAnsi" w:cs="Times New Roman"/>
-                <w:sz w:val="16"/>
-                <w:szCs w:val="16"/>
-              </w:rPr>
-              <w:t>, oa.name).</w:t>
-            </w:r>
-            <w:proofErr w:type="spellStart"/>
-            <w:r>
-              <w:rPr>
-                <w:rFonts w:asciiTheme="minorHAnsi" w:eastAsia="SimHei" w:hAnsiTheme="minorHAnsi" w:cs="Times New Roman"/>
-                <w:sz w:val="16"/>
-                <w:szCs w:val="16"/>
-              </w:rPr>
-              <w:t>oclAsType</w:t>
-            </w:r>
-            <w:proofErr w:type="spellEnd"/>
-            <w:r>
-              <w:rPr>
-                <w:rFonts w:asciiTheme="minorHAnsi" w:eastAsia="SimHei" w:hAnsiTheme="minorHAnsi" w:cs="Times New Roman"/>
-                <w:sz w:val="16"/>
-                <w:szCs w:val="16"/>
-              </w:rPr>
-              <w:t>(</w:t>
-            </w:r>
-            <w:proofErr w:type="spellStart"/>
-            <w:r>
-              <w:rPr>
-                <w:rFonts w:asciiTheme="minorHAnsi" w:eastAsia="SimHei" w:hAnsiTheme="minorHAnsi" w:cs="Times New Roman"/>
-                <w:sz w:val="16"/>
-                <w:szCs w:val="16"/>
-              </w:rPr>
-              <w:t>EnumerationLiteral</w:t>
-            </w:r>
-            <w:proofErr w:type="spellEnd"/>
-            <w:r>
-              <w:rPr>
-                <w:rFonts w:asciiTheme="minorHAnsi" w:eastAsia="SimHei" w:hAnsiTheme="minorHAnsi" w:cs="Times New Roman"/>
-                <w:sz w:val="16"/>
-                <w:szCs w:val="16"/>
-              </w:rPr>
-              <w:t>).name/]</w:t>
+                <w:sz w:val="16"/>
+                <w:szCs w:val="16"/>
+              </w:rPr>
+              <w:t>bitLength: [p.getValue(st, oa.name).oclAsType(EnumerationLiteral).name/]</w:t>
             </w:r>
           </w:p>
           <w:p>
@@ -5588,19 +3923,16 @@
                 <w:sz w:val="16"/>
                 <w:szCs w:val="16"/>
               </w:rPr>
-              <w:t xml:space="preserve">[if </w:t>
-            </w:r>
-            <w:proofErr w:type="spellStart"/>
+              <w:t>[if oa.name.contains('unit')]</w:t>
+            </w:r>
             <w:r>
               <w:rPr>
                 <w:rFonts w:asciiTheme="minorHAnsi" w:eastAsia="SimHei" w:hAnsiTheme="minorHAnsi" w:cs="Times New Roman"/>
-                <w:color w:val="7030A0"/>
-                <w:sz w:val="16"/>
-                <w:szCs w:val="16"/>
-              </w:rPr>
-              <w:t>oa.name.contains</w:t>
-            </w:r>
-            <w:proofErr w:type="spellEnd"/>
+                <w:sz w:val="16"/>
+                <w:szCs w:val="16"/>
+              </w:rPr>
+              <w:t xml:space="preserve">unit: </w:t>
+            </w:r>
             <w:r>
               <w:rPr>
                 <w:rFonts w:asciiTheme="minorHAnsi" w:eastAsia="SimHei" w:hAnsiTheme="minorHAnsi" w:cs="Times New Roman"/>
@@ -5608,156 +3940,25 @@
                 <w:sz w:val="16"/>
                 <w:szCs w:val="16"/>
               </w:rPr>
-              <w:t>('unit')]</w:t>
+              <w:t xml:space="preserve">[if (not p.getValue(st, </w:t>
             </w:r>
             <w:r>
               <w:rPr>
                 <w:rFonts w:asciiTheme="minorHAnsi" w:eastAsia="SimHei" w:hAnsiTheme="minorHAnsi" w:cs="Times New Roman"/>
-                <w:sz w:val="16"/>
-                <w:szCs w:val="16"/>
-              </w:rPr>
-              <w:t xml:space="preserve">unit: </w:t>
+                <w:color w:val="7030A0"/>
+                <w:sz w:val="16"/>
+                <w:szCs w:val="16"/>
+              </w:rPr>
+              <w:lastRenderedPageBreak/>
+              <w:t>oa.name).oclIsUndefined())]</w:t>
             </w:r>
             <w:r>
               <w:rPr>
                 <w:rFonts w:asciiTheme="minorHAnsi" w:eastAsia="SimHei" w:hAnsiTheme="minorHAnsi" w:cs="Times New Roman"/>
-                <w:color w:val="7030A0"/>
-                <w:sz w:val="16"/>
-                <w:szCs w:val="16"/>
-              </w:rPr>
-              <w:t xml:space="preserve">[if (not </w:t>
-            </w:r>
-            <w:proofErr w:type="spellStart"/>
-            <w:r>
-              <w:rPr>
-                <w:rFonts w:asciiTheme="minorHAnsi" w:eastAsia="SimHei" w:hAnsiTheme="minorHAnsi" w:cs="Times New Roman"/>
-                <w:color w:val="7030A0"/>
-                <w:sz w:val="16"/>
-                <w:szCs w:val="16"/>
-              </w:rPr>
-              <w:t>p.getValue</w:t>
-            </w:r>
-            <w:proofErr w:type="spellEnd"/>
-            <w:r>
-              <w:rPr>
-                <w:rFonts w:asciiTheme="minorHAnsi" w:eastAsia="SimHei" w:hAnsiTheme="minorHAnsi" w:cs="Times New Roman"/>
-                <w:color w:val="7030A0"/>
-                <w:sz w:val="16"/>
-                <w:szCs w:val="16"/>
-              </w:rPr>
-              <w:t>(</w:t>
-            </w:r>
-            <w:proofErr w:type="spellStart"/>
-            <w:r>
-              <w:rPr>
-                <w:rFonts w:asciiTheme="minorHAnsi" w:eastAsia="SimHei" w:hAnsiTheme="minorHAnsi" w:cs="Times New Roman"/>
-                <w:color w:val="7030A0"/>
-                <w:sz w:val="16"/>
-                <w:szCs w:val="16"/>
-              </w:rPr>
-              <w:t>st</w:t>
-            </w:r>
-            <w:proofErr w:type="spellEnd"/>
-            <w:r>
-              <w:rPr>
-                <w:rFonts w:asciiTheme="minorHAnsi" w:eastAsia="SimHei" w:hAnsiTheme="minorHAnsi" w:cs="Times New Roman"/>
-                <w:color w:val="7030A0"/>
-                <w:sz w:val="16"/>
-                <w:szCs w:val="16"/>
-              </w:rPr>
-              <w:t xml:space="preserve">, </w:t>
-            </w:r>
-            <w:r>
-              <w:rPr>
-                <w:rFonts w:asciiTheme="minorHAnsi" w:eastAsia="SimHei" w:hAnsiTheme="minorHAnsi" w:cs="Times New Roman"/>
-                <w:color w:val="7030A0"/>
-                <w:sz w:val="16"/>
-                <w:szCs w:val="16"/>
-              </w:rPr>
-              <w:lastRenderedPageBreak/>
-              <w:t>oa.name).</w:t>
-            </w:r>
-            <w:proofErr w:type="spellStart"/>
-            <w:r>
-              <w:rPr>
-                <w:rFonts w:asciiTheme="minorHAnsi" w:eastAsia="SimHei" w:hAnsiTheme="minorHAnsi" w:cs="Times New Roman"/>
-                <w:color w:val="7030A0"/>
-                <w:sz w:val="16"/>
-                <w:szCs w:val="16"/>
-              </w:rPr>
-              <w:t>oclIsUndefined</w:t>
-            </w:r>
-            <w:proofErr w:type="spellEnd"/>
-            <w:r>
-              <w:rPr>
-                <w:rFonts w:asciiTheme="minorHAnsi" w:eastAsia="SimHei" w:hAnsiTheme="minorHAnsi" w:cs="Times New Roman"/>
-                <w:color w:val="7030A0"/>
-                <w:sz w:val="16"/>
-                <w:szCs w:val="16"/>
-              </w:rPr>
-              <w:t>())]</w:t>
-            </w:r>
-            <w:r>
-              <w:rPr>
-                <w:rFonts w:asciiTheme="minorHAnsi" w:eastAsia="SimHei" w:hAnsiTheme="minorHAnsi" w:cs="Times New Roman"/>
-                <w:sz w:val="16"/>
-                <w:szCs w:val="16"/>
-              </w:rPr>
-              <w:t>[</w:t>
-            </w:r>
-            <w:proofErr w:type="spellStart"/>
-            <w:r>
-              <w:rPr>
-                <w:rFonts w:asciiTheme="minorHAnsi" w:eastAsia="SimHei" w:hAnsiTheme="minorHAnsi" w:cs="Times New Roman"/>
-                <w:sz w:val="16"/>
-                <w:szCs w:val="16"/>
-              </w:rPr>
-              <w:t>p.getValue</w:t>
-            </w:r>
-            <w:proofErr w:type="spellEnd"/>
-            <w:r>
-              <w:rPr>
-                <w:rFonts w:asciiTheme="minorHAnsi" w:eastAsia="SimHei" w:hAnsiTheme="minorHAnsi" w:cs="Times New Roman"/>
-                <w:sz w:val="16"/>
-                <w:szCs w:val="16"/>
-              </w:rPr>
-              <w:t>(</w:t>
-            </w:r>
-            <w:proofErr w:type="spellStart"/>
-            <w:r>
-              <w:rPr>
-                <w:rFonts w:asciiTheme="minorHAnsi" w:eastAsia="SimHei" w:hAnsiTheme="minorHAnsi" w:cs="Times New Roman"/>
-                <w:sz w:val="16"/>
-                <w:szCs w:val="16"/>
-              </w:rPr>
-              <w:t>st</w:t>
-            </w:r>
-            <w:proofErr w:type="spellEnd"/>
-            <w:r>
-              <w:rPr>
-                <w:rFonts w:asciiTheme="minorHAnsi" w:eastAsia="SimHei" w:hAnsiTheme="minorHAnsi" w:cs="Times New Roman"/>
-                <w:sz w:val="16"/>
-                <w:szCs w:val="16"/>
-              </w:rPr>
-              <w:t>, oa.name).</w:t>
-            </w:r>
-            <w:proofErr w:type="spellStart"/>
-            <w:r>
-              <w:rPr>
-                <w:rFonts w:asciiTheme="minorHAnsi" w:eastAsia="SimHei" w:hAnsiTheme="minorHAnsi" w:cs="Times New Roman"/>
-                <w:sz w:val="16"/>
-                <w:szCs w:val="16"/>
-              </w:rPr>
-              <w:t>oclAsType</w:t>
-            </w:r>
-            <w:proofErr w:type="spellEnd"/>
-            <w:r>
-              <w:rPr>
-                <w:rFonts w:asciiTheme="minorHAnsi" w:eastAsia="SimHei" w:hAnsiTheme="minorHAnsi" w:cs="Times New Roman"/>
-                <w:sz w:val="16"/>
-                <w:szCs w:val="16"/>
-              </w:rPr>
-              <w:t>(String)/]</w:t>
+                <w:sz w:val="16"/>
+                <w:szCs w:val="16"/>
+              </w:rPr>
+              <w:t>[p.getValue(st, oa.name).oclAsType(String)/]</w:t>
             </w:r>
             <w:r>
               <w:rPr>
@@ -5832,107 +4033,15 @@
                 <w:sz w:val="16"/>
                 <w:szCs w:val="16"/>
               </w:rPr>
-              <w:t xml:space="preserve">[if </w:t>
-            </w:r>
-            <w:proofErr w:type="spellStart"/>
+              <w:t>[if oa.name.contains('support')]</w:t>
+            </w:r>
             <w:r>
               <w:rPr>
                 <w:rFonts w:asciiTheme="minorHAnsi" w:eastAsia="SimHei" w:hAnsiTheme="minorHAnsi" w:cs="Times New Roman"/>
-                <w:color w:val="7030A0"/>
-                <w:sz w:val="16"/>
-                <w:szCs w:val="16"/>
-              </w:rPr>
-              <w:t>oa.name.contains</w:t>
-            </w:r>
-            <w:proofErr w:type="spellEnd"/>
-            <w:r>
-              <w:rPr>
-                <w:rFonts w:asciiTheme="minorHAnsi" w:eastAsia="SimHei" w:hAnsiTheme="minorHAnsi" w:cs="Times New Roman"/>
-                <w:color w:val="7030A0"/>
-                <w:sz w:val="16"/>
-                <w:szCs w:val="16"/>
-              </w:rPr>
-              <w:t>('support')]</w:t>
-            </w:r>
-            <w:r>
-              <w:rPr>
-                <w:rFonts w:asciiTheme="minorHAnsi" w:eastAsia="SimHei" w:hAnsiTheme="minorHAnsi" w:cs="Times New Roman"/>
-                <w:sz w:val="16"/>
-                <w:szCs w:val="16"/>
-              </w:rPr>
-              <w:t>support: [</w:t>
-            </w:r>
-            <w:proofErr w:type="spellStart"/>
-            <w:r>
-              <w:rPr>
-                <w:rFonts w:asciiTheme="minorHAnsi" w:eastAsia="SimHei" w:hAnsiTheme="minorHAnsi" w:cs="Times New Roman"/>
-                <w:sz w:val="16"/>
-                <w:szCs w:val="16"/>
-              </w:rPr>
-              <w:t>p.getValue</w:t>
-            </w:r>
-            <w:proofErr w:type="spellEnd"/>
-            <w:r>
-              <w:rPr>
-                <w:rFonts w:asciiTheme="minorHAnsi" w:eastAsia="SimHei" w:hAnsiTheme="minorHAnsi" w:cs="Times New Roman"/>
-                <w:sz w:val="16"/>
-                <w:szCs w:val="16"/>
-              </w:rPr>
-              <w:t>(</w:t>
-            </w:r>
-            <w:proofErr w:type="spellStart"/>
-            <w:r>
-              <w:rPr>
-                <w:rFonts w:asciiTheme="minorHAnsi" w:eastAsia="SimHei" w:hAnsiTheme="minorHAnsi" w:cs="Times New Roman"/>
-                <w:sz w:val="16"/>
-                <w:szCs w:val="16"/>
-              </w:rPr>
-              <w:t>st</w:t>
-            </w:r>
-            <w:proofErr w:type="spellEnd"/>
-            <w:r>
-              <w:rPr>
-                <w:rFonts w:asciiTheme="minorHAnsi" w:eastAsia="SimHei" w:hAnsiTheme="minorHAnsi" w:cs="Times New Roman"/>
-                <w:sz w:val="16"/>
-                <w:szCs w:val="16"/>
-              </w:rPr>
-              <w:t>, oa.name).</w:t>
-            </w:r>
-            <w:proofErr w:type="spellStart"/>
-            <w:r>
-              <w:rPr>
-                <w:rFonts w:asciiTheme="minorHAnsi" w:eastAsia="SimHei" w:hAnsiTheme="minorHAnsi" w:cs="Times New Roman"/>
-                <w:sz w:val="16"/>
-                <w:szCs w:val="16"/>
-              </w:rPr>
-              <w:t>oclAsType</w:t>
-            </w:r>
-            <w:proofErr w:type="spellEnd"/>
-            <w:r>
-              <w:rPr>
-                <w:rFonts w:asciiTheme="minorHAnsi" w:eastAsia="SimHei" w:hAnsiTheme="minorHAnsi" w:cs="Times New Roman"/>
-                <w:sz w:val="16"/>
-                <w:szCs w:val="16"/>
-              </w:rPr>
-              <w:t>(</w:t>
-            </w:r>
-            <w:proofErr w:type="spellStart"/>
-            <w:r>
-              <w:rPr>
-                <w:rFonts w:asciiTheme="minorHAnsi" w:eastAsia="SimHei" w:hAnsiTheme="minorHAnsi" w:cs="Times New Roman"/>
-                <w:sz w:val="16"/>
-                <w:szCs w:val="16"/>
-              </w:rPr>
-              <w:t>EnumerationLiteral</w:t>
-            </w:r>
-            <w:proofErr w:type="spellEnd"/>
-            <w:r>
-              <w:rPr>
-                <w:rFonts w:asciiTheme="minorHAnsi" w:eastAsia="SimHei" w:hAnsiTheme="minorHAnsi" w:cs="Times New Roman"/>
-                <w:sz w:val="16"/>
-                <w:szCs w:val="16"/>
-              </w:rPr>
-              <w:t>).name/]</w:t>
+                <w:sz w:val="16"/>
+                <w:szCs w:val="16"/>
+              </w:rPr>
+              <w:t>support: [p.getValue(st, oa.name).oclAsType(EnumerationLiteral).name/]</w:t>
             </w:r>
           </w:p>
           <w:p>
@@ -5981,149 +4090,15 @@
                 <w:sz w:val="16"/>
                 <w:szCs w:val="16"/>
               </w:rPr>
-              <w:t xml:space="preserve">[if </w:t>
-            </w:r>
-            <w:proofErr w:type="spellStart"/>
+              <w:t>[if oa.name.contains('condition')][if (not p.getValue(st, oa.name).oclIsUndefined())]</w:t>
+            </w:r>
             <w:r>
               <w:rPr>
                 <w:rFonts w:asciiTheme="minorHAnsi" w:eastAsia="SimHei" w:hAnsiTheme="minorHAnsi" w:cs="Times New Roman"/>
-                <w:color w:val="7030A0"/>
-                <w:sz w:val="16"/>
-                <w:szCs w:val="16"/>
-              </w:rPr>
-              <w:t>oa.name.contains</w:t>
-            </w:r>
-            <w:proofErr w:type="spellEnd"/>
-            <w:r>
-              <w:rPr>
-                <w:rFonts w:asciiTheme="minorHAnsi" w:eastAsia="SimHei" w:hAnsiTheme="minorHAnsi" w:cs="Times New Roman"/>
-                <w:color w:val="7030A0"/>
-                <w:sz w:val="16"/>
-                <w:szCs w:val="16"/>
-              </w:rPr>
-              <w:t xml:space="preserve">('condition')][if (not </w:t>
-            </w:r>
-            <w:proofErr w:type="spellStart"/>
-            <w:r>
-              <w:rPr>
-                <w:rFonts w:asciiTheme="minorHAnsi" w:eastAsia="SimHei" w:hAnsiTheme="minorHAnsi" w:cs="Times New Roman"/>
-                <w:color w:val="7030A0"/>
-                <w:sz w:val="16"/>
-                <w:szCs w:val="16"/>
-              </w:rPr>
-              <w:t>p.getValue</w:t>
-            </w:r>
-            <w:proofErr w:type="spellEnd"/>
-            <w:r>
-              <w:rPr>
-                <w:rFonts w:asciiTheme="minorHAnsi" w:eastAsia="SimHei" w:hAnsiTheme="minorHAnsi" w:cs="Times New Roman"/>
-                <w:color w:val="7030A0"/>
-                <w:sz w:val="16"/>
-                <w:szCs w:val="16"/>
-              </w:rPr>
-              <w:t>(</w:t>
-            </w:r>
-            <w:proofErr w:type="spellStart"/>
-            <w:r>
-              <w:rPr>
-                <w:rFonts w:asciiTheme="minorHAnsi" w:eastAsia="SimHei" w:hAnsiTheme="minorHAnsi" w:cs="Times New Roman"/>
-                <w:color w:val="7030A0"/>
-                <w:sz w:val="16"/>
-                <w:szCs w:val="16"/>
-              </w:rPr>
-              <w:t>st</w:t>
-            </w:r>
-            <w:proofErr w:type="spellEnd"/>
-            <w:r>
-              <w:rPr>
-                <w:rFonts w:asciiTheme="minorHAnsi" w:eastAsia="SimHei" w:hAnsiTheme="minorHAnsi" w:cs="Times New Roman"/>
-                <w:color w:val="7030A0"/>
-                <w:sz w:val="16"/>
-                <w:szCs w:val="16"/>
-              </w:rPr>
-              <w:t>, oa.name).</w:t>
-            </w:r>
-            <w:proofErr w:type="spellStart"/>
-            <w:r>
-              <w:rPr>
-                <w:rFonts w:asciiTheme="minorHAnsi" w:eastAsia="SimHei" w:hAnsiTheme="minorHAnsi" w:cs="Times New Roman"/>
-                <w:color w:val="7030A0"/>
-                <w:sz w:val="16"/>
-                <w:szCs w:val="16"/>
-              </w:rPr>
-              <w:t>oclIsUndefined</w:t>
-            </w:r>
-            <w:proofErr w:type="spellEnd"/>
-            <w:r>
-              <w:rPr>
-                <w:rFonts w:asciiTheme="minorHAnsi" w:eastAsia="SimHei" w:hAnsiTheme="minorHAnsi" w:cs="Times New Roman"/>
-                <w:color w:val="7030A0"/>
-                <w:sz w:val="16"/>
-                <w:szCs w:val="16"/>
-              </w:rPr>
-              <w:t>())]</w:t>
-            </w:r>
-            <w:r>
-              <w:rPr>
-                <w:rFonts w:asciiTheme="minorHAnsi" w:eastAsia="SimHei" w:hAnsiTheme="minorHAnsi" w:cs="Times New Roman"/>
-                <w:sz w:val="16"/>
-                <w:szCs w:val="16"/>
-              </w:rPr>
-              <w:t>condition:[</w:t>
-            </w:r>
-            <w:proofErr w:type="spellStart"/>
-            <w:r>
-              <w:rPr>
-                <w:rFonts w:asciiTheme="minorHAnsi" w:eastAsia="SimHei" w:hAnsiTheme="minorHAnsi" w:cs="Times New Roman"/>
-                <w:sz w:val="16"/>
-                <w:szCs w:val="16"/>
-              </w:rPr>
-              <w:t>p.getValue</w:t>
-            </w:r>
-            <w:proofErr w:type="spellEnd"/>
-            <w:r>
-              <w:rPr>
-                <w:rFonts w:asciiTheme="minorHAnsi" w:eastAsia="SimHei" w:hAnsiTheme="minorHAnsi" w:cs="Times New Roman"/>
-                <w:sz w:val="16"/>
-                <w:szCs w:val="16"/>
-              </w:rPr>
-              <w:t>(</w:t>
-            </w:r>
-            <w:proofErr w:type="spellStart"/>
-            <w:r>
-              <w:rPr>
-                <w:rFonts w:asciiTheme="minorHAnsi" w:eastAsia="SimHei" w:hAnsiTheme="minorHAnsi" w:cs="Times New Roman"/>
-                <w:sz w:val="16"/>
-                <w:szCs w:val="16"/>
-              </w:rPr>
-              <w:t>st</w:t>
-            </w:r>
-            <w:proofErr w:type="spellEnd"/>
-            <w:r>
-              <w:rPr>
-                <w:rFonts w:asciiTheme="minorHAnsi" w:eastAsia="SimHei" w:hAnsiTheme="minorHAnsi" w:cs="Times New Roman"/>
-                <w:sz w:val="16"/>
-                <w:szCs w:val="16"/>
-              </w:rPr>
-              <w:t>, oa.name).</w:t>
-            </w:r>
-            <w:proofErr w:type="spellStart"/>
-            <w:r>
-              <w:rPr>
-                <w:rFonts w:asciiTheme="minorHAnsi" w:eastAsia="SimHei" w:hAnsiTheme="minorHAnsi" w:cs="Times New Roman"/>
-                <w:sz w:val="16"/>
-                <w:szCs w:val="16"/>
-              </w:rPr>
-              <w:t>oclAsType</w:t>
-            </w:r>
-            <w:proofErr w:type="spellEnd"/>
-            <w:r>
-              <w:rPr>
-                <w:rFonts w:asciiTheme="minorHAnsi" w:eastAsia="SimHei" w:hAnsiTheme="minorHAnsi" w:cs="Times New Roman"/>
-                <w:sz w:val="16"/>
-                <w:szCs w:val="16"/>
-              </w:rPr>
-              <w:t>(String)/]</w:t>
+                <w:sz w:val="16"/>
+                <w:szCs w:val="16"/>
+              </w:rPr>
+              <w:t>condition:[p.getValue(st, oa.name).oclAsType(String)/]</w:t>
             </w:r>
             <w:r>
               <w:rPr>
@@ -6422,51 +4397,7 @@
                 <w:lang w:eastAsia="ja-JP"/>
               </w:rPr>
               <w:lastRenderedPageBreak/>
-              <w:t>[for (</w:t>
-            </w:r>
-            <w:proofErr w:type="spellStart"/>
-            <w:r>
-              <w:rPr>
-                <w:rFonts w:asciiTheme="minorHAnsi" w:eastAsia="SimHei" w:hAnsiTheme="minorHAnsi" w:cs="Times New Roman"/>
-                <w:color w:val="7030A0"/>
-                <w:sz w:val="16"/>
-                <w:szCs w:val="16"/>
-                <w:lang w:eastAsia="ja-JP"/>
-              </w:rPr>
-              <w:t>c:Comment</w:t>
-            </w:r>
-            <w:proofErr w:type="spellEnd"/>
-            <w:r>
-              <w:rPr>
-                <w:rFonts w:asciiTheme="minorHAnsi" w:eastAsia="SimHei" w:hAnsiTheme="minorHAnsi" w:cs="Times New Roman"/>
-                <w:color w:val="7030A0"/>
-                <w:sz w:val="16"/>
-                <w:szCs w:val="16"/>
-                <w:lang w:eastAsia="ja-JP"/>
-              </w:rPr>
-              <w:t xml:space="preserve"> | </w:t>
-            </w:r>
-            <w:proofErr w:type="spellStart"/>
-            <w:r>
-              <w:rPr>
-                <w:rFonts w:asciiTheme="minorHAnsi" w:eastAsia="SimHei" w:hAnsiTheme="minorHAnsi" w:cs="Times New Roman"/>
-                <w:color w:val="7030A0"/>
-                <w:sz w:val="16"/>
-                <w:szCs w:val="16"/>
-                <w:lang w:eastAsia="ja-JP"/>
-              </w:rPr>
-              <w:t>p.ownedComment</w:t>
-            </w:r>
-            <w:proofErr w:type="spellEnd"/>
-            <w:r>
-              <w:rPr>
-                <w:rFonts w:asciiTheme="minorHAnsi" w:eastAsia="SimHei" w:hAnsiTheme="minorHAnsi" w:cs="Times New Roman"/>
-                <w:color w:val="7030A0"/>
-                <w:sz w:val="16"/>
-                <w:szCs w:val="16"/>
-                <w:lang w:eastAsia="ja-JP"/>
-              </w:rPr>
-              <w:t>)] &lt;drop/&gt;</w:t>
+              <w:t>[for (c:Comment | p.ownedComment)] &lt;drop/&gt;</w:t>
             </w:r>
           </w:p>
           <w:p>
@@ -6487,29 +4418,7 @@
                 <w:szCs w:val="16"/>
                 <w:lang w:eastAsia="ja-JP"/>
               </w:rPr>
-              <w:t>[c._</w:t>
-            </w:r>
-            <w:proofErr w:type="spellStart"/>
-            <w:r>
-              <w:rPr>
-                <w:rFonts w:asciiTheme="minorHAnsi" w:eastAsia="SimHei" w:hAnsiTheme="minorHAnsi" w:cs="Times New Roman"/>
-                <w:color w:val="141313"/>
-                <w:sz w:val="16"/>
-                <w:szCs w:val="16"/>
-                <w:lang w:eastAsia="ja-JP"/>
-              </w:rPr>
-              <w:t>body.clean</w:t>
-            </w:r>
-            <w:proofErr w:type="spellEnd"/>
-            <w:r>
-              <w:rPr>
-                <w:rFonts w:asciiTheme="minorHAnsi" w:eastAsia="SimHei" w:hAnsiTheme="minorHAnsi" w:cs="Times New Roman"/>
-                <w:color w:val="141313"/>
-                <w:sz w:val="16"/>
-                <w:szCs w:val="16"/>
-                <w:lang w:eastAsia="ja-JP"/>
-              </w:rPr>
-              <w:t>()/]</w:t>
+              <w:t>[c._body.clean()/]</w:t>
             </w:r>
           </w:p>
           <w:p>
@@ -6675,7 +4584,6 @@
         </w:rPr>
         <w:t>[for (</w:t>
       </w:r>
-      <w:proofErr w:type="spellStart"/>
       <w:proofErr w:type="gramStart"/>
       <w:r>
         <w:rPr>
@@ -6684,53 +4592,36 @@
         </w:rPr>
         <w:t>dt:DataType</w:t>
       </w:r>
-      <w:proofErr w:type="spellEnd"/>
       <w:proofErr w:type="gramEnd"/>
       <w:r>
         <w:rPr>
           <w:bCs/>
           <w:color w:val="7030A0"/>
         </w:rPr>
-        <w:t xml:space="preserve"> | </w:t>
-      </w:r>
-      <w:proofErr w:type="spellStart"/>
+        <w:t xml:space="preserve"> | DataType.allInsta</w:t>
+      </w:r>
       <w:r>
         <w:rPr>
           <w:bCs/>
           <w:color w:val="7030A0"/>
         </w:rPr>
-        <w:t>DataType.allInsta</w:t>
-      </w:r>
+        <w:t>nces()-&gt;sortedBy(name)</w:t>
+      </w:r>
+      <w:proofErr w:type="gramStart"/>
       <w:r>
         <w:rPr>
           <w:bCs/>
           <w:color w:val="7030A0"/>
         </w:rPr>
-        <w:t>nces</w:t>
-      </w:r>
-      <w:proofErr w:type="spellEnd"/>
+        <w:t>)]&lt;</w:t>
+      </w:r>
+      <w:proofErr w:type="gramEnd"/>
       <w:r>
         <w:rPr>
           <w:bCs/>
           <w:color w:val="7030A0"/>
         </w:rPr>
-        <w:t>()-&gt;</w:t>
-      </w:r>
-      <w:proofErr w:type="spellStart"/>
-      <w:r>
-        <w:rPr>
-          <w:bCs/>
-          <w:color w:val="7030A0"/>
-        </w:rPr>
-        <w:t>sortedBy</w:t>
-      </w:r>
-      <w:proofErr w:type="spellEnd"/>
-      <w:r>
-        <w:rPr>
-          <w:bCs/>
-          <w:color w:val="7030A0"/>
-        </w:rPr>
-        <w:t>(name))]&lt;drop/&gt;</w:t>
+        <w:t>drop/&gt;</w:t>
       </w:r>
     </w:p>
     <w:p>
@@ -6748,7 +4639,6 @@
         </w:rPr>
         <w:t xml:space="preserve">[if </w:t>
       </w:r>
-      <w:proofErr w:type="spellStart"/>
       <w:proofErr w:type="gramStart"/>
       <w:r>
         <w:rPr>
@@ -6757,14 +4647,29 @@
         </w:rPr>
         <w:t>dt.oclIsTypeOf</w:t>
       </w:r>
-      <w:proofErr w:type="spellEnd"/>
       <w:proofErr w:type="gramEnd"/>
       <w:r>
         <w:rPr>
           <w:bCs/>
           <w:color w:val="7030A0"/>
         </w:rPr>
-        <w:t>(Enumeration)]&lt;drop/&gt;</w:t>
+        <w:t>(Enumeration</w:t>
+      </w:r>
+      <w:proofErr w:type="gramStart"/>
+      <w:r>
+        <w:rPr>
+          <w:bCs/>
+          <w:color w:val="7030A0"/>
+        </w:rPr>
+        <w:t>)]&lt;</w:t>
+      </w:r>
+      <w:proofErr w:type="gramEnd"/>
+      <w:r>
+        <w:rPr>
+          <w:bCs/>
+          <w:color w:val="7030A0"/>
+        </w:rPr>
+        <w:t>drop/&gt;</w:t>
       </w:r>
     </w:p>
     <w:p>
@@ -6790,7 +4695,6 @@
         </w:rPr>
         <w:t>[for (</w:t>
       </w:r>
-      <w:proofErr w:type="spellStart"/>
       <w:proofErr w:type="gramStart"/>
       <w:r>
         <w:rPr>
@@ -6806,7 +4710,6 @@
         </w:rPr>
         <w:t>ment</w:t>
       </w:r>
-      <w:proofErr w:type="spellEnd"/>
       <w:proofErr w:type="gramEnd"/>
       <w:r>
         <w:rPr>
@@ -6815,21 +4718,21 @@
         </w:rPr>
         <w:t xml:space="preserve"> | </w:t>
       </w:r>
-      <w:proofErr w:type="spellStart"/>
+      <w:proofErr w:type="gramStart"/>
       <w:r>
         <w:rPr>
           <w:bCs/>
           <w:color w:val="7030A0"/>
         </w:rPr>
-        <w:t>dt.ownedComment</w:t>
-      </w:r>
-      <w:proofErr w:type="spellEnd"/>
+        <w:t>dt.ownedComment)]&lt;</w:t>
+      </w:r>
+      <w:proofErr w:type="gramEnd"/>
       <w:r>
         <w:rPr>
           <w:bCs/>
           <w:color w:val="7030A0"/>
         </w:rPr>
-        <w:t>)]&lt;drop/&gt;</w:t>
+        <w:t>drop/&gt;</w:t>
       </w:r>
     </w:p>
     <w:p>
@@ -6844,57 +4747,38 @@
         <w:rPr>
           <w:color w:val="7030A0"/>
         </w:rPr>
+        <w:t>&lt;dropEmpty&gt;</w:t>
+      </w:r>
+      <w:r>
+        <w:t>[co._</w:t>
+      </w:r>
+      <w:proofErr w:type="gramStart"/>
+      <w:r>
+        <w:t>body.clean</w:t>
+      </w:r>
+      <w:proofErr w:type="gramEnd"/>
+      <w:r>
+        <w:t>()</w:t>
+      </w:r>
+      <w:proofErr w:type="gramStart"/>
+      <w:r>
+        <w:t>/</w:t>
+      </w:r>
+      <w:r>
+        <w:t>]</w:t>
+      </w:r>
+      <w:r>
+        <w:rPr>
+          <w:color w:val="7030A0"/>
+        </w:rPr>
         <w:t>&lt;</w:t>
       </w:r>
-      <w:proofErr w:type="spellStart"/>
-      <w:r>
-        <w:rPr>
-          <w:color w:val="7030A0"/>
-        </w:rPr>
-        <w:t>dropEmpty</w:t>
-      </w:r>
-      <w:proofErr w:type="spellEnd"/>
-      <w:r>
-        <w:rPr>
-          <w:color w:val="7030A0"/>
-        </w:rPr>
-        <w:t>&gt;</w:t>
-      </w:r>
-      <w:r>
-        <w:t>[co._</w:t>
-      </w:r>
-      <w:proofErr w:type="spellStart"/>
-      <w:proofErr w:type="gramStart"/>
-      <w:r>
-        <w:t>body.clean</w:t>
-      </w:r>
-      <w:proofErr w:type="spellEnd"/>
       <w:proofErr w:type="gramEnd"/>
       <w:r>
-        <w:t>()/</w:t>
-      </w:r>
-      <w:r>
-        <w:t>]</w:t>
-      </w:r>
-      <w:r>
-        <w:rPr>
-          <w:color w:val="7030A0"/>
-        </w:rPr>
-        <w:t>&lt;/</w:t>
-      </w:r>
-      <w:proofErr w:type="spellStart"/>
-      <w:r>
-        <w:rPr>
-          <w:color w:val="7030A0"/>
-        </w:rPr>
-        <w:t>dropEmpty</w:t>
-      </w:r>
-      <w:proofErr w:type="spellEnd"/>
-      <w:r>
-        <w:rPr>
-          <w:color w:val="7030A0"/>
-        </w:rPr>
-        <w:t>&gt;</w:t>
+        <w:rPr>
+          <w:color w:val="7030A0"/>
+        </w:rPr>
+        <w:t>/dropEmpty&gt;</w:t>
       </w:r>
     </w:p>
     <w:p>
@@ -6963,7 +4847,23 @@
           <w:bCs/>
           <w:color w:val="7030A0"/>
         </w:rPr>
-        <w:t>(Enumeration).ownedLiteral)]&lt;drop/&gt;</w:t>
+        <w:t>(Enumeration</w:t>
+      </w:r>
+      <w:proofErr w:type="gramStart"/>
+      <w:r>
+        <w:rPr>
+          <w:bCs/>
+          <w:color w:val="7030A0"/>
+        </w:rPr>
+        <w:t>).ownedLiteral)]&lt;</w:t>
+      </w:r>
+      <w:proofErr w:type="gramEnd"/>
+      <w:r>
+        <w:rPr>
+          <w:bCs/>
+          <w:color w:val="7030A0"/>
+        </w:rPr>
+        <w:t>drop/&gt;</w:t>
       </w:r>
     </w:p>
     <w:p>
@@ -6995,35 +4895,7 @@
         <w:rPr>
           <w:color w:val="7030A0"/>
         </w:rPr>
-        <w:t>[for (</w:t>
-      </w:r>
-      <w:proofErr w:type="spellStart"/>
-      <w:r>
-        <w:rPr>
-          <w:color w:val="7030A0"/>
-        </w:rPr>
-        <w:t>co:Comment</w:t>
-      </w:r>
-      <w:proofErr w:type="spellEnd"/>
-      <w:r>
-        <w:rPr>
-          <w:color w:val="7030A0"/>
-        </w:rPr>
-        <w:t xml:space="preserve"> | </w:t>
-      </w:r>
-      <w:proofErr w:type="spellStart"/>
-      <w:r>
-        <w:rPr>
-          <w:color w:val="7030A0"/>
-        </w:rPr>
-        <w:t>e.ownedComment</w:t>
-      </w:r>
-      <w:proofErr w:type="spellEnd"/>
-      <w:r>
-        <w:rPr>
-          <w:color w:val="7030A0"/>
-        </w:rPr>
-        <w:t xml:space="preserve">)]&lt;drop/&gt; </w:t>
+        <w:t xml:space="preserve">[for (co:Comment | e.ownedComment)]&lt;drop/&gt; </w:t>
       </w:r>
     </w:p>
     <w:p>
@@ -7039,32 +4911,13 @@
         <w:rPr>
           <w:color w:val="7030A0"/>
         </w:rPr>
-        <w:t>&lt;</w:t>
-      </w:r>
-      <w:proofErr w:type="spellStart"/>
-      <w:r>
-        <w:rPr>
-          <w:color w:val="7030A0"/>
-        </w:rPr>
-        <w:t>dropEmpty</w:t>
-      </w:r>
-      <w:proofErr w:type="spellEnd"/>
-      <w:r>
-        <w:rPr>
-          <w:color w:val="7030A0"/>
-        </w:rPr>
-        <w:t>&gt;</w:t>
+        <w:t>&lt;dropEmpty&gt;</w:t>
       </w:r>
       <w:r>
         <w:t>[co._</w:t>
       </w:r>
-      <w:proofErr w:type="spellStart"/>
-      <w:r>
-        <w:t>body.clean</w:t>
-      </w:r>
-      <w:proofErr w:type="spellEnd"/>
-      <w:r>
-        <w:t>()/</w:t>
+      <w:r>
+        <w:t>body.clean()/</w:t>
       </w:r>
       <w:r>
         <w:t>]</w:t>
@@ -7086,21 +4939,7 @@
         <w:rPr>
           <w:color w:val="7030A0"/>
         </w:rPr>
-        <w:t>&lt;/</w:t>
-      </w:r>
-      <w:proofErr w:type="spellStart"/>
-      <w:r>
-        <w:rPr>
-          <w:color w:val="7030A0"/>
-        </w:rPr>
-        <w:t>dropEmpty</w:t>
-      </w:r>
-      <w:proofErr w:type="spellEnd"/>
-      <w:r>
-        <w:rPr>
-          <w:color w:val="7030A0"/>
-        </w:rPr>
-        <w:t>&gt;[/for]&lt;drop/&gt;</w:t>
+        <w:t>&lt;/dropEmpty&gt;[/for]&lt;drop/&gt;</w:t>
       </w:r>
     </w:p>
     <w:p>
@@ -7180,7 +5019,6 @@
         </w:rPr>
         <w:t>[for (</w:t>
       </w:r>
-      <w:proofErr w:type="spellStart"/>
       <w:proofErr w:type="gramStart"/>
       <w:r>
         <w:rPr>
@@ -7188,41 +5026,26 @@
         </w:rPr>
         <w:t>dt:DataType</w:t>
       </w:r>
-      <w:proofErr w:type="spellEnd"/>
       <w:proofErr w:type="gramEnd"/>
       <w:r>
         <w:rPr>
           <w:color w:val="7030A0"/>
         </w:rPr>
-        <w:t xml:space="preserve"> | </w:t>
-      </w:r>
-      <w:proofErr w:type="spellStart"/>
-      <w:r>
-        <w:rPr>
-          <w:color w:val="7030A0"/>
-        </w:rPr>
-        <w:t>DataType.allInstances</w:t>
-      </w:r>
-      <w:proofErr w:type="spellEnd"/>
-      <w:r>
-        <w:rPr>
-          <w:color w:val="7030A0"/>
-        </w:rPr>
-        <w:t>()-&gt;</w:t>
-      </w:r>
-      <w:proofErr w:type="spellStart"/>
-      <w:r>
-        <w:rPr>
-          <w:color w:val="7030A0"/>
-        </w:rPr>
-        <w:t>sortedBy</w:t>
-      </w:r>
-      <w:proofErr w:type="spellEnd"/>
-      <w:r>
-        <w:rPr>
-          <w:color w:val="7030A0"/>
-        </w:rPr>
-        <w:t>(name))]&lt;drop/&gt;</w:t>
+        <w:t xml:space="preserve"> | DataType.allInstances()-&gt;sortedBy(name)</w:t>
+      </w:r>
+      <w:proofErr w:type="gramStart"/>
+      <w:r>
+        <w:rPr>
+          <w:color w:val="7030A0"/>
+        </w:rPr>
+        <w:t>)]&lt;</w:t>
+      </w:r>
+      <w:proofErr w:type="gramEnd"/>
+      <w:r>
+        <w:rPr>
+          <w:color w:val="7030A0"/>
+        </w:rPr>
+        <w:t>drop/&gt;</w:t>
       </w:r>
     </w:p>
     <w:p>
@@ -7238,7 +5061,6 @@
         </w:rPr>
         <w:t xml:space="preserve">[if </w:t>
       </w:r>
-      <w:proofErr w:type="spellStart"/>
       <w:proofErr w:type="gramStart"/>
       <w:r>
         <w:rPr>
@@ -7246,27 +5068,26 @@
         </w:rPr>
         <w:t>dt.oclIsTypeOf</w:t>
       </w:r>
-      <w:proofErr w:type="spellEnd"/>
       <w:proofErr w:type="gramEnd"/>
       <w:r>
         <w:rPr>
           <w:color w:val="7030A0"/>
         </w:rPr>
-        <w:t>(</w:t>
-      </w:r>
-      <w:proofErr w:type="spellStart"/>
-      <w:r>
-        <w:rPr>
-          <w:color w:val="7030A0"/>
-        </w:rPr>
-        <w:t>PrimitiveType</w:t>
-      </w:r>
-      <w:proofErr w:type="spellEnd"/>
-      <w:r>
-        <w:rPr>
-          <w:color w:val="7030A0"/>
-        </w:rPr>
-        <w:t>)]&lt;drop/&gt;</w:t>
+        <w:t>(PrimitiveType</w:t>
+      </w:r>
+      <w:proofErr w:type="gramStart"/>
+      <w:r>
+        <w:rPr>
+          <w:color w:val="7030A0"/>
+        </w:rPr>
+        <w:t>)]&lt;</w:t>
+      </w:r>
+      <w:proofErr w:type="gramEnd"/>
+      <w:r>
+        <w:rPr>
+          <w:color w:val="7030A0"/>
+        </w:rPr>
+        <w:t>drop/&gt;</w:t>
       </w:r>
     </w:p>
     <w:p>
@@ -7290,7 +5111,6 @@
         </w:rPr>
         <w:t>[for (</w:t>
       </w:r>
-      <w:proofErr w:type="spellStart"/>
       <w:proofErr w:type="gramStart"/>
       <w:r>
         <w:rPr>
@@ -7304,7 +5124,6 @@
         </w:rPr>
         <w:t>ment</w:t>
       </w:r>
-      <w:proofErr w:type="spellEnd"/>
       <w:proofErr w:type="gramEnd"/>
       <w:r>
         <w:rPr>
@@ -7312,19 +5131,19 @@
         </w:rPr>
         <w:t xml:space="preserve"> | </w:t>
       </w:r>
-      <w:proofErr w:type="spellStart"/>
-      <w:r>
-        <w:rPr>
-          <w:color w:val="7030A0"/>
-        </w:rPr>
-        <w:t>dt.ownedComment</w:t>
-      </w:r>
-      <w:proofErr w:type="spellEnd"/>
-      <w:r>
-        <w:rPr>
-          <w:color w:val="7030A0"/>
-        </w:rPr>
-        <w:t>)]&lt;drop/&gt;</w:t>
+      <w:proofErr w:type="gramStart"/>
+      <w:r>
+        <w:rPr>
+          <w:color w:val="7030A0"/>
+        </w:rPr>
+        <w:t>dt.ownedComment)]&lt;</w:t>
+      </w:r>
+      <w:proofErr w:type="gramEnd"/>
+      <w:r>
+        <w:rPr>
+          <w:color w:val="7030A0"/>
+        </w:rPr>
+        <w:t>drop/&gt;</w:t>
       </w:r>
     </w:p>
     <w:p>
@@ -7338,57 +5157,38 @@
         <w:rPr>
           <w:color w:val="7030A0"/>
         </w:rPr>
+        <w:t>&lt;dropEmpty&gt;</w:t>
+      </w:r>
+      <w:r>
+        <w:t>[co._</w:t>
+      </w:r>
+      <w:proofErr w:type="gramStart"/>
+      <w:r>
+        <w:t>body.clean</w:t>
+      </w:r>
+      <w:proofErr w:type="gramEnd"/>
+      <w:r>
+        <w:t>()</w:t>
+      </w:r>
+      <w:proofErr w:type="gramStart"/>
+      <w:r>
+        <w:t>/</w:t>
+      </w:r>
+      <w:r>
+        <w:t>]</w:t>
+      </w:r>
+      <w:r>
+        <w:rPr>
+          <w:color w:val="7030A0"/>
+        </w:rPr>
         <w:t>&lt;</w:t>
       </w:r>
-      <w:proofErr w:type="spellStart"/>
-      <w:r>
-        <w:rPr>
-          <w:color w:val="7030A0"/>
-        </w:rPr>
-        <w:t>dropEmpty</w:t>
-      </w:r>
-      <w:proofErr w:type="spellEnd"/>
-      <w:r>
-        <w:rPr>
-          <w:color w:val="7030A0"/>
-        </w:rPr>
-        <w:t>&gt;</w:t>
-      </w:r>
-      <w:r>
-        <w:t>[co._</w:t>
-      </w:r>
-      <w:proofErr w:type="spellStart"/>
-      <w:proofErr w:type="gramStart"/>
-      <w:r>
-        <w:t>body.clean</w:t>
-      </w:r>
-      <w:proofErr w:type="spellEnd"/>
       <w:proofErr w:type="gramEnd"/>
       <w:r>
-        <w:t>()/</w:t>
-      </w:r>
-      <w:r>
-        <w:t>]</w:t>
-      </w:r>
-      <w:r>
-        <w:rPr>
-          <w:color w:val="7030A0"/>
-        </w:rPr>
-        <w:t>&lt;/</w:t>
-      </w:r>
-      <w:proofErr w:type="spellStart"/>
-      <w:r>
-        <w:rPr>
-          <w:color w:val="7030A0"/>
-        </w:rPr>
-        <w:t>dropEmpty</w:t>
-      </w:r>
-      <w:proofErr w:type="spellEnd"/>
-      <w:r>
-        <w:rPr>
-          <w:color w:val="7030A0"/>
-        </w:rPr>
-        <w:t>&gt;</w:t>
+        <w:rPr>
+          <w:color w:val="7030A0"/>
+        </w:rPr>
+        <w:t>/dropEmpty&gt;</w:t>
       </w:r>
     </w:p>
     <w:p>
@@ -7474,29 +5274,7 @@
           <w:sz w:val="20"/>
           <w:szCs w:val="20"/>
         </w:rPr>
-        <w:t>&lt;/</w:t>
-      </w:r>
-      <w:proofErr w:type="spellStart"/>
-      <w:r>
-        <w:rPr>
-          <w:rFonts w:asciiTheme="minorHAnsi" w:hAnsiTheme="minorHAnsi"/>
-          <w:bCs/>
-          <w:color w:val="7030A0"/>
-          <w:sz w:val="20"/>
-          <w:szCs w:val="20"/>
-        </w:rPr>
-        <w:t>gendoc</w:t>
-      </w:r>
-      <w:proofErr w:type="spellEnd"/>
-      <w:r>
-        <w:rPr>
-          <w:rFonts w:asciiTheme="minorHAnsi" w:hAnsiTheme="minorHAnsi"/>
-          <w:bCs/>
-          <w:color w:val="7030A0"/>
-          <w:sz w:val="20"/>
-          <w:szCs w:val="20"/>
-        </w:rPr>
-        <w:t>&gt;&lt;drop/&gt;</w:t>
+        <w:t>&lt;/gendoc&gt;&lt;drop/&gt;</w:t>
       </w:r>
     </w:p>
     <w:sectPr>
@@ -7515,7 +5293,7 @@
 </file>
 
 <file path=word/endnotes.xml><?xml version="1.0" encoding="utf-8"?>
-<w:endnotes xmlns:wpc="http://schemas.microsoft.com/office/word/2010/wordprocessingCanvas" xmlns:cx="http://schemas.microsoft.com/office/drawing/2014/chartex" xmlns:cx1="http://schemas.microsoft.com/office/drawing/2015/9/8/chartex" xmlns:cx2="http://schemas.microsoft.com/office/drawing/2015/10/21/chartex" xmlns:cx3="http://schemas.microsoft.com/office/drawing/2016/5/9/chartex" xmlns:cx4="http://schemas.microsoft.com/office/drawing/2016/5/10/chartex" xmlns:cx5="http://schemas.microsoft.com/office/drawing/2016/5/11/chartex" xmlns:cx6="http://schemas.microsoft.com/office/drawing/2016/5/12/chartex" xmlns:cx7="http://schemas.microsoft.com/office/drawing/2016/5/13/chartex" xmlns:cx8="http://schemas.microsoft.com/office/drawing/2016/5/14/chartex" xmlns:mc="http://schemas.openxmlformats.org/markup-compatibility/2006" xmlns:aink="http://schemas.microsoft.com/office/drawing/2016/ink" xmlns:am3d="http://schemas.microsoft.com/office/drawing/2017/model3d" xmlns:o="urn:schemas-microsoft-com:office:office" xmlns:oel="http://schemas.microsoft.com/office/2019/extlst" xmlns:r="http://schemas.openxmlformats.org/officeDocument/2006/relationships" xmlns:m="http://schemas.openxmlformats.org/officeDocument/2006/math" xmlns:v="urn:schemas-microsoft-com:vml" xmlns:wp14="http://schemas.microsoft.com/office/word/2010/wordprocessingDrawing" xmlns:wp="http://schemas.openxmlformats.org/drawingml/2006/wordprocessingDrawing" xmlns:w10="urn:schemas-microsoft-com:office:word" xmlns:w="http://schemas.openxmlformats.org/wordprocessingml/2006/main" xmlns:w14="http://schemas.microsoft.com/office/word/2010/wordml" xmlns:w15="http://schemas.microsoft.com/office/word/2012/wordml" xmlns:w16cex="http://schemas.microsoft.com/office/word/2018/wordml/cex" xmlns:w16cid="http://schemas.microsoft.com/office/word/2016/wordml/cid" xmlns:w16="http://schemas.microsoft.com/office/word/2018/wordml" xmlns:w16sdtdh="http://schemas.microsoft.com/office/word/2020/wordml/sdtdatahash" xmlns:w16se="http://schemas.microsoft.com/office/word/2015/wordml/symex" xmlns:wpg="http://schemas.microsoft.com/office/word/2010/wordprocessingGroup" xmlns:wpi="http://schemas.microsoft.com/office/word/2010/wordprocessingInk" xmlns:wne="http://schemas.microsoft.com/office/word/2006/wordml" xmlns:wps="http://schemas.microsoft.com/office/word/2010/wordprocessingShape" mc:Ignorable="w14 w15 w16se w16cid w16 w16cex w16sdtdh wp14">
+<w:endnotes xmlns:wpc="http://schemas.microsoft.com/office/word/2010/wordprocessingCanvas" xmlns:cx="http://schemas.microsoft.com/office/drawing/2014/chartex" xmlns:cx1="http://schemas.microsoft.com/office/drawing/2015/9/8/chartex" xmlns:cx2="http://schemas.microsoft.com/office/drawing/2015/10/21/chartex" xmlns:cx3="http://schemas.microsoft.com/office/drawing/2016/5/9/chartex" xmlns:cx4="http://schemas.microsoft.com/office/drawing/2016/5/10/chartex" xmlns:cx5="http://schemas.microsoft.com/office/drawing/2016/5/11/chartex" xmlns:cx6="http://schemas.microsoft.com/office/drawing/2016/5/12/chartex" xmlns:cx7="http://schemas.microsoft.com/office/drawing/2016/5/13/chartex" xmlns:cx8="http://schemas.microsoft.com/office/drawing/2016/5/14/chartex" xmlns:mc="http://schemas.openxmlformats.org/markup-compatibility/2006" xmlns:aink="http://schemas.microsoft.com/office/drawing/2016/ink" xmlns:am3d="http://schemas.microsoft.com/office/drawing/2017/model3d" xmlns:o="urn:schemas-microsoft-com:office:office" xmlns:oel="http://schemas.microsoft.com/office/2019/extlst" xmlns:r="http://schemas.openxmlformats.org/officeDocument/2006/relationships" xmlns:m="http://schemas.openxmlformats.org/officeDocument/2006/math" xmlns:v="urn:schemas-microsoft-com:vml" xmlns:wp14="http://schemas.microsoft.com/office/word/2010/wordprocessingDrawing" xmlns:wp="http://schemas.openxmlformats.org/drawingml/2006/wordprocessingDrawing" xmlns:w10="urn:schemas-microsoft-com:office:word" xmlns:w="http://schemas.openxmlformats.org/wordprocessingml/2006/main" xmlns:w14="http://schemas.microsoft.com/office/word/2010/wordml" xmlns:w15="http://schemas.microsoft.com/office/word/2012/wordml" xmlns:w16cex="http://schemas.microsoft.com/office/word/2018/wordml/cex" xmlns:w16cid="http://schemas.microsoft.com/office/word/2016/wordml/cid" xmlns:w16="http://schemas.microsoft.com/office/word/2018/wordml" xmlns:w16du="http://schemas.microsoft.com/office/word/2023/wordml/word16du" xmlns:w16sdtdh="http://schemas.microsoft.com/office/word/2020/wordml/sdtdatahash" xmlns:w16sdtfl="http://schemas.microsoft.com/office/word/2024/wordml/sdtformatlock" xmlns:w16se="http://schemas.microsoft.com/office/word/2015/wordml/symex" xmlns:wpg="http://schemas.microsoft.com/office/word/2010/wordprocessingGroup" xmlns:wpi="http://schemas.microsoft.com/office/word/2010/wordprocessingInk" xmlns:wne="http://schemas.microsoft.com/office/word/2006/wordml" xmlns:wps="http://schemas.microsoft.com/office/word/2010/wordprocessingShape" mc:Ignorable="w14 w15 w16se w16cid w16 w16cex w16sdtdh w16sdtfl w16du wp14">
   <w:endnote w:type="separator" w:id="-1">
     <w:p>
       <w:r>
@@ -7534,7 +5312,7 @@
 </file>
 
 <file path=word/footer1.xml><?xml version="1.0" encoding="utf-8"?>
-<w:ftr xmlns:wpc="http://schemas.microsoft.com/office/word/2010/wordprocessingCanvas" xmlns:cx="http://schemas.microsoft.com/office/drawing/2014/chartex" xmlns:cx1="http://schemas.microsoft.com/office/drawing/2015/9/8/chartex" xmlns:cx2="http://schemas.microsoft.com/office/drawing/2015/10/21/chartex" xmlns:cx3="http://schemas.microsoft.com/office/drawing/2016/5/9/chartex" xmlns:cx4="http://schemas.microsoft.com/office/drawing/2016/5/10/chartex" xmlns:cx5="http://schemas.microsoft.com/office/drawing/2016/5/11/chartex" xmlns:cx6="http://schemas.microsoft.com/office/drawing/2016/5/12/chartex" xmlns:cx7="http://schemas.microsoft.com/office/drawing/2016/5/13/chartex" xmlns:cx8="http://schemas.microsoft.com/office/drawing/2016/5/14/chartex" xmlns:mc="http://schemas.openxmlformats.org/markup-compatibility/2006" xmlns:aink="http://schemas.microsoft.com/office/drawing/2016/ink" xmlns:am3d="http://schemas.microsoft.com/office/drawing/2017/model3d" xmlns:o="urn:schemas-microsoft-com:office:office" xmlns:oel="http://schemas.microsoft.com/office/2019/extlst" xmlns:r="http://schemas.openxmlformats.org/officeDocument/2006/relationships" xmlns:m="http://schemas.openxmlformats.org/officeDocument/2006/math" xmlns:v="urn:schemas-microsoft-com:vml" xmlns:wp14="http://schemas.microsoft.com/office/word/2010/wordprocessingDrawing" xmlns:wp="http://schemas.openxmlformats.org/drawingml/2006/wordprocessingDrawing" xmlns:w10="urn:schemas-microsoft-com:office:word" xmlns:w="http://schemas.openxmlformats.org/wordprocessingml/2006/main" xmlns:w14="http://schemas.microsoft.com/office/word/2010/wordml" xmlns:w15="http://schemas.microsoft.com/office/word/2012/wordml" xmlns:w16cex="http://schemas.microsoft.com/office/word/2018/wordml/cex" xmlns:w16cid="http://schemas.microsoft.com/office/word/2016/wordml/cid" xmlns:w16="http://schemas.microsoft.com/office/word/2018/wordml" xmlns:w16sdtdh="http://schemas.microsoft.com/office/word/2020/wordml/sdtdatahash" xmlns:w16se="http://schemas.microsoft.com/office/word/2015/wordml/symex" xmlns:wpg="http://schemas.microsoft.com/office/word/2010/wordprocessingGroup" xmlns:wpi="http://schemas.microsoft.com/office/word/2010/wordprocessingInk" xmlns:wne="http://schemas.microsoft.com/office/word/2006/wordml" xmlns:wps="http://schemas.microsoft.com/office/word/2010/wordprocessingShape" mc:Ignorable="w14 w15 w16se w16cid w16 w16cex w16sdtdh wp14">
+<w:ftr xmlns:wpc="http://schemas.microsoft.com/office/word/2010/wordprocessingCanvas" xmlns:cx="http://schemas.microsoft.com/office/drawing/2014/chartex" xmlns:cx1="http://schemas.microsoft.com/office/drawing/2015/9/8/chartex" xmlns:cx2="http://schemas.microsoft.com/office/drawing/2015/10/21/chartex" xmlns:cx3="http://schemas.microsoft.com/office/drawing/2016/5/9/chartex" xmlns:cx4="http://schemas.microsoft.com/office/drawing/2016/5/10/chartex" xmlns:cx5="http://schemas.microsoft.com/office/drawing/2016/5/11/chartex" xmlns:cx6="http://schemas.microsoft.com/office/drawing/2016/5/12/chartex" xmlns:cx7="http://schemas.microsoft.com/office/drawing/2016/5/13/chartex" xmlns:cx8="http://schemas.microsoft.com/office/drawing/2016/5/14/chartex" xmlns:mc="http://schemas.openxmlformats.org/markup-compatibility/2006" xmlns:aink="http://schemas.microsoft.com/office/drawing/2016/ink" xmlns:am3d="http://schemas.microsoft.com/office/drawing/2017/model3d" xmlns:o="urn:schemas-microsoft-com:office:office" xmlns:oel="http://schemas.microsoft.com/office/2019/extlst" xmlns:r="http://schemas.openxmlformats.org/officeDocument/2006/relationships" xmlns:m="http://schemas.openxmlformats.org/officeDocument/2006/math" xmlns:v="urn:schemas-microsoft-com:vml" xmlns:wp14="http://schemas.microsoft.com/office/word/2010/wordprocessingDrawing" xmlns:wp="http://schemas.openxmlformats.org/drawingml/2006/wordprocessingDrawing" xmlns:w10="urn:schemas-microsoft-com:office:word" xmlns:w="http://schemas.openxmlformats.org/wordprocessingml/2006/main" xmlns:w14="http://schemas.microsoft.com/office/word/2010/wordml" xmlns:w15="http://schemas.microsoft.com/office/word/2012/wordml" xmlns:w16cex="http://schemas.microsoft.com/office/word/2018/wordml/cex" xmlns:w16cid="http://schemas.microsoft.com/office/word/2016/wordml/cid" xmlns:w16="http://schemas.microsoft.com/office/word/2018/wordml" xmlns:w16du="http://schemas.microsoft.com/office/word/2023/wordml/word16du" xmlns:w16sdtdh="http://schemas.microsoft.com/office/word/2020/wordml/sdtdatahash" xmlns:w16sdtfl="http://schemas.microsoft.com/office/word/2024/wordml/sdtformatlock" xmlns:w16se="http://schemas.microsoft.com/office/word/2015/wordml/symex" xmlns:wpg="http://schemas.microsoft.com/office/word/2010/wordprocessingGroup" xmlns:wpi="http://schemas.microsoft.com/office/word/2010/wordprocessingInk" xmlns:wne="http://schemas.microsoft.com/office/word/2006/wordml" xmlns:wps="http://schemas.microsoft.com/office/word/2010/wordprocessingShape" mc:Ignorable="w14 w15 w16se w16cid w16 w16cex w16sdtdh w16sdtfl w16du wp14">
   <w:p>
     <w:pPr>
       <w:pBdr>
@@ -7604,7 +5382,7 @@
 </file>
 
 <file path=word/footnotes.xml><?xml version="1.0" encoding="utf-8"?>
-<w:footnotes xmlns:wpc="http://schemas.microsoft.com/office/word/2010/wordprocessingCanvas" xmlns:cx="http://schemas.microsoft.com/office/drawing/2014/chartex" xmlns:cx1="http://schemas.microsoft.com/office/drawing/2015/9/8/chartex" xmlns:cx2="http://schemas.microsoft.com/office/drawing/2015/10/21/chartex" xmlns:cx3="http://schemas.microsoft.com/office/drawing/2016/5/9/chartex" xmlns:cx4="http://schemas.microsoft.com/office/drawing/2016/5/10/chartex" xmlns:cx5="http://schemas.microsoft.com/office/drawing/2016/5/11/chartex" xmlns:cx6="http://schemas.microsoft.com/office/drawing/2016/5/12/chartex" xmlns:cx7="http://schemas.microsoft.com/office/drawing/2016/5/13/chartex" xmlns:cx8="http://schemas.microsoft.com/office/drawing/2016/5/14/chartex" xmlns:mc="http://schemas.openxmlformats.org/markup-compatibility/2006" xmlns:aink="http://schemas.microsoft.com/office/drawing/2016/ink" xmlns:am3d="http://schemas.microsoft.com/office/drawing/2017/model3d" xmlns:o="urn:schemas-microsoft-com:office:office" xmlns:oel="http://schemas.microsoft.com/office/2019/extlst" xmlns:r="http://schemas.openxmlformats.org/officeDocument/2006/relationships" xmlns:m="http://schemas.openxmlformats.org/officeDocument/2006/math" xmlns:v="urn:schemas-microsoft-com:vml" xmlns:wp14="http://schemas.microsoft.com/office/word/2010/wordprocessingDrawing" xmlns:wp="http://schemas.openxmlformats.org/drawingml/2006/wordprocessingDrawing" xmlns:w10="urn:schemas-microsoft-com:office:word" xmlns:w="http://schemas.openxmlformats.org/wordprocessingml/2006/main" xmlns:w14="http://schemas.microsoft.com/office/word/2010/wordml" xmlns:w15="http://schemas.microsoft.com/office/word/2012/wordml" xmlns:w16cex="http://schemas.microsoft.com/office/word/2018/wordml/cex" xmlns:w16cid="http://schemas.microsoft.com/office/word/2016/wordml/cid" xmlns:w16="http://schemas.microsoft.com/office/word/2018/wordml" xmlns:w16sdtdh="http://schemas.microsoft.com/office/word/2020/wordml/sdtdatahash" xmlns:w16se="http://schemas.microsoft.com/office/word/2015/wordml/symex" xmlns:wpg="http://schemas.microsoft.com/office/word/2010/wordprocessingGroup" xmlns:wpi="http://schemas.microsoft.com/office/word/2010/wordprocessingInk" xmlns:wne="http://schemas.microsoft.com/office/word/2006/wordml" xmlns:wps="http://schemas.microsoft.com/office/word/2010/wordprocessingShape" mc:Ignorable="w14 w15 w16se w16cid w16 w16cex w16sdtdh wp14">
+<w:footnotes xmlns:wpc="http://schemas.microsoft.com/office/word/2010/wordprocessingCanvas" xmlns:cx="http://schemas.microsoft.com/office/drawing/2014/chartex" xmlns:cx1="http://schemas.microsoft.com/office/drawing/2015/9/8/chartex" xmlns:cx2="http://schemas.microsoft.com/office/drawing/2015/10/21/chartex" xmlns:cx3="http://schemas.microsoft.com/office/drawing/2016/5/9/chartex" xmlns:cx4="http://schemas.microsoft.com/office/drawing/2016/5/10/chartex" xmlns:cx5="http://schemas.microsoft.com/office/drawing/2016/5/11/chartex" xmlns:cx6="http://schemas.microsoft.com/office/drawing/2016/5/12/chartex" xmlns:cx7="http://schemas.microsoft.com/office/drawing/2016/5/13/chartex" xmlns:cx8="http://schemas.microsoft.com/office/drawing/2016/5/14/chartex" xmlns:mc="http://schemas.openxmlformats.org/markup-compatibility/2006" xmlns:aink="http://schemas.microsoft.com/office/drawing/2016/ink" xmlns:am3d="http://schemas.microsoft.com/office/drawing/2017/model3d" xmlns:o="urn:schemas-microsoft-com:office:office" xmlns:oel="http://schemas.microsoft.com/office/2019/extlst" xmlns:r="http://schemas.openxmlformats.org/officeDocument/2006/relationships" xmlns:m="http://schemas.openxmlformats.org/officeDocument/2006/math" xmlns:v="urn:schemas-microsoft-com:vml" xmlns:wp14="http://schemas.microsoft.com/office/word/2010/wordprocessingDrawing" xmlns:wp="http://schemas.openxmlformats.org/drawingml/2006/wordprocessingDrawing" xmlns:w10="urn:schemas-microsoft-com:office:word" xmlns:w="http://schemas.openxmlformats.org/wordprocessingml/2006/main" xmlns:w14="http://schemas.microsoft.com/office/word/2010/wordml" xmlns:w15="http://schemas.microsoft.com/office/word/2012/wordml" xmlns:w16cex="http://schemas.microsoft.com/office/word/2018/wordml/cex" xmlns:w16cid="http://schemas.microsoft.com/office/word/2016/wordml/cid" xmlns:w16="http://schemas.microsoft.com/office/word/2018/wordml" xmlns:w16du="http://schemas.microsoft.com/office/word/2023/wordml/word16du" xmlns:w16sdtdh="http://schemas.microsoft.com/office/word/2020/wordml/sdtdatahash" xmlns:w16sdtfl="http://schemas.microsoft.com/office/word/2024/wordml/sdtformatlock" xmlns:w16se="http://schemas.microsoft.com/office/word/2015/wordml/symex" xmlns:wpg="http://schemas.microsoft.com/office/word/2010/wordprocessingGroup" xmlns:wpi="http://schemas.microsoft.com/office/word/2010/wordprocessingInk" xmlns:wne="http://schemas.microsoft.com/office/word/2006/wordml" xmlns:wps="http://schemas.microsoft.com/office/word/2010/wordprocessingShape" mc:Ignorable="w14 w15 w16se w16cid w16 w16cex w16sdtdh w16sdtfl w16du wp14">
   <w:footnote w:type="separator" w:id="-1">
     <w:p>
       <w:r>
@@ -7623,7 +5401,7 @@
 </file>
 
 <file path=word/header1.xml><?xml version="1.0" encoding="utf-8"?>
-<w:hdr xmlns:wpc="http://schemas.microsoft.com/office/word/2010/wordprocessingCanvas" xmlns:cx="http://schemas.microsoft.com/office/drawing/2014/chartex" xmlns:cx1="http://schemas.microsoft.com/office/drawing/2015/9/8/chartex" xmlns:cx2="http://schemas.microsoft.com/office/drawing/2015/10/21/chartex" xmlns:cx3="http://schemas.microsoft.com/office/drawing/2016/5/9/chartex" xmlns:cx4="http://schemas.microsoft.com/office/drawing/2016/5/10/chartex" xmlns:cx5="http://schemas.microsoft.com/office/drawing/2016/5/11/chartex" xmlns:cx6="http://schemas.microsoft.com/office/drawing/2016/5/12/chartex" xmlns:cx7="http://schemas.microsoft.com/office/drawing/2016/5/13/chartex" xmlns:cx8="http://schemas.microsoft.com/office/drawing/2016/5/14/chartex" xmlns:mc="http://schemas.openxmlformats.org/markup-compatibility/2006" xmlns:aink="http://schemas.microsoft.com/office/drawing/2016/ink" xmlns:am3d="http://schemas.microsoft.com/office/drawing/2017/model3d" xmlns:o="urn:schemas-microsoft-com:office:office" xmlns:oel="http://schemas.microsoft.com/office/2019/extlst" xmlns:r="http://schemas.openxmlformats.org/officeDocument/2006/relationships" xmlns:m="http://schemas.openxmlformats.org/officeDocument/2006/math" xmlns:v="urn:schemas-microsoft-com:vml" xmlns:wp14="http://schemas.microsoft.com/office/word/2010/wordprocessingDrawing" xmlns:wp="http://schemas.openxmlformats.org/drawingml/2006/wordprocessingDrawing" xmlns:w10="urn:schemas-microsoft-com:office:word" xmlns:w="http://schemas.openxmlformats.org/wordprocessingml/2006/main" xmlns:w14="http://schemas.microsoft.com/office/word/2010/wordml" xmlns:w15="http://schemas.microsoft.com/office/word/2012/wordml" xmlns:w16cex="http://schemas.microsoft.com/office/word/2018/wordml/cex" xmlns:w16cid="http://schemas.microsoft.com/office/word/2016/wordml/cid" xmlns:w16="http://schemas.microsoft.com/office/word/2018/wordml" xmlns:w16sdtdh="http://schemas.microsoft.com/office/word/2020/wordml/sdtdatahash" xmlns:w16se="http://schemas.microsoft.com/office/word/2015/wordml/symex" xmlns:wpg="http://schemas.microsoft.com/office/word/2010/wordprocessingGroup" xmlns:wpi="http://schemas.microsoft.com/office/word/2010/wordprocessingInk" xmlns:wne="http://schemas.microsoft.com/office/word/2006/wordml" xmlns:wps="http://schemas.microsoft.com/office/word/2010/wordprocessingShape" mc:Ignorable="w14 w15 w16se w16cid w16 w16cex w16sdtdh wp14">
+<w:hdr xmlns:wpc="http://schemas.microsoft.com/office/word/2010/wordprocessingCanvas" xmlns:cx="http://schemas.microsoft.com/office/drawing/2014/chartex" xmlns:cx1="http://schemas.microsoft.com/office/drawing/2015/9/8/chartex" xmlns:cx2="http://schemas.microsoft.com/office/drawing/2015/10/21/chartex" xmlns:cx3="http://schemas.microsoft.com/office/drawing/2016/5/9/chartex" xmlns:cx4="http://schemas.microsoft.com/office/drawing/2016/5/10/chartex" xmlns:cx5="http://schemas.microsoft.com/office/drawing/2016/5/11/chartex" xmlns:cx6="http://schemas.microsoft.com/office/drawing/2016/5/12/chartex" xmlns:cx7="http://schemas.microsoft.com/office/drawing/2016/5/13/chartex" xmlns:cx8="http://schemas.microsoft.com/office/drawing/2016/5/14/chartex" xmlns:mc="http://schemas.openxmlformats.org/markup-compatibility/2006" xmlns:aink="http://schemas.microsoft.com/office/drawing/2016/ink" xmlns:am3d="http://schemas.microsoft.com/office/drawing/2017/model3d" xmlns:o="urn:schemas-microsoft-com:office:office" xmlns:oel="http://schemas.microsoft.com/office/2019/extlst" xmlns:r="http://schemas.openxmlformats.org/officeDocument/2006/relationships" xmlns:m="http://schemas.openxmlformats.org/officeDocument/2006/math" xmlns:v="urn:schemas-microsoft-com:vml" xmlns:wp14="http://schemas.microsoft.com/office/word/2010/wordprocessingDrawing" xmlns:wp="http://schemas.openxmlformats.org/drawingml/2006/wordprocessingDrawing" xmlns:w10="urn:schemas-microsoft-com:office:word" xmlns:w="http://schemas.openxmlformats.org/wordprocessingml/2006/main" xmlns:w14="http://schemas.microsoft.com/office/word/2010/wordml" xmlns:w15="http://schemas.microsoft.com/office/word/2012/wordml" xmlns:w16cex="http://schemas.microsoft.com/office/word/2018/wordml/cex" xmlns:w16cid="http://schemas.microsoft.com/office/word/2016/wordml/cid" xmlns:w16="http://schemas.microsoft.com/office/word/2018/wordml" xmlns:w16du="http://schemas.microsoft.com/office/word/2023/wordml/word16du" xmlns:w16sdtdh="http://schemas.microsoft.com/office/word/2020/wordml/sdtdatahash" xmlns:w16sdtfl="http://schemas.microsoft.com/office/word/2024/wordml/sdtformatlock" xmlns:w16se="http://schemas.microsoft.com/office/word/2015/wordml/symex" xmlns:wpg="http://schemas.microsoft.com/office/word/2010/wordprocessingGroup" xmlns:wpi="http://schemas.microsoft.com/office/word/2010/wordprocessingInk" xmlns:wne="http://schemas.microsoft.com/office/word/2006/wordml" xmlns:wps="http://schemas.microsoft.com/office/word/2010/wordprocessingShape" mc:Ignorable="w14 w15 w16se w16cid w16 w16cex w16sdtdh w16sdtfl w16du wp14">
   <w:p>
     <w:pPr>
       <w:pStyle w:val="Kopfzeile"/>
@@ -7652,13 +5430,7 @@
       <w:t>.0.0</w:t>
     </w:r>
     <w:r>
-      <w:t>-ts</w:t>
-    </w:r>
-    <w:r>
-      <w:t>i</w:t>
-    </w:r>
-    <w:r>
-      <w:t>.d.t+gendoc</w:t>
+      <w:t>-ts.d.t+gendoc</w:t>
     </w:r>
     <w:r>
       <w:t>.</w:t>
@@ -7671,7 +5443,7 @@
 </file>
 
 <file path=word/numbering.xml><?xml version="1.0" encoding="utf-8"?>
-<w:numbering xmlns:wpc="http://schemas.microsoft.com/office/word/2010/wordprocessingCanvas" xmlns:cx="http://schemas.microsoft.com/office/drawing/2014/chartex" xmlns:cx1="http://schemas.microsoft.com/office/drawing/2015/9/8/chartex" xmlns:cx2="http://schemas.microsoft.com/office/drawing/2015/10/21/chartex" xmlns:cx3="http://schemas.microsoft.com/office/drawing/2016/5/9/chartex" xmlns:cx4="http://schemas.microsoft.com/office/drawing/2016/5/10/chartex" xmlns:cx5="http://schemas.microsoft.com/office/drawing/2016/5/11/chartex" xmlns:cx6="http://schemas.microsoft.com/office/drawing/2016/5/12/chartex" xmlns:cx7="http://schemas.microsoft.com/office/drawing/2016/5/13/chartex" xmlns:cx8="http://schemas.microsoft.com/office/drawing/2016/5/14/chartex" xmlns:mc="http://schemas.openxmlformats.org/markup-compatibility/2006" xmlns:aink="http://schemas.microsoft.com/office/drawing/2016/ink" xmlns:am3d="http://schemas.microsoft.com/office/drawing/2017/model3d" xmlns:o="urn:schemas-microsoft-com:office:office" xmlns:oel="http://schemas.microsoft.com/office/2019/extlst" xmlns:r="http://schemas.openxmlformats.org/officeDocument/2006/relationships" xmlns:m="http://schemas.openxmlformats.org/officeDocument/2006/math" xmlns:v="urn:schemas-microsoft-com:vml" xmlns:wp14="http://schemas.microsoft.com/office/word/2010/wordprocessingDrawing" xmlns:wp="http://schemas.openxmlformats.org/drawingml/2006/wordprocessingDrawing" xmlns:w10="urn:schemas-microsoft-com:office:word" xmlns:w="http://schemas.openxmlformats.org/wordprocessingml/2006/main" xmlns:w14="http://schemas.microsoft.com/office/word/2010/wordml" xmlns:w15="http://schemas.microsoft.com/office/word/2012/wordml" xmlns:w16cex="http://schemas.microsoft.com/office/word/2018/wordml/cex" xmlns:w16cid="http://schemas.microsoft.com/office/word/2016/wordml/cid" xmlns:w16="http://schemas.microsoft.com/office/word/2018/wordml" xmlns:w16sdtdh="http://schemas.microsoft.com/office/word/2020/wordml/sdtdatahash" xmlns:w16se="http://schemas.microsoft.com/office/word/2015/wordml/symex" xmlns:wpg="http://schemas.microsoft.com/office/word/2010/wordprocessingGroup" xmlns:wpi="http://schemas.microsoft.com/office/word/2010/wordprocessingInk" xmlns:wne="http://schemas.microsoft.com/office/word/2006/wordml" xmlns:wps="http://schemas.microsoft.com/office/word/2010/wordprocessingShape" mc:Ignorable="w14 w15 w16se w16cid w16 w16cex w16sdtdh wp14">
+<w:numbering xmlns:wpc="http://schemas.microsoft.com/office/word/2010/wordprocessingCanvas" xmlns:cx="http://schemas.microsoft.com/office/drawing/2014/chartex" xmlns:cx1="http://schemas.microsoft.com/office/drawing/2015/9/8/chartex" xmlns:cx2="http://schemas.microsoft.com/office/drawing/2015/10/21/chartex" xmlns:cx3="http://schemas.microsoft.com/office/drawing/2016/5/9/chartex" xmlns:cx4="http://schemas.microsoft.com/office/drawing/2016/5/10/chartex" xmlns:cx5="http://schemas.microsoft.com/office/drawing/2016/5/11/chartex" xmlns:cx6="http://schemas.microsoft.com/office/drawing/2016/5/12/chartex" xmlns:cx7="http://schemas.microsoft.com/office/drawing/2016/5/13/chartex" xmlns:cx8="http://schemas.microsoft.com/office/drawing/2016/5/14/chartex" xmlns:mc="http://schemas.openxmlformats.org/markup-compatibility/2006" xmlns:aink="http://schemas.microsoft.com/office/drawing/2016/ink" xmlns:am3d="http://schemas.microsoft.com/office/drawing/2017/model3d" xmlns:o="urn:schemas-microsoft-com:office:office" xmlns:oel="http://schemas.microsoft.com/office/2019/extlst" xmlns:r="http://schemas.openxmlformats.org/officeDocument/2006/relationships" xmlns:m="http://schemas.openxmlformats.org/officeDocument/2006/math" xmlns:v="urn:schemas-microsoft-com:vml" xmlns:wp14="http://schemas.microsoft.com/office/word/2010/wordprocessingDrawing" xmlns:wp="http://schemas.openxmlformats.org/drawingml/2006/wordprocessingDrawing" xmlns:w10="urn:schemas-microsoft-com:office:word" xmlns:w="http://schemas.openxmlformats.org/wordprocessingml/2006/main" xmlns:w14="http://schemas.microsoft.com/office/word/2010/wordml" xmlns:w15="http://schemas.microsoft.com/office/word/2012/wordml" xmlns:w16cex="http://schemas.microsoft.com/office/word/2018/wordml/cex" xmlns:w16cid="http://schemas.microsoft.com/office/word/2016/wordml/cid" xmlns:w16="http://schemas.microsoft.com/office/word/2018/wordml" xmlns:w16du="http://schemas.microsoft.com/office/word/2023/wordml/word16du" xmlns:w16sdtdh="http://schemas.microsoft.com/office/word/2020/wordml/sdtdatahash" xmlns:w16sdtfl="http://schemas.microsoft.com/office/word/2024/wordml/sdtformatlock" xmlns:w16se="http://schemas.microsoft.com/office/word/2015/wordml/symex" xmlns:wpg="http://schemas.microsoft.com/office/word/2010/wordprocessingGroup" xmlns:wpi="http://schemas.microsoft.com/office/word/2010/wordprocessingInk" xmlns:wne="http://schemas.microsoft.com/office/word/2006/wordml" xmlns:wps="http://schemas.microsoft.com/office/word/2010/wordprocessingShape" mc:Ignorable="w14 w15 w16se w16cid w16 w16cex w16sdtdh w16sdtfl w16du wp14">
   <w:abstractNum w:abstractNumId="0" w15:restartNumberingAfterBreak="0">
     <w:nsid w:val="FFFFFF7D"/>
     <w:multiLevelType w:val="singleLevel"/>
@@ -9756,7 +7528,7 @@
 </file>
 
 <file path=word/styles.xml><?xml version="1.0" encoding="utf-8"?>
-<w:styles xmlns:mc="http://schemas.openxmlformats.org/markup-compatibility/2006" xmlns:r="http://schemas.openxmlformats.org/officeDocument/2006/relationships" xmlns:w="http://schemas.openxmlformats.org/wordprocessingml/2006/main" xmlns:w14="http://schemas.microsoft.com/office/word/2010/wordml" xmlns:w15="http://schemas.microsoft.com/office/word/2012/wordml" xmlns:w16cex="http://schemas.microsoft.com/office/word/2018/wordml/cex" xmlns:w16cid="http://schemas.microsoft.com/office/word/2016/wordml/cid" xmlns:w16="http://schemas.microsoft.com/office/word/2018/wordml" xmlns:w16sdtdh="http://schemas.microsoft.com/office/word/2020/wordml/sdtdatahash" xmlns:w16se="http://schemas.microsoft.com/office/word/2015/wordml/symex" mc:Ignorable="w14 w15 w16se w16cid w16 w16cex w16sdtdh">
+<w:styles xmlns:mc="http://schemas.openxmlformats.org/markup-compatibility/2006" xmlns:r="http://schemas.openxmlformats.org/officeDocument/2006/relationships" xmlns:w="http://schemas.openxmlformats.org/wordprocessingml/2006/main" xmlns:w14="http://schemas.microsoft.com/office/word/2010/wordml" xmlns:w15="http://schemas.microsoft.com/office/word/2012/wordml" xmlns:w16cex="http://schemas.microsoft.com/office/word/2018/wordml/cex" xmlns:w16cid="http://schemas.microsoft.com/office/word/2016/wordml/cid" xmlns:w16="http://schemas.microsoft.com/office/word/2018/wordml" xmlns:w16du="http://schemas.microsoft.com/office/word/2023/wordml/word16du" xmlns:w16sdtdh="http://schemas.microsoft.com/office/word/2020/wordml/sdtdatahash" xmlns:w16sdtfl="http://schemas.microsoft.com/office/word/2024/wordml/sdtformatlock" xmlns:w16se="http://schemas.microsoft.com/office/word/2015/wordml/symex" mc:Ignorable="w14 w15 w16se w16cid w16 w16cex w16sdtdh w16sdtfl w16du">
   <w:docDefaults>
     <w:rPrDefault>
       <w:rPr>
@@ -12147,4 +9919,10 @@
     <ds:schemaRef ds:uri="http://schemas.openxmlformats.org/officeDocument/2006/bibliography"/>
   </ds:schemaRefs>
 </ds:datastoreItem>
+</file>
+
+<file path=docMetadata/LabelInfo.xml><?xml version="1.0" encoding="utf-8"?>
+<clbl:labelList xmlns:clbl="http://schemas.microsoft.com/office/2020/mipLabelMetadata">
+  <clbl:label id="{4ced55a7-e3ff-412d-8b16-16c16d29a51e}" enabled="1" method="Privileged" siteId="{9744600e-3e04-492e-baa1-25ec245c6f10}" removed="0"/>
+</clbl:labelList>
 </file>